--- a/Task6/Отчет по теме 6.docx
+++ b/Task6/Отчет по теме 6.docx
@@ -907,7 +907,7 @@
           <v:shape id="_x0000_i1025" type="#_x0000_t75" style="width:496.2pt;height:312.6pt" o:ole="">
             <v:imagedata r:id="rId8" o:title=""/>
           </v:shape>
-          <o:OLEObject Type="Embed" ProgID="Visio.Drawing.15" ShapeID="_x0000_i1025" DrawAspect="Content" ObjectID="_1835935238" r:id="rId9"/>
+          <o:OLEObject Type="Embed" ProgID="Visio.Drawing.15" ShapeID="_x0000_i1025" DrawAspect="Content" ObjectID="_1835936104" r:id="rId9"/>
         </w:object>
       </w:r>
     </w:p>
@@ -1667,6 +1667,7 @@
         <w:rPr>
           <w:rFonts w:ascii="Times New Roman" w:hAnsi="Times New Roman"/>
           <w:sz w:val="24"/>
+          <w:lang w:val="en-US"/>
         </w:rPr>
       </w:pPr>
       <w:r>
@@ -1717,13 +1718,2152 @@
     </w:p>
     <w:p>
       <w:pPr>
+        <w:spacing w:after="0" w:line="240" w:lineRule="auto"/>
+        <w:rPr>
+          <w:rFonts w:ascii="Times New Roman" w:hAnsi="Times New Roman"/>
+          <w:sz w:val="24"/>
+          <w:lang w:val="en-US"/>
+        </w:rPr>
+      </w:pPr>
+      <w:r>
+        <w:rPr>
+          <w:rFonts w:ascii="Times New Roman" w:hAnsi="Times New Roman"/>
+          <w:sz w:val="24"/>
+        </w:rPr>
+        <w:t>Класс</w:t>
+      </w:r>
+      <w:r>
+        <w:rPr>
+          <w:rFonts w:ascii="Times New Roman" w:hAnsi="Times New Roman"/>
+          <w:sz w:val="24"/>
+          <w:lang w:val="en-US"/>
+        </w:rPr>
+        <w:t xml:space="preserve"> Theme:</w:t>
+      </w:r>
+    </w:p>
+    <w:p>
+      <w:pPr>
+        <w:pStyle w:val="HTML"/>
+        <w:shd w:val="clear" w:color="auto" w:fill="FFFFFF"/>
+        <w:rPr>
+          <w:color w:val="080808"/>
+        </w:rPr>
+      </w:pPr>
+      <w:r>
+        <w:rPr>
+          <w:color w:val="0033B3"/>
+          <w:lang w:val="en-US"/>
+        </w:rPr>
+        <w:t xml:space="preserve">public class </w:t>
+      </w:r>
+      <w:r>
+        <w:rPr>
+          <w:color w:val="000000"/>
+          <w:lang w:val="en-US"/>
+        </w:rPr>
+        <w:t>Theme</w:t>
+      </w:r>
+      <w:r>
+        <w:rPr>
+          <w:color w:val="000000"/>
+          <w:lang w:val="en-US"/>
+        </w:rPr>
+        <w:br/>
+      </w:r>
+      <w:r>
+        <w:rPr>
+          <w:color w:val="080808"/>
+          <w:lang w:val="en-US"/>
+        </w:rPr>
+        <w:t>{</w:t>
+      </w:r>
+      <w:r>
+        <w:rPr>
+          <w:color w:val="080808"/>
+          <w:lang w:val="en-US"/>
+        </w:rPr>
+        <w:br/>
+        <w:t xml:space="preserve">    [</w:t>
+      </w:r>
+      <w:proofErr w:type="spellStart"/>
+      <w:r>
+        <w:rPr>
+          <w:color w:val="000000"/>
+          <w:lang w:val="en-US"/>
+        </w:rPr>
+        <w:t>XmlElement</w:t>
+      </w:r>
+      <w:proofErr w:type="spellEnd"/>
+      <w:r>
+        <w:rPr>
+          <w:color w:val="080808"/>
+          <w:lang w:val="en-US"/>
+        </w:rPr>
+        <w:t>(</w:t>
+      </w:r>
+      <w:r>
+        <w:rPr>
+          <w:color w:val="067D17"/>
+          <w:lang w:val="en-US"/>
+        </w:rPr>
+        <w:t>"Name"</w:t>
+      </w:r>
+      <w:r>
+        <w:rPr>
+          <w:color w:val="080808"/>
+          <w:lang w:val="en-US"/>
+        </w:rPr>
+        <w:t xml:space="preserve">)] </w:t>
+      </w:r>
+      <w:r>
+        <w:rPr>
+          <w:color w:val="0033B3"/>
+          <w:lang w:val="en-US"/>
+        </w:rPr>
+        <w:t>public string</w:t>
+      </w:r>
+      <w:r>
+        <w:rPr>
+          <w:color w:val="080808"/>
+          <w:lang w:val="en-US"/>
+        </w:rPr>
+        <w:t xml:space="preserve">? </w:t>
+      </w:r>
+      <w:r>
+        <w:rPr>
+          <w:color w:val="871094"/>
+          <w:lang w:val="en-US"/>
+        </w:rPr>
+        <w:t>Name</w:t>
+      </w:r>
+      <w:r>
+        <w:rPr>
+          <w:color w:val="080808"/>
+          <w:lang w:val="en-US"/>
+        </w:rPr>
+        <w:t>;</w:t>
+      </w:r>
+      <w:r>
+        <w:rPr>
+          <w:color w:val="080808"/>
+          <w:lang w:val="en-US"/>
+        </w:rPr>
+        <w:br/>
+        <w:t xml:space="preserve">    [</w:t>
+      </w:r>
+      <w:proofErr w:type="spellStart"/>
+      <w:r>
+        <w:rPr>
+          <w:color w:val="000000"/>
+          <w:lang w:val="en-US"/>
+        </w:rPr>
+        <w:t>XmlElement</w:t>
+      </w:r>
+      <w:proofErr w:type="spellEnd"/>
+      <w:r>
+        <w:rPr>
+          <w:color w:val="080808"/>
+          <w:lang w:val="en-US"/>
+        </w:rPr>
+        <w:t>(</w:t>
+      </w:r>
+      <w:r>
+        <w:rPr>
+          <w:color w:val="067D17"/>
+          <w:lang w:val="en-US"/>
+        </w:rPr>
+        <w:t>"difficulty"</w:t>
+      </w:r>
+      <w:r>
+        <w:rPr>
+          <w:color w:val="080808"/>
+          <w:lang w:val="en-US"/>
+        </w:rPr>
+        <w:t xml:space="preserve">)] </w:t>
+      </w:r>
+      <w:r>
+        <w:rPr>
+          <w:color w:val="080808"/>
+          <w:lang w:val="en-US"/>
+        </w:rPr>
+        <w:br/>
+        <w:t xml:space="preserve">    </w:t>
+      </w:r>
+      <w:r>
+        <w:rPr>
+          <w:color w:val="0033B3"/>
+          <w:lang w:val="en-US"/>
+        </w:rPr>
+        <w:t xml:space="preserve">public </w:t>
+      </w:r>
+      <w:r>
+        <w:rPr>
+          <w:color w:val="000000"/>
+          <w:lang w:val="en-US"/>
+        </w:rPr>
+        <w:t>List</w:t>
+      </w:r>
+      <w:r>
+        <w:rPr>
+          <w:color w:val="080808"/>
+          <w:lang w:val="en-US"/>
+        </w:rPr>
+        <w:t>&lt;</w:t>
+      </w:r>
+      <w:r>
+        <w:rPr>
+          <w:color w:val="000000"/>
+          <w:lang w:val="en-US"/>
+        </w:rPr>
+        <w:t>Difficulty</w:t>
+      </w:r>
+      <w:r>
+        <w:rPr>
+          <w:color w:val="080808"/>
+          <w:lang w:val="en-US"/>
+        </w:rPr>
+        <w:t xml:space="preserve">&gt;? </w:t>
+      </w:r>
+      <w:proofErr w:type="spellStart"/>
+      <w:r>
+        <w:rPr>
+          <w:color w:val="871094"/>
+        </w:rPr>
+        <w:t>Difficulty</w:t>
+      </w:r>
+      <w:proofErr w:type="spellEnd"/>
+      <w:r>
+        <w:rPr>
+          <w:color w:val="080808"/>
+        </w:rPr>
+        <w:t>;</w:t>
+      </w:r>
+      <w:r>
+        <w:rPr>
+          <w:color w:val="080808"/>
+        </w:rPr>
+        <w:br/>
+        <w:t>}</w:t>
+      </w:r>
+    </w:p>
+    <w:p>
+      <w:pPr>
+        <w:spacing w:after="0" w:line="240" w:lineRule="auto"/>
+        <w:rPr>
+          <w:rFonts w:ascii="Times New Roman" w:hAnsi="Times New Roman"/>
+          <w:sz w:val="24"/>
+          <w:lang w:val="en-US"/>
+        </w:rPr>
+      </w:pPr>
+      <w:r>
+        <w:rPr>
+          <w:rFonts w:ascii="Times New Roman" w:hAnsi="Times New Roman"/>
+          <w:sz w:val="24"/>
+        </w:rPr>
+        <w:t xml:space="preserve">Класс </w:t>
+      </w:r>
+      <w:r>
+        <w:rPr>
+          <w:rFonts w:ascii="Times New Roman" w:hAnsi="Times New Roman"/>
+          <w:sz w:val="24"/>
+          <w:lang w:val="en-US"/>
+        </w:rPr>
+        <w:t>Difficulty:</w:t>
+      </w:r>
+    </w:p>
+    <w:p>
+      <w:pPr>
+        <w:pStyle w:val="HTML"/>
+        <w:shd w:val="clear" w:color="auto" w:fill="FFFFFF"/>
+        <w:rPr>
+          <w:color w:val="080808"/>
+          <w:lang w:val="en-US"/>
+        </w:rPr>
+      </w:pPr>
+      <w:r>
+        <w:rPr>
+          <w:color w:val="0033B3"/>
+          <w:lang w:val="en-US"/>
+        </w:rPr>
+        <w:t xml:space="preserve">public class </w:t>
+      </w:r>
+      <w:r>
+        <w:rPr>
+          <w:color w:val="000000"/>
+          <w:lang w:val="en-US"/>
+        </w:rPr>
+        <w:t>Difficulty</w:t>
+      </w:r>
+      <w:r>
+        <w:rPr>
+          <w:color w:val="000000"/>
+          <w:lang w:val="en-US"/>
+        </w:rPr>
+        <w:br/>
+      </w:r>
+      <w:r>
+        <w:rPr>
+          <w:color w:val="080808"/>
+          <w:lang w:val="en-US"/>
+        </w:rPr>
+        <w:t>{</w:t>
+      </w:r>
+      <w:r>
+        <w:rPr>
+          <w:color w:val="080808"/>
+          <w:lang w:val="en-US"/>
+        </w:rPr>
+        <w:br/>
+        <w:t xml:space="preserve">    [</w:t>
+      </w:r>
+      <w:proofErr w:type="spellStart"/>
+      <w:r>
+        <w:rPr>
+          <w:color w:val="000000"/>
+          <w:lang w:val="en-US"/>
+        </w:rPr>
+        <w:t>XmlAttribute</w:t>
+      </w:r>
+      <w:proofErr w:type="spellEnd"/>
+      <w:r>
+        <w:rPr>
+          <w:color w:val="080808"/>
+          <w:lang w:val="en-US"/>
+        </w:rPr>
+        <w:t>(</w:t>
+      </w:r>
+      <w:r>
+        <w:rPr>
+          <w:color w:val="067D17"/>
+          <w:lang w:val="en-US"/>
+        </w:rPr>
+        <w:t>"level"</w:t>
+      </w:r>
+      <w:r>
+        <w:rPr>
+          <w:color w:val="080808"/>
+          <w:lang w:val="en-US"/>
+        </w:rPr>
+        <w:t>)]</w:t>
+      </w:r>
+      <w:r>
+        <w:rPr>
+          <w:color w:val="080808"/>
+          <w:lang w:val="en-US"/>
+        </w:rPr>
+        <w:br/>
+        <w:t xml:space="preserve">    </w:t>
+      </w:r>
+      <w:r>
+        <w:rPr>
+          <w:color w:val="0033B3"/>
+          <w:lang w:val="en-US"/>
+        </w:rPr>
+        <w:t>public string</w:t>
+      </w:r>
+      <w:r>
+        <w:rPr>
+          <w:color w:val="080808"/>
+          <w:lang w:val="en-US"/>
+        </w:rPr>
+        <w:t xml:space="preserve">? </w:t>
+      </w:r>
+      <w:r>
+        <w:rPr>
+          <w:color w:val="871094"/>
+          <w:lang w:val="en-US"/>
+        </w:rPr>
+        <w:t>level</w:t>
+      </w:r>
+      <w:r>
+        <w:rPr>
+          <w:color w:val="080808"/>
+          <w:lang w:val="en-US"/>
+        </w:rPr>
+        <w:t>;</w:t>
+      </w:r>
+      <w:r>
+        <w:rPr>
+          <w:color w:val="080808"/>
+          <w:lang w:val="en-US"/>
+        </w:rPr>
+        <w:br/>
+      </w:r>
+      <w:r>
+        <w:rPr>
+          <w:color w:val="080808"/>
+          <w:lang w:val="en-US"/>
+        </w:rPr>
+        <w:br/>
+        <w:t xml:space="preserve">    [</w:t>
+      </w:r>
+      <w:proofErr w:type="spellStart"/>
+      <w:r>
+        <w:rPr>
+          <w:color w:val="000000"/>
+          <w:lang w:val="en-US"/>
+        </w:rPr>
+        <w:t>XmlAttribute</w:t>
+      </w:r>
+      <w:proofErr w:type="spellEnd"/>
+      <w:r>
+        <w:rPr>
+          <w:color w:val="080808"/>
+          <w:lang w:val="en-US"/>
+        </w:rPr>
+        <w:t>(</w:t>
+      </w:r>
+      <w:r>
+        <w:rPr>
+          <w:color w:val="067D17"/>
+          <w:lang w:val="en-US"/>
+        </w:rPr>
+        <w:t>"questions"</w:t>
+      </w:r>
+      <w:r>
+        <w:rPr>
+          <w:color w:val="080808"/>
+          <w:lang w:val="en-US"/>
+        </w:rPr>
+        <w:t xml:space="preserve">)] </w:t>
+      </w:r>
+      <w:r>
+        <w:rPr>
+          <w:color w:val="080808"/>
+          <w:lang w:val="en-US"/>
+        </w:rPr>
+        <w:br/>
+        <w:t xml:space="preserve">    </w:t>
+      </w:r>
+      <w:r>
+        <w:rPr>
+          <w:color w:val="0033B3"/>
+          <w:lang w:val="en-US"/>
+        </w:rPr>
+        <w:t xml:space="preserve">public int </w:t>
+      </w:r>
+      <w:proofErr w:type="spellStart"/>
+      <w:r>
+        <w:rPr>
+          <w:color w:val="871094"/>
+          <w:lang w:val="en-US"/>
+        </w:rPr>
+        <w:t>questionsAmount</w:t>
+      </w:r>
+      <w:proofErr w:type="spellEnd"/>
+      <w:r>
+        <w:rPr>
+          <w:color w:val="080808"/>
+          <w:lang w:val="en-US"/>
+        </w:rPr>
+        <w:t>;</w:t>
+      </w:r>
+      <w:r>
+        <w:rPr>
+          <w:color w:val="080808"/>
+          <w:lang w:val="en-US"/>
+        </w:rPr>
+        <w:br/>
+        <w:t xml:space="preserve">    </w:t>
+      </w:r>
+      <w:r>
+        <w:rPr>
+          <w:color w:val="080808"/>
+          <w:lang w:val="en-US"/>
+        </w:rPr>
+        <w:br/>
+        <w:t xml:space="preserve">    [</w:t>
+      </w:r>
+      <w:proofErr w:type="spellStart"/>
+      <w:r>
+        <w:rPr>
+          <w:color w:val="000000"/>
+          <w:lang w:val="en-US"/>
+        </w:rPr>
+        <w:t>XmlArray</w:t>
+      </w:r>
+      <w:proofErr w:type="spellEnd"/>
+      <w:r>
+        <w:rPr>
+          <w:color w:val="080808"/>
+          <w:lang w:val="en-US"/>
+        </w:rPr>
+        <w:t>(</w:t>
+      </w:r>
+      <w:r>
+        <w:rPr>
+          <w:color w:val="067D17"/>
+          <w:lang w:val="en-US"/>
+        </w:rPr>
+        <w:t>"questions"</w:t>
+      </w:r>
+      <w:r>
+        <w:rPr>
+          <w:color w:val="080808"/>
+          <w:lang w:val="en-US"/>
+        </w:rPr>
+        <w:t>)]</w:t>
+      </w:r>
+      <w:r>
+        <w:rPr>
+          <w:color w:val="080808"/>
+          <w:lang w:val="en-US"/>
+        </w:rPr>
+        <w:br/>
+        <w:t xml:space="preserve">    [</w:t>
+      </w:r>
+      <w:proofErr w:type="spellStart"/>
+      <w:r>
+        <w:rPr>
+          <w:color w:val="000000"/>
+          <w:lang w:val="en-US"/>
+        </w:rPr>
+        <w:t>XmlArrayItem</w:t>
+      </w:r>
+      <w:proofErr w:type="spellEnd"/>
+      <w:r>
+        <w:rPr>
+          <w:color w:val="080808"/>
+          <w:lang w:val="en-US"/>
+        </w:rPr>
+        <w:t>(</w:t>
+      </w:r>
+      <w:r>
+        <w:rPr>
+          <w:color w:val="067D17"/>
+          <w:lang w:val="en-US"/>
+        </w:rPr>
+        <w:t>"question"</w:t>
+      </w:r>
+      <w:r>
+        <w:rPr>
+          <w:color w:val="080808"/>
+          <w:lang w:val="en-US"/>
+        </w:rPr>
+        <w:t>)]</w:t>
+      </w:r>
+      <w:r>
+        <w:rPr>
+          <w:color w:val="080808"/>
+          <w:lang w:val="en-US"/>
+        </w:rPr>
+        <w:br/>
+        <w:t xml:space="preserve">    </w:t>
+      </w:r>
+      <w:r>
+        <w:rPr>
+          <w:color w:val="0033B3"/>
+          <w:lang w:val="en-US"/>
+        </w:rPr>
+        <w:t xml:space="preserve">public </w:t>
+      </w:r>
+      <w:r>
+        <w:rPr>
+          <w:color w:val="000000"/>
+          <w:lang w:val="en-US"/>
+        </w:rPr>
+        <w:t>List</w:t>
+      </w:r>
+      <w:r>
+        <w:rPr>
+          <w:color w:val="080808"/>
+          <w:lang w:val="en-US"/>
+        </w:rPr>
+        <w:t>&lt;</w:t>
+      </w:r>
+      <w:r>
+        <w:rPr>
+          <w:color w:val="000000"/>
+          <w:lang w:val="en-US"/>
+        </w:rPr>
+        <w:t>Question</w:t>
+      </w:r>
+      <w:r>
+        <w:rPr>
+          <w:color w:val="080808"/>
+          <w:lang w:val="en-US"/>
+        </w:rPr>
+        <w:t xml:space="preserve">&gt;? </w:t>
+      </w:r>
+      <w:r>
+        <w:rPr>
+          <w:color w:val="808080"/>
+          <w:lang w:val="en-US"/>
+        </w:rPr>
+        <w:t>questions</w:t>
+      </w:r>
+      <w:r>
+        <w:rPr>
+          <w:color w:val="080808"/>
+          <w:lang w:val="en-US"/>
+        </w:rPr>
+        <w:t>;</w:t>
+      </w:r>
+      <w:r>
+        <w:rPr>
+          <w:color w:val="080808"/>
+          <w:lang w:val="en-US"/>
+        </w:rPr>
+        <w:br/>
+        <w:t>}</w:t>
+      </w:r>
+    </w:p>
+    <w:p>
+      <w:pPr>
+        <w:rPr>
+          <w:rFonts w:ascii="Courier New" w:eastAsia="Times New Roman" w:hAnsi="Courier New" w:cs="Courier New"/>
+          <w:color w:val="080808"/>
+          <w:sz w:val="20"/>
+          <w:szCs w:val="20"/>
+          <w:lang w:val="en-US"/>
+        </w:rPr>
+      </w:pPr>
+      <w:r>
+        <w:rPr>
+          <w:color w:val="080808"/>
+          <w:lang w:val="en-US"/>
+        </w:rPr>
+        <w:br w:type="page"/>
+      </w:r>
+    </w:p>
+    <w:p>
+      <w:pPr>
+        <w:spacing w:after="0" w:line="240" w:lineRule="auto"/>
+        <w:rPr>
+          <w:rFonts w:ascii="Times New Roman" w:hAnsi="Times New Roman"/>
+          <w:sz w:val="24"/>
+          <w:lang w:val="en-US"/>
+        </w:rPr>
+      </w:pPr>
+      <w:r>
+        <w:rPr>
+          <w:rFonts w:ascii="Times New Roman" w:hAnsi="Times New Roman"/>
+          <w:sz w:val="24"/>
+        </w:rPr>
+        <w:lastRenderedPageBreak/>
+        <w:t xml:space="preserve">Класс </w:t>
+      </w:r>
+      <w:r>
+        <w:rPr>
+          <w:rFonts w:ascii="Times New Roman" w:hAnsi="Times New Roman"/>
+          <w:sz w:val="24"/>
+          <w:lang w:val="en-US"/>
+        </w:rPr>
+        <w:t>Question</w:t>
+      </w:r>
+    </w:p>
+    <w:p>
+      <w:pPr>
+        <w:pStyle w:val="HTML"/>
+        <w:shd w:val="clear" w:color="auto" w:fill="FFFFFF"/>
+        <w:rPr>
+          <w:color w:val="080808"/>
+          <w:lang w:val="en-US"/>
+        </w:rPr>
+      </w:pPr>
+      <w:r>
+        <w:rPr>
+          <w:color w:val="0033B3"/>
+          <w:lang w:val="en-US"/>
+        </w:rPr>
+        <w:t xml:space="preserve">public class </w:t>
+      </w:r>
+      <w:r>
+        <w:rPr>
+          <w:color w:val="000000"/>
+          <w:lang w:val="en-US"/>
+        </w:rPr>
+        <w:t>Question</w:t>
+      </w:r>
+      <w:r>
+        <w:rPr>
+          <w:color w:val="000000"/>
+          <w:lang w:val="en-US"/>
+        </w:rPr>
+        <w:br/>
+      </w:r>
+      <w:r>
+        <w:rPr>
+          <w:color w:val="080808"/>
+          <w:lang w:val="en-US"/>
+        </w:rPr>
+        <w:t>{</w:t>
+      </w:r>
+      <w:r>
+        <w:rPr>
+          <w:color w:val="080808"/>
+          <w:lang w:val="en-US"/>
+        </w:rPr>
+        <w:br/>
+        <w:t xml:space="preserve">    [</w:t>
+      </w:r>
+      <w:proofErr w:type="spellStart"/>
+      <w:r>
+        <w:rPr>
+          <w:color w:val="000000"/>
+          <w:lang w:val="en-US"/>
+        </w:rPr>
+        <w:t>XmlAttribute</w:t>
+      </w:r>
+      <w:proofErr w:type="spellEnd"/>
+      <w:r>
+        <w:rPr>
+          <w:color w:val="080808"/>
+          <w:lang w:val="en-US"/>
+        </w:rPr>
+        <w:t>(</w:t>
+      </w:r>
+      <w:r>
+        <w:rPr>
+          <w:color w:val="067D17"/>
+          <w:lang w:val="en-US"/>
+        </w:rPr>
+        <w:t>"</w:t>
+      </w:r>
+      <w:proofErr w:type="spellStart"/>
+      <w:r>
+        <w:rPr>
+          <w:color w:val="067D17"/>
+          <w:lang w:val="en-US"/>
+        </w:rPr>
+        <w:t>img</w:t>
+      </w:r>
+      <w:proofErr w:type="spellEnd"/>
+      <w:r>
+        <w:rPr>
+          <w:color w:val="067D17"/>
+          <w:lang w:val="en-US"/>
+        </w:rPr>
+        <w:t>"</w:t>
+      </w:r>
+      <w:r>
+        <w:rPr>
+          <w:color w:val="080808"/>
+          <w:lang w:val="en-US"/>
+        </w:rPr>
+        <w:t>)]</w:t>
+      </w:r>
+      <w:r>
+        <w:rPr>
+          <w:color w:val="080808"/>
+          <w:lang w:val="en-US"/>
+        </w:rPr>
+        <w:br/>
+        <w:t xml:space="preserve">    </w:t>
+      </w:r>
+      <w:r>
+        <w:rPr>
+          <w:color w:val="0033B3"/>
+          <w:lang w:val="en-US"/>
+        </w:rPr>
+        <w:t>public string</w:t>
+      </w:r>
+      <w:r>
+        <w:rPr>
+          <w:color w:val="080808"/>
+          <w:lang w:val="en-US"/>
+        </w:rPr>
+        <w:t xml:space="preserve">? </w:t>
+      </w:r>
+      <w:proofErr w:type="spellStart"/>
+      <w:r>
+        <w:rPr>
+          <w:color w:val="871094"/>
+          <w:lang w:val="en-US"/>
+        </w:rPr>
+        <w:t>ImagePath</w:t>
+      </w:r>
+      <w:proofErr w:type="spellEnd"/>
+      <w:r>
+        <w:rPr>
+          <w:color w:val="871094"/>
+          <w:lang w:val="en-US"/>
+        </w:rPr>
+        <w:t xml:space="preserve"> </w:t>
+      </w:r>
+      <w:r>
+        <w:rPr>
+          <w:color w:val="080808"/>
+          <w:lang w:val="en-US"/>
+        </w:rPr>
+        <w:t>{</w:t>
+      </w:r>
+      <w:r>
+        <w:rPr>
+          <w:color w:val="00627A"/>
+          <w:lang w:val="en-US"/>
+        </w:rPr>
+        <w:t>get</w:t>
+      </w:r>
+      <w:r>
+        <w:rPr>
+          <w:color w:val="080808"/>
+          <w:lang w:val="en-US"/>
+        </w:rPr>
+        <w:t xml:space="preserve">; </w:t>
+      </w:r>
+      <w:r>
+        <w:rPr>
+          <w:color w:val="00627A"/>
+          <w:lang w:val="en-US"/>
+        </w:rPr>
+        <w:t>set</w:t>
+      </w:r>
+      <w:r>
+        <w:rPr>
+          <w:color w:val="080808"/>
+          <w:lang w:val="en-US"/>
+        </w:rPr>
+        <w:t>;}</w:t>
+      </w:r>
+      <w:r>
+        <w:rPr>
+          <w:color w:val="080808"/>
+          <w:lang w:val="en-US"/>
+        </w:rPr>
+        <w:br/>
+        <w:t xml:space="preserve">    </w:t>
+      </w:r>
+      <w:r>
+        <w:rPr>
+          <w:color w:val="080808"/>
+          <w:lang w:val="en-US"/>
+        </w:rPr>
+        <w:br/>
+        <w:t xml:space="preserve">    [</w:t>
+      </w:r>
+      <w:proofErr w:type="spellStart"/>
+      <w:r>
+        <w:rPr>
+          <w:color w:val="000000"/>
+          <w:lang w:val="en-US"/>
+        </w:rPr>
+        <w:t>XmlElement</w:t>
+      </w:r>
+      <w:proofErr w:type="spellEnd"/>
+      <w:r>
+        <w:rPr>
+          <w:color w:val="080808"/>
+          <w:lang w:val="en-US"/>
+        </w:rPr>
+        <w:t>(</w:t>
+      </w:r>
+      <w:r>
+        <w:rPr>
+          <w:color w:val="067D17"/>
+          <w:lang w:val="en-US"/>
+        </w:rPr>
+        <w:t>"title"</w:t>
+      </w:r>
+      <w:r>
+        <w:rPr>
+          <w:color w:val="080808"/>
+          <w:lang w:val="en-US"/>
+        </w:rPr>
+        <w:t>)]</w:t>
+      </w:r>
+      <w:r>
+        <w:rPr>
+          <w:color w:val="080808"/>
+          <w:lang w:val="en-US"/>
+        </w:rPr>
+        <w:br/>
+        <w:t xml:space="preserve">    </w:t>
+      </w:r>
+      <w:r>
+        <w:rPr>
+          <w:color w:val="0033B3"/>
+          <w:lang w:val="en-US"/>
+        </w:rPr>
+        <w:t>public string</w:t>
+      </w:r>
+      <w:r>
+        <w:rPr>
+          <w:color w:val="080808"/>
+          <w:lang w:val="en-US"/>
+        </w:rPr>
+        <w:t xml:space="preserve">? </w:t>
+      </w:r>
+      <w:r>
+        <w:rPr>
+          <w:color w:val="871094"/>
+          <w:lang w:val="en-US"/>
+        </w:rPr>
+        <w:t xml:space="preserve">Title </w:t>
+      </w:r>
+      <w:r>
+        <w:rPr>
+          <w:color w:val="080808"/>
+          <w:lang w:val="en-US"/>
+        </w:rPr>
+        <w:t>{</w:t>
+      </w:r>
+      <w:r>
+        <w:rPr>
+          <w:color w:val="00627A"/>
+          <w:lang w:val="en-US"/>
+        </w:rPr>
+        <w:t>get</w:t>
+      </w:r>
+      <w:r>
+        <w:rPr>
+          <w:color w:val="080808"/>
+          <w:lang w:val="en-US"/>
+        </w:rPr>
+        <w:t xml:space="preserve">; </w:t>
+      </w:r>
+      <w:r>
+        <w:rPr>
+          <w:color w:val="00627A"/>
+          <w:lang w:val="en-US"/>
+        </w:rPr>
+        <w:t>set</w:t>
+      </w:r>
+      <w:r>
+        <w:rPr>
+          <w:color w:val="080808"/>
+          <w:lang w:val="en-US"/>
+        </w:rPr>
+        <w:t>;}</w:t>
+      </w:r>
+      <w:r>
+        <w:rPr>
+          <w:color w:val="080808"/>
+          <w:lang w:val="en-US"/>
+        </w:rPr>
+        <w:br/>
+        <w:t xml:space="preserve">    </w:t>
+      </w:r>
+      <w:r>
+        <w:rPr>
+          <w:color w:val="080808"/>
+          <w:lang w:val="en-US"/>
+        </w:rPr>
+        <w:br/>
+        <w:t xml:space="preserve">    [</w:t>
+      </w:r>
+      <w:proofErr w:type="spellStart"/>
+      <w:r>
+        <w:rPr>
+          <w:color w:val="000000"/>
+          <w:lang w:val="en-US"/>
+        </w:rPr>
+        <w:t>XmlArray</w:t>
+      </w:r>
+      <w:proofErr w:type="spellEnd"/>
+      <w:r>
+        <w:rPr>
+          <w:color w:val="080808"/>
+          <w:lang w:val="en-US"/>
+        </w:rPr>
+        <w:t>(</w:t>
+      </w:r>
+      <w:r>
+        <w:rPr>
+          <w:color w:val="067D17"/>
+          <w:lang w:val="en-US"/>
+        </w:rPr>
+        <w:t>"answers"</w:t>
+      </w:r>
+      <w:r>
+        <w:rPr>
+          <w:color w:val="080808"/>
+          <w:lang w:val="en-US"/>
+        </w:rPr>
+        <w:t>)]</w:t>
+      </w:r>
+      <w:r>
+        <w:rPr>
+          <w:color w:val="080808"/>
+          <w:lang w:val="en-US"/>
+        </w:rPr>
+        <w:br/>
+        <w:t xml:space="preserve">    [</w:t>
+      </w:r>
+      <w:proofErr w:type="spellStart"/>
+      <w:r>
+        <w:rPr>
+          <w:color w:val="000000"/>
+          <w:lang w:val="en-US"/>
+        </w:rPr>
+        <w:t>XmlArrayItem</w:t>
+      </w:r>
+      <w:proofErr w:type="spellEnd"/>
+      <w:r>
+        <w:rPr>
+          <w:color w:val="080808"/>
+          <w:lang w:val="en-US"/>
+        </w:rPr>
+        <w:t>(</w:t>
+      </w:r>
+      <w:r>
+        <w:rPr>
+          <w:color w:val="067D17"/>
+          <w:lang w:val="en-US"/>
+        </w:rPr>
+        <w:t>"answer"</w:t>
+      </w:r>
+      <w:r>
+        <w:rPr>
+          <w:color w:val="080808"/>
+          <w:lang w:val="en-US"/>
+        </w:rPr>
+        <w:t>)]</w:t>
+      </w:r>
+      <w:r>
+        <w:rPr>
+          <w:color w:val="080808"/>
+          <w:lang w:val="en-US"/>
+        </w:rPr>
+        <w:br/>
+        <w:t xml:space="preserve">    </w:t>
+      </w:r>
+      <w:r>
+        <w:rPr>
+          <w:color w:val="0033B3"/>
+          <w:lang w:val="en-US"/>
+        </w:rPr>
+        <w:t xml:space="preserve">public </w:t>
+      </w:r>
+      <w:r>
+        <w:rPr>
+          <w:color w:val="000000"/>
+          <w:lang w:val="en-US"/>
+        </w:rPr>
+        <w:t>List</w:t>
+      </w:r>
+      <w:r>
+        <w:rPr>
+          <w:color w:val="080808"/>
+          <w:lang w:val="en-US"/>
+        </w:rPr>
+        <w:t>&lt;</w:t>
+      </w:r>
+      <w:r>
+        <w:rPr>
+          <w:color w:val="000000"/>
+          <w:lang w:val="en-US"/>
+        </w:rPr>
+        <w:t>Answer</w:t>
+      </w:r>
+      <w:r>
+        <w:rPr>
+          <w:color w:val="080808"/>
+          <w:lang w:val="en-US"/>
+        </w:rPr>
+        <w:t xml:space="preserve">&gt; </w:t>
+      </w:r>
+      <w:r>
+        <w:rPr>
+          <w:color w:val="808080"/>
+          <w:lang w:val="en-US"/>
+        </w:rPr>
+        <w:t xml:space="preserve">Answers </w:t>
+      </w:r>
+      <w:r>
+        <w:rPr>
+          <w:color w:val="080808"/>
+          <w:lang w:val="en-US"/>
+        </w:rPr>
+        <w:t>{</w:t>
+      </w:r>
+      <w:r>
+        <w:rPr>
+          <w:color w:val="00627A"/>
+          <w:lang w:val="en-US"/>
+        </w:rPr>
+        <w:t>get</w:t>
+      </w:r>
+      <w:r>
+        <w:rPr>
+          <w:color w:val="080808"/>
+          <w:lang w:val="en-US"/>
+        </w:rPr>
+        <w:t xml:space="preserve">; </w:t>
+      </w:r>
+      <w:r>
+        <w:rPr>
+          <w:color w:val="00627A"/>
+          <w:lang w:val="en-US"/>
+        </w:rPr>
+        <w:t>set</w:t>
+      </w:r>
+      <w:r>
+        <w:rPr>
+          <w:color w:val="080808"/>
+          <w:lang w:val="en-US"/>
+        </w:rPr>
+        <w:t>;}</w:t>
+      </w:r>
+      <w:r>
+        <w:rPr>
+          <w:color w:val="080808"/>
+          <w:lang w:val="en-US"/>
+        </w:rPr>
+        <w:br/>
+        <w:t>}</w:t>
+      </w:r>
+    </w:p>
+    <w:p>
+      <w:pPr>
+        <w:spacing w:after="0" w:line="240" w:lineRule="auto"/>
+        <w:rPr>
+          <w:rFonts w:ascii="Times New Roman" w:hAnsi="Times New Roman"/>
+          <w:sz w:val="24"/>
+          <w:lang w:val="en-US"/>
+        </w:rPr>
+      </w:pPr>
+      <w:r>
+        <w:rPr>
+          <w:rFonts w:ascii="Times New Roman" w:hAnsi="Times New Roman"/>
+          <w:sz w:val="24"/>
+        </w:rPr>
+        <w:t xml:space="preserve">Класс </w:t>
+      </w:r>
+      <w:r>
+        <w:rPr>
+          <w:rFonts w:ascii="Times New Roman" w:hAnsi="Times New Roman"/>
+          <w:sz w:val="24"/>
+          <w:lang w:val="en-US"/>
+        </w:rPr>
+        <w:t>Answer</w:t>
+      </w:r>
+    </w:p>
+    <w:p>
+      <w:pPr>
+        <w:pStyle w:val="HTML"/>
+        <w:shd w:val="clear" w:color="auto" w:fill="FFFFFF"/>
+        <w:rPr>
+          <w:color w:val="080808"/>
+          <w:lang w:val="en-US"/>
+        </w:rPr>
+      </w:pPr>
+      <w:r>
+        <w:rPr>
+          <w:color w:val="0033B3"/>
+          <w:lang w:val="en-US"/>
+        </w:rPr>
+        <w:t xml:space="preserve">public class </w:t>
+      </w:r>
+      <w:r>
+        <w:rPr>
+          <w:color w:val="000000"/>
+          <w:lang w:val="en-US"/>
+        </w:rPr>
+        <w:t>Answer</w:t>
+      </w:r>
+      <w:r>
+        <w:rPr>
+          <w:color w:val="000000"/>
+          <w:lang w:val="en-US"/>
+        </w:rPr>
+        <w:br/>
+      </w:r>
+      <w:r>
+        <w:rPr>
+          <w:color w:val="080808"/>
+          <w:lang w:val="en-US"/>
+        </w:rPr>
+        <w:t>{</w:t>
+      </w:r>
+      <w:r>
+        <w:rPr>
+          <w:color w:val="080808"/>
+          <w:lang w:val="en-US"/>
+        </w:rPr>
+        <w:br/>
+        <w:t xml:space="preserve">    [</w:t>
+      </w:r>
+      <w:proofErr w:type="spellStart"/>
+      <w:r>
+        <w:rPr>
+          <w:color w:val="000000"/>
+          <w:lang w:val="en-US"/>
+        </w:rPr>
+        <w:t>XmlAttribute</w:t>
+      </w:r>
+      <w:proofErr w:type="spellEnd"/>
+      <w:r>
+        <w:rPr>
+          <w:color w:val="080808"/>
+          <w:lang w:val="en-US"/>
+        </w:rPr>
+        <w:t>(</w:t>
+      </w:r>
+      <w:r>
+        <w:rPr>
+          <w:color w:val="067D17"/>
+          <w:lang w:val="en-US"/>
+        </w:rPr>
+        <w:t>"</w:t>
+      </w:r>
+      <w:proofErr w:type="spellStart"/>
+      <w:r>
+        <w:rPr>
+          <w:color w:val="067D17"/>
+          <w:lang w:val="en-US"/>
+        </w:rPr>
+        <w:t>isTrue</w:t>
+      </w:r>
+      <w:proofErr w:type="spellEnd"/>
+      <w:r>
+        <w:rPr>
+          <w:color w:val="067D17"/>
+          <w:lang w:val="en-US"/>
+        </w:rPr>
+        <w:t>"</w:t>
+      </w:r>
+      <w:r>
+        <w:rPr>
+          <w:color w:val="080808"/>
+          <w:lang w:val="en-US"/>
+        </w:rPr>
+        <w:t>)]</w:t>
+      </w:r>
+      <w:r>
+        <w:rPr>
+          <w:color w:val="080808"/>
+          <w:lang w:val="en-US"/>
+        </w:rPr>
+        <w:br/>
+        <w:t xml:space="preserve">    </w:t>
+      </w:r>
+      <w:r>
+        <w:rPr>
+          <w:color w:val="0033B3"/>
+          <w:lang w:val="en-US"/>
+        </w:rPr>
+        <w:t xml:space="preserve">public bool </w:t>
+      </w:r>
+      <w:proofErr w:type="spellStart"/>
+      <w:r>
+        <w:rPr>
+          <w:color w:val="871094"/>
+          <w:lang w:val="en-US"/>
+        </w:rPr>
+        <w:t>IsTrue</w:t>
+      </w:r>
+      <w:proofErr w:type="spellEnd"/>
+      <w:r>
+        <w:rPr>
+          <w:color w:val="871094"/>
+          <w:lang w:val="en-US"/>
+        </w:rPr>
+        <w:t xml:space="preserve"> </w:t>
+      </w:r>
+      <w:r>
+        <w:rPr>
+          <w:color w:val="080808"/>
+          <w:lang w:val="en-US"/>
+        </w:rPr>
+        <w:t>{</w:t>
+      </w:r>
+      <w:r>
+        <w:rPr>
+          <w:color w:val="00627A"/>
+          <w:lang w:val="en-US"/>
+        </w:rPr>
+        <w:t>get</w:t>
+      </w:r>
+      <w:r>
+        <w:rPr>
+          <w:color w:val="080808"/>
+          <w:lang w:val="en-US"/>
+        </w:rPr>
+        <w:t xml:space="preserve">; </w:t>
+      </w:r>
+      <w:r>
+        <w:rPr>
+          <w:color w:val="00627A"/>
+          <w:lang w:val="en-US"/>
+        </w:rPr>
+        <w:t>set</w:t>
+      </w:r>
+      <w:r>
+        <w:rPr>
+          <w:color w:val="080808"/>
+          <w:lang w:val="en-US"/>
+        </w:rPr>
+        <w:t>;}</w:t>
+      </w:r>
+      <w:r>
+        <w:rPr>
+          <w:color w:val="080808"/>
+          <w:lang w:val="en-US"/>
+        </w:rPr>
+        <w:br/>
+        <w:t xml:space="preserve">    [</w:t>
+      </w:r>
+      <w:proofErr w:type="spellStart"/>
+      <w:r>
+        <w:rPr>
+          <w:color w:val="000000"/>
+          <w:lang w:val="en-US"/>
+        </w:rPr>
+        <w:t>XmlText</w:t>
+      </w:r>
+      <w:proofErr w:type="spellEnd"/>
+      <w:r>
+        <w:rPr>
+          <w:color w:val="080808"/>
+          <w:lang w:val="en-US"/>
+        </w:rPr>
+        <w:t>]</w:t>
+      </w:r>
+      <w:r>
+        <w:rPr>
+          <w:color w:val="080808"/>
+          <w:lang w:val="en-US"/>
+        </w:rPr>
+        <w:br/>
+        <w:t xml:space="preserve">    </w:t>
+      </w:r>
+      <w:r>
+        <w:rPr>
+          <w:color w:val="0033B3"/>
+          <w:lang w:val="en-US"/>
+        </w:rPr>
+        <w:t>public string</w:t>
+      </w:r>
+      <w:r>
+        <w:rPr>
+          <w:color w:val="080808"/>
+          <w:lang w:val="en-US"/>
+        </w:rPr>
+        <w:t xml:space="preserve">? </w:t>
+      </w:r>
+      <w:r>
+        <w:rPr>
+          <w:color w:val="871094"/>
+          <w:lang w:val="en-US"/>
+        </w:rPr>
+        <w:t xml:space="preserve">Text </w:t>
+      </w:r>
+      <w:r>
+        <w:rPr>
+          <w:color w:val="080808"/>
+          <w:lang w:val="en-US"/>
+        </w:rPr>
+        <w:t>{</w:t>
+      </w:r>
+      <w:r>
+        <w:rPr>
+          <w:color w:val="00627A"/>
+          <w:lang w:val="en-US"/>
+        </w:rPr>
+        <w:t>get</w:t>
+      </w:r>
+      <w:r>
+        <w:rPr>
+          <w:color w:val="080808"/>
+          <w:lang w:val="en-US"/>
+        </w:rPr>
+        <w:t xml:space="preserve">; </w:t>
+      </w:r>
+      <w:r>
+        <w:rPr>
+          <w:color w:val="00627A"/>
+          <w:lang w:val="en-US"/>
+        </w:rPr>
+        <w:t>set</w:t>
+      </w:r>
+      <w:r>
+        <w:rPr>
+          <w:color w:val="080808"/>
+          <w:lang w:val="en-US"/>
+        </w:rPr>
+        <w:t>;}</w:t>
+      </w:r>
+      <w:r>
+        <w:rPr>
+          <w:color w:val="080808"/>
+          <w:lang w:val="en-US"/>
+        </w:rPr>
+        <w:br/>
+        <w:t>}</w:t>
+      </w:r>
+    </w:p>
+    <w:p>
+      <w:pPr>
+        <w:spacing w:after="0" w:line="240" w:lineRule="auto"/>
+        <w:rPr>
+          <w:rFonts w:ascii="Times New Roman" w:hAnsi="Times New Roman"/>
+          <w:sz w:val="24"/>
+          <w:lang w:val="en-US"/>
+        </w:rPr>
+      </w:pPr>
+      <w:r>
+        <w:rPr>
+          <w:rFonts w:ascii="Times New Roman" w:hAnsi="Times New Roman"/>
+          <w:sz w:val="24"/>
+        </w:rPr>
+        <w:t>Код обработки и получения темы</w:t>
+      </w:r>
+      <w:r>
+        <w:rPr>
+          <w:rFonts w:ascii="Times New Roman" w:hAnsi="Times New Roman"/>
+          <w:sz w:val="24"/>
+        </w:rPr>
+        <w:t>:</w:t>
+      </w:r>
+    </w:p>
+    <w:p>
+      <w:pPr>
+        <w:pStyle w:val="HTML"/>
+        <w:shd w:val="clear" w:color="auto" w:fill="FFFFFF"/>
+        <w:rPr>
+          <w:color w:val="080808"/>
+          <w:lang w:val="en-US"/>
+        </w:rPr>
+      </w:pPr>
+      <w:r>
+        <w:rPr>
+          <w:color w:val="0033B3"/>
+          <w:lang w:val="en-US"/>
+        </w:rPr>
+        <w:t xml:space="preserve">using </w:t>
+      </w:r>
+      <w:r>
+        <w:rPr>
+          <w:color w:val="000000"/>
+          <w:lang w:val="en-US"/>
+        </w:rPr>
+        <w:t>System</w:t>
+      </w:r>
+      <w:r>
+        <w:rPr>
+          <w:color w:val="080808"/>
+          <w:lang w:val="en-US"/>
+        </w:rPr>
+        <w:t>.</w:t>
+      </w:r>
+      <w:r>
+        <w:rPr>
+          <w:color w:val="000000"/>
+          <w:lang w:val="en-US"/>
+        </w:rPr>
+        <w:t>Xml</w:t>
+      </w:r>
+      <w:r>
+        <w:rPr>
+          <w:color w:val="080808"/>
+          <w:lang w:val="en-US"/>
+        </w:rPr>
+        <w:t>.</w:t>
+      </w:r>
+      <w:r>
+        <w:rPr>
+          <w:color w:val="000000"/>
+          <w:lang w:val="en-US"/>
+        </w:rPr>
+        <w:t>Serialization</w:t>
+      </w:r>
+      <w:r>
+        <w:rPr>
+          <w:color w:val="080808"/>
+          <w:lang w:val="en-US"/>
+        </w:rPr>
+        <w:t>;</w:t>
+      </w:r>
+      <w:r>
+        <w:rPr>
+          <w:color w:val="080808"/>
+          <w:lang w:val="en-US"/>
+        </w:rPr>
+        <w:br/>
+      </w:r>
+      <w:r>
+        <w:rPr>
+          <w:color w:val="0033B3"/>
+          <w:lang w:val="en-US"/>
+        </w:rPr>
+        <w:t xml:space="preserve">using </w:t>
+      </w:r>
+      <w:r>
+        <w:rPr>
+          <w:color w:val="000000"/>
+          <w:lang w:val="en-US"/>
+        </w:rPr>
+        <w:t>QuestionsXML</w:t>
+      </w:r>
+      <w:r>
+        <w:rPr>
+          <w:color w:val="080808"/>
+          <w:lang w:val="en-US"/>
+        </w:rPr>
+        <w:t>.</w:t>
+      </w:r>
+      <w:r>
+        <w:rPr>
+          <w:color w:val="000000"/>
+          <w:lang w:val="en-US"/>
+        </w:rPr>
+        <w:t>Types</w:t>
+      </w:r>
+      <w:r>
+        <w:rPr>
+          <w:color w:val="080808"/>
+          <w:lang w:val="en-US"/>
+        </w:rPr>
+        <w:t>;</w:t>
+      </w:r>
+      <w:r>
+        <w:rPr>
+          <w:color w:val="080808"/>
+          <w:lang w:val="en-US"/>
+        </w:rPr>
+        <w:br/>
+      </w:r>
+      <w:r>
+        <w:rPr>
+          <w:color w:val="080808"/>
+          <w:lang w:val="en-US"/>
+        </w:rPr>
+        <w:br/>
+      </w:r>
+      <w:r>
+        <w:rPr>
+          <w:color w:val="0033B3"/>
+          <w:lang w:val="en-US"/>
+        </w:rPr>
+        <w:t xml:space="preserve">namespace </w:t>
+      </w:r>
+      <w:r>
+        <w:rPr>
+          <w:color w:val="000000"/>
+          <w:lang w:val="en-US"/>
+        </w:rPr>
+        <w:t>QuestionsXML</w:t>
+      </w:r>
+      <w:r>
+        <w:rPr>
+          <w:color w:val="080808"/>
+          <w:lang w:val="en-US"/>
+        </w:rPr>
+        <w:t>;</w:t>
+      </w:r>
+      <w:r>
+        <w:rPr>
+          <w:color w:val="080808"/>
+          <w:lang w:val="en-US"/>
+        </w:rPr>
+        <w:br/>
+      </w:r>
+      <w:r>
+        <w:rPr>
+          <w:color w:val="080808"/>
+          <w:lang w:val="en-US"/>
+        </w:rPr>
+        <w:br/>
+      </w:r>
+      <w:r>
+        <w:rPr>
+          <w:color w:val="0033B3"/>
+          <w:lang w:val="en-US"/>
+        </w:rPr>
+        <w:t xml:space="preserve">public static class </w:t>
+      </w:r>
+      <w:r>
+        <w:rPr>
+          <w:color w:val="808080"/>
+          <w:lang w:val="en-US"/>
+        </w:rPr>
+        <w:t>ThemeXmlH</w:t>
+      </w:r>
+      <w:r>
+        <w:rPr>
+          <w:color w:val="808080"/>
+          <w:lang w:val="en-US"/>
+        </w:rPr>
+        <w:br/>
+      </w:r>
+      <w:r>
+        <w:rPr>
+          <w:color w:val="080808"/>
+          <w:lang w:val="en-US"/>
+        </w:rPr>
+        <w:t>{</w:t>
+      </w:r>
+      <w:r>
+        <w:rPr>
+          <w:color w:val="080808"/>
+          <w:lang w:val="en-US"/>
+        </w:rPr>
+        <w:br/>
+        <w:t xml:space="preserve">    </w:t>
+      </w:r>
+      <w:r>
+        <w:rPr>
+          <w:color w:val="0033B3"/>
+          <w:lang w:val="en-US"/>
+        </w:rPr>
+        <w:t xml:space="preserve">public static </w:t>
+      </w:r>
+      <w:r>
+        <w:rPr>
+          <w:color w:val="000000"/>
+          <w:lang w:val="en-US"/>
+        </w:rPr>
+        <w:t xml:space="preserve">Theme </w:t>
+      </w:r>
+      <w:r>
+        <w:rPr>
+          <w:color w:val="808080"/>
+          <w:lang w:val="en-US"/>
+        </w:rPr>
+        <w:t>GetTheme</w:t>
+      </w:r>
+      <w:r>
+        <w:rPr>
+          <w:color w:val="080808"/>
+          <w:lang w:val="en-US"/>
+        </w:rPr>
+        <w:t>(</w:t>
+      </w:r>
+      <w:r>
+        <w:rPr>
+          <w:color w:val="0033B3"/>
+          <w:lang w:val="en-US"/>
+        </w:rPr>
+        <w:t xml:space="preserve">string </w:t>
+      </w:r>
+      <w:r>
+        <w:rPr>
+          <w:color w:val="000000"/>
+          <w:lang w:val="en-US"/>
+        </w:rPr>
+        <w:t>fileName</w:t>
+      </w:r>
+      <w:r>
+        <w:rPr>
+          <w:color w:val="080808"/>
+          <w:lang w:val="en-US"/>
+        </w:rPr>
+        <w:t>)</w:t>
+      </w:r>
+      <w:r>
+        <w:rPr>
+          <w:color w:val="080808"/>
+          <w:lang w:val="en-US"/>
+        </w:rPr>
+        <w:br/>
+        <w:t xml:space="preserve">    {</w:t>
+      </w:r>
+      <w:r>
+        <w:rPr>
+          <w:color w:val="080808"/>
+          <w:lang w:val="en-US"/>
+        </w:rPr>
+        <w:br/>
+        <w:t xml:space="preserve">        </w:t>
+      </w:r>
+      <w:r>
+        <w:rPr>
+          <w:color w:val="0033B3"/>
+          <w:lang w:val="en-US"/>
+        </w:rPr>
+        <w:t xml:space="preserve">var </w:t>
+      </w:r>
+      <w:r>
+        <w:rPr>
+          <w:color w:val="000000"/>
+          <w:lang w:val="en-US"/>
+        </w:rPr>
+        <w:t xml:space="preserve">serializer </w:t>
+      </w:r>
+      <w:r>
+        <w:rPr>
+          <w:color w:val="080808"/>
+          <w:lang w:val="en-US"/>
+        </w:rPr>
+        <w:t xml:space="preserve">= </w:t>
+      </w:r>
+      <w:r>
+        <w:rPr>
+          <w:color w:val="0033B3"/>
+          <w:lang w:val="en-US"/>
+        </w:rPr>
+        <w:t xml:space="preserve">new </w:t>
+      </w:r>
+      <w:r>
+        <w:rPr>
+          <w:color w:val="000000"/>
+          <w:lang w:val="en-US"/>
+        </w:rPr>
+        <w:t>XmlSerializer</w:t>
+      </w:r>
+      <w:r>
+        <w:rPr>
+          <w:color w:val="080808"/>
+          <w:lang w:val="en-US"/>
+        </w:rPr>
+        <w:t>(</w:t>
+      </w:r>
+      <w:r>
+        <w:rPr>
+          <w:color w:val="0033B3"/>
+          <w:lang w:val="en-US"/>
+        </w:rPr>
+        <w:t>typeof</w:t>
+      </w:r>
+      <w:r>
+        <w:rPr>
+          <w:color w:val="080808"/>
+          <w:lang w:val="en-US"/>
+        </w:rPr>
+        <w:t>(</w:t>
+      </w:r>
+      <w:r>
+        <w:rPr>
+          <w:color w:val="000000"/>
+          <w:lang w:val="en-US"/>
+        </w:rPr>
+        <w:t>Theme</w:t>
+      </w:r>
+      <w:r>
+        <w:rPr>
+          <w:color w:val="080808"/>
+          <w:lang w:val="en-US"/>
+        </w:rPr>
+        <w:t>));</w:t>
+      </w:r>
+      <w:r>
+        <w:rPr>
+          <w:color w:val="080808"/>
+          <w:lang w:val="en-US"/>
+        </w:rPr>
+        <w:br/>
+        <w:t xml:space="preserve">        </w:t>
+      </w:r>
+      <w:r>
+        <w:rPr>
+          <w:color w:val="0033B3"/>
+          <w:lang w:val="en-US"/>
+        </w:rPr>
+        <w:t xml:space="preserve">return </w:t>
+      </w:r>
+      <w:r>
+        <w:rPr>
+          <w:color w:val="080808"/>
+          <w:lang w:val="en-US"/>
+        </w:rPr>
+        <w:t>(</w:t>
+      </w:r>
+      <w:r>
+        <w:rPr>
+          <w:color w:val="000000"/>
+          <w:lang w:val="en-US"/>
+        </w:rPr>
+        <w:t>Theme</w:t>
+      </w:r>
+      <w:r>
+        <w:rPr>
+          <w:color w:val="080808"/>
+          <w:lang w:val="en-US"/>
+        </w:rPr>
+        <w:t>)</w:t>
+      </w:r>
+      <w:r>
+        <w:rPr>
+          <w:color w:val="000000"/>
+          <w:lang w:val="en-US"/>
+        </w:rPr>
+        <w:t>serializer</w:t>
+      </w:r>
+      <w:r>
+        <w:rPr>
+          <w:color w:val="080808"/>
+          <w:lang w:val="en-US"/>
+        </w:rPr>
+        <w:t>.</w:t>
+      </w:r>
+      <w:r>
+        <w:rPr>
+          <w:color w:val="00627A"/>
+          <w:lang w:val="en-US"/>
+        </w:rPr>
+        <w:t>Deserialize</w:t>
+      </w:r>
+      <w:r>
+        <w:rPr>
+          <w:color w:val="080808"/>
+          <w:lang w:val="en-US"/>
+        </w:rPr>
+        <w:t>(</w:t>
+      </w:r>
+      <w:r>
+        <w:rPr>
+          <w:color w:val="0033B3"/>
+          <w:lang w:val="en-US"/>
+        </w:rPr>
+        <w:t xml:space="preserve">new </w:t>
+      </w:r>
+      <w:r>
+        <w:rPr>
+          <w:color w:val="000000"/>
+          <w:lang w:val="en-US"/>
+        </w:rPr>
+        <w:t>StringReader</w:t>
+      </w:r>
+      <w:r>
+        <w:rPr>
+          <w:color w:val="080808"/>
+          <w:lang w:val="en-US"/>
+        </w:rPr>
+        <w:t>(</w:t>
+      </w:r>
+      <w:r>
+        <w:rPr>
+          <w:color w:val="000000"/>
+          <w:lang w:val="en-US"/>
+        </w:rPr>
+        <w:t>File</w:t>
+      </w:r>
+      <w:r>
+        <w:rPr>
+          <w:color w:val="080808"/>
+          <w:lang w:val="en-US"/>
+        </w:rPr>
+        <w:t>.</w:t>
+      </w:r>
+      <w:r>
+        <w:rPr>
+          <w:i/>
+          <w:iCs/>
+          <w:color w:val="00627A"/>
+          <w:lang w:val="en-US"/>
+        </w:rPr>
+        <w:t>ReadAllText</w:t>
+      </w:r>
+      <w:r>
+        <w:rPr>
+          <w:color w:val="080808"/>
+          <w:lang w:val="en-US"/>
+        </w:rPr>
+        <w:t>(</w:t>
+      </w:r>
+      <w:r>
+        <w:rPr>
+          <w:color w:val="000000"/>
+          <w:lang w:val="en-US"/>
+        </w:rPr>
+        <w:t>fileName</w:t>
+      </w:r>
+      <w:r>
+        <w:rPr>
+          <w:color w:val="080808"/>
+          <w:lang w:val="en-US"/>
+        </w:rPr>
+        <w:t>)));</w:t>
+      </w:r>
+      <w:r>
+        <w:rPr>
+          <w:color w:val="080808"/>
+          <w:lang w:val="en-US"/>
+        </w:rPr>
+        <w:br/>
+        <w:t xml:space="preserve">    }</w:t>
+      </w:r>
+      <w:r>
+        <w:rPr>
+          <w:color w:val="080808"/>
+          <w:lang w:val="en-US"/>
+        </w:rPr>
+        <w:br/>
+      </w:r>
+      <w:r>
+        <w:rPr>
+          <w:color w:val="080808"/>
+          <w:lang w:val="en-US"/>
+        </w:rPr>
+        <w:br/>
+        <w:t xml:space="preserve">    </w:t>
+      </w:r>
+      <w:r>
+        <w:rPr>
+          <w:color w:val="0033B3"/>
+          <w:lang w:val="en-US"/>
+        </w:rPr>
+        <w:t xml:space="preserve">public static void </w:t>
+      </w:r>
+      <w:r>
+        <w:rPr>
+          <w:color w:val="808080"/>
+          <w:lang w:val="en-US"/>
+        </w:rPr>
+        <w:t>SaveTheme</w:t>
+      </w:r>
+      <w:r>
+        <w:rPr>
+          <w:color w:val="080808"/>
+          <w:lang w:val="en-US"/>
+        </w:rPr>
+        <w:t>(</w:t>
+      </w:r>
+      <w:r>
+        <w:rPr>
+          <w:color w:val="0033B3"/>
+          <w:lang w:val="en-US"/>
+        </w:rPr>
+        <w:t xml:space="preserve">this </w:t>
+      </w:r>
+      <w:r>
+        <w:rPr>
+          <w:color w:val="000000"/>
+          <w:lang w:val="en-US"/>
+        </w:rPr>
+        <w:t>Theme theme</w:t>
+      </w:r>
+      <w:r>
+        <w:rPr>
+          <w:color w:val="080808"/>
+          <w:lang w:val="en-US"/>
+        </w:rPr>
+        <w:t xml:space="preserve">, </w:t>
+      </w:r>
+      <w:r>
+        <w:rPr>
+          <w:color w:val="0033B3"/>
+          <w:lang w:val="en-US"/>
+        </w:rPr>
+        <w:t xml:space="preserve">string </w:t>
+      </w:r>
+      <w:r>
+        <w:rPr>
+          <w:color w:val="000000"/>
+          <w:lang w:val="en-US"/>
+        </w:rPr>
+        <w:t>fileName</w:t>
+      </w:r>
+      <w:r>
+        <w:rPr>
+          <w:color w:val="080808"/>
+          <w:lang w:val="en-US"/>
+        </w:rPr>
+        <w:t>)</w:t>
+      </w:r>
+      <w:r>
+        <w:rPr>
+          <w:color w:val="080808"/>
+          <w:lang w:val="en-US"/>
+        </w:rPr>
+        <w:br/>
+        <w:t xml:space="preserve">    {</w:t>
+      </w:r>
+      <w:r>
+        <w:rPr>
+          <w:color w:val="080808"/>
+          <w:lang w:val="en-US"/>
+        </w:rPr>
+        <w:br/>
+        <w:t xml:space="preserve">        </w:t>
+      </w:r>
+      <w:r>
+        <w:rPr>
+          <w:color w:val="0033B3"/>
+          <w:lang w:val="en-US"/>
+        </w:rPr>
+        <w:t xml:space="preserve">var </w:t>
+      </w:r>
+      <w:r>
+        <w:rPr>
+          <w:color w:val="000000"/>
+          <w:lang w:val="en-US"/>
+        </w:rPr>
+        <w:t xml:space="preserve">serializer </w:t>
+      </w:r>
+      <w:r>
+        <w:rPr>
+          <w:color w:val="080808"/>
+          <w:lang w:val="en-US"/>
+        </w:rPr>
+        <w:t xml:space="preserve">= </w:t>
+      </w:r>
+      <w:r>
+        <w:rPr>
+          <w:color w:val="0033B3"/>
+          <w:lang w:val="en-US"/>
+        </w:rPr>
+        <w:t xml:space="preserve">new </w:t>
+      </w:r>
+      <w:r>
+        <w:rPr>
+          <w:color w:val="000000"/>
+          <w:lang w:val="en-US"/>
+        </w:rPr>
+        <w:t>XmlSerializer</w:t>
+      </w:r>
+      <w:r>
+        <w:rPr>
+          <w:color w:val="080808"/>
+          <w:lang w:val="en-US"/>
+        </w:rPr>
+        <w:t>(</w:t>
+      </w:r>
+      <w:r>
+        <w:rPr>
+          <w:color w:val="0033B3"/>
+          <w:lang w:val="en-US"/>
+        </w:rPr>
+        <w:t>typeof</w:t>
+      </w:r>
+      <w:r>
+        <w:rPr>
+          <w:color w:val="080808"/>
+          <w:lang w:val="en-US"/>
+        </w:rPr>
+        <w:t>(</w:t>
+      </w:r>
+      <w:r>
+        <w:rPr>
+          <w:color w:val="000000"/>
+          <w:lang w:val="en-US"/>
+        </w:rPr>
+        <w:t>Theme</w:t>
+      </w:r>
+      <w:r>
+        <w:rPr>
+          <w:color w:val="080808"/>
+          <w:lang w:val="en-US"/>
+        </w:rPr>
+        <w:t>));</w:t>
+      </w:r>
+      <w:r>
+        <w:rPr>
+          <w:color w:val="080808"/>
+          <w:lang w:val="en-US"/>
+        </w:rPr>
+        <w:br/>
+        <w:t xml:space="preserve">        </w:t>
+      </w:r>
+      <w:r>
+        <w:rPr>
+          <w:color w:val="000000"/>
+          <w:lang w:val="en-US"/>
+        </w:rPr>
+        <w:t>serializer</w:t>
+      </w:r>
+      <w:r>
+        <w:rPr>
+          <w:color w:val="080808"/>
+          <w:lang w:val="en-US"/>
+        </w:rPr>
+        <w:t>.</w:t>
+      </w:r>
+      <w:r>
+        <w:rPr>
+          <w:color w:val="00627A"/>
+          <w:lang w:val="en-US"/>
+        </w:rPr>
+        <w:t>Serialize</w:t>
+      </w:r>
+      <w:r>
+        <w:rPr>
+          <w:color w:val="080808"/>
+          <w:lang w:val="en-US"/>
+        </w:rPr>
+        <w:t>(</w:t>
+      </w:r>
+      <w:r>
+        <w:rPr>
+          <w:color w:val="000000"/>
+          <w:lang w:val="en-US"/>
+        </w:rPr>
+        <w:t>File</w:t>
+      </w:r>
+      <w:r>
+        <w:rPr>
+          <w:color w:val="080808"/>
+          <w:lang w:val="en-US"/>
+        </w:rPr>
+        <w:t>.</w:t>
+      </w:r>
+      <w:r>
+        <w:rPr>
+          <w:i/>
+          <w:iCs/>
+          <w:color w:val="00627A"/>
+          <w:lang w:val="en-US"/>
+        </w:rPr>
+        <w:t>Create</w:t>
+      </w:r>
+      <w:r>
+        <w:rPr>
+          <w:color w:val="080808"/>
+          <w:lang w:val="en-US"/>
+        </w:rPr>
+        <w:t>(</w:t>
+      </w:r>
+      <w:r>
+        <w:rPr>
+          <w:color w:val="000000"/>
+          <w:lang w:val="en-US"/>
+        </w:rPr>
+        <w:t>fileName</w:t>
+      </w:r>
+      <w:r>
+        <w:rPr>
+          <w:color w:val="080808"/>
+          <w:lang w:val="en-US"/>
+        </w:rPr>
+        <w:t xml:space="preserve">), </w:t>
+      </w:r>
+      <w:r>
+        <w:rPr>
+          <w:color w:val="000000"/>
+          <w:lang w:val="en-US"/>
+        </w:rPr>
+        <w:t>theme</w:t>
+      </w:r>
+      <w:r>
+        <w:rPr>
+          <w:color w:val="080808"/>
+          <w:lang w:val="en-US"/>
+        </w:rPr>
+        <w:t>);</w:t>
+      </w:r>
+      <w:r>
+        <w:rPr>
+          <w:color w:val="080808"/>
+          <w:lang w:val="en-US"/>
+        </w:rPr>
+        <w:br/>
+        <w:t xml:space="preserve">    }</w:t>
+      </w:r>
+      <w:r>
+        <w:rPr>
+          <w:color w:val="080808"/>
+          <w:lang w:val="en-US"/>
+        </w:rPr>
+        <w:br/>
+        <w:t>}</w:t>
+      </w:r>
+    </w:p>
+    <w:p>
+      <w:pPr>
+        <w:spacing w:after="0" w:line="240" w:lineRule="auto"/>
+        <w:rPr>
+          <w:rFonts w:ascii="Times New Roman" w:hAnsi="Times New Roman"/>
+          <w:sz w:val="24"/>
+          <w:lang w:val="en-US"/>
+        </w:rPr>
+      </w:pPr>
+    </w:p>
+    <w:p>
+      <w:pPr>
         <w:spacing w:before="240" w:after="240" w:line="480" w:lineRule="auto"/>
         <w:ind w:left="360"/>
+        <w:rPr>
+          <w:lang w:val="en-US"/>
+        </w:rPr>
       </w:pPr>
     </w:p>
     <w:p>
       <w:pPr>
         <w:ind w:left="360"/>
+        <w:rPr>
+          <w:lang w:val="en-US"/>
+        </w:rPr>
       </w:pPr>
     </w:p>
     <w:p>
@@ -2137,6 +4277,12 @@
           <w:color w:val="080808"/>
         </w:rPr>
         <w:br/>
+      </w:r>
+      <w:r>
+        <w:rPr>
+          <w:color w:val="080808"/>
+        </w:rPr>
+        <w:lastRenderedPageBreak/>
         <w:t xml:space="preserve">    </w:t>
       </w:r>
       <w:r>
@@ -2712,6 +4858,1080 @@
           <w:color w:val="8C8C8C"/>
         </w:rPr>
         <w:br/>
+        <w:t xml:space="preserve">    </w:t>
+      </w:r>
+      <w:r>
+        <w:rPr>
+          <w:color w:val="0033B3"/>
+          <w:lang w:val="en-US"/>
+        </w:rPr>
+        <w:t>public</w:t>
+      </w:r>
+      <w:r>
+        <w:rPr>
+          <w:color w:val="0033B3"/>
+        </w:rPr>
+        <w:t xml:space="preserve"> </w:t>
+      </w:r>
+      <w:r>
+        <w:rPr>
+          <w:color w:val="000000"/>
+          <w:lang w:val="en-US"/>
+        </w:rPr>
+        <w:t>WordDictionary</w:t>
+      </w:r>
+      <w:r>
+        <w:rPr>
+          <w:color w:val="080808"/>
+        </w:rPr>
+        <w:t>(</w:t>
+      </w:r>
+      <w:r>
+        <w:rPr>
+          <w:color w:val="0033B3"/>
+          <w:lang w:val="en-US"/>
+        </w:rPr>
+        <w:t>string</w:t>
+      </w:r>
+      <w:r>
+        <w:rPr>
+          <w:color w:val="0033B3"/>
+        </w:rPr>
+        <w:t xml:space="preserve"> </w:t>
+      </w:r>
+      <w:r>
+        <w:rPr>
+          <w:color w:val="000000"/>
+          <w:lang w:val="en-US"/>
+        </w:rPr>
+        <w:t>filename</w:t>
+      </w:r>
+      <w:r>
+        <w:rPr>
+          <w:color w:val="080808"/>
+        </w:rPr>
+        <w:t xml:space="preserve">, </w:t>
+      </w:r>
+      <w:r>
+        <w:rPr>
+          <w:color w:val="000000"/>
+          <w:lang w:val="en-US"/>
+        </w:rPr>
+        <w:t>Encoding</w:t>
+      </w:r>
+      <w:r>
+        <w:rPr>
+          <w:color w:val="000000"/>
+        </w:rPr>
+        <w:t xml:space="preserve"> </w:t>
+      </w:r>
+      <w:r>
+        <w:rPr>
+          <w:color w:val="000000"/>
+          <w:lang w:val="en-US"/>
+        </w:rPr>
+        <w:t>encoding</w:t>
+      </w:r>
+      <w:r>
+        <w:rPr>
+          <w:color w:val="080808"/>
+        </w:rPr>
+        <w:t>)</w:t>
+      </w:r>
+      <w:r>
+        <w:rPr>
+          <w:color w:val="080808"/>
+        </w:rPr>
+        <w:br/>
+        <w:t xml:space="preserve">    {</w:t>
+      </w:r>
+      <w:r>
+        <w:rPr>
+          <w:color w:val="080808"/>
+        </w:rPr>
+        <w:br/>
+        <w:t xml:space="preserve">        </w:t>
+      </w:r>
+      <w:r>
+        <w:rPr>
+          <w:color w:val="871094"/>
+        </w:rPr>
+        <w:t>_</w:t>
+      </w:r>
+      <w:r>
+        <w:rPr>
+          <w:color w:val="871094"/>
+          <w:lang w:val="en-US"/>
+        </w:rPr>
+        <w:t>filename</w:t>
+      </w:r>
+      <w:r>
+        <w:rPr>
+          <w:color w:val="871094"/>
+        </w:rPr>
+        <w:t xml:space="preserve"> </w:t>
+      </w:r>
+      <w:r>
+        <w:rPr>
+          <w:color w:val="080808"/>
+        </w:rPr>
+        <w:t xml:space="preserve">= </w:t>
+      </w:r>
+      <w:r>
+        <w:rPr>
+          <w:color w:val="000000"/>
+          <w:lang w:val="en-US"/>
+        </w:rPr>
+        <w:t>filename</w:t>
+      </w:r>
+      <w:r>
+        <w:rPr>
+          <w:color w:val="080808"/>
+        </w:rPr>
+        <w:t>;</w:t>
+      </w:r>
+      <w:r>
+        <w:rPr>
+          <w:color w:val="080808"/>
+        </w:rPr>
+        <w:br/>
+        <w:t xml:space="preserve">        </w:t>
+      </w:r>
+      <w:r>
+        <w:rPr>
+          <w:color w:val="00627A"/>
+          <w:lang w:val="en-US"/>
+        </w:rPr>
+        <w:t>OpenFile</w:t>
+      </w:r>
+      <w:r>
+        <w:rPr>
+          <w:color w:val="080808"/>
+        </w:rPr>
+        <w:t>(</w:t>
+      </w:r>
+      <w:r>
+        <w:rPr>
+          <w:color w:val="000000"/>
+          <w:lang w:val="en-US"/>
+        </w:rPr>
+        <w:t>encoding</w:t>
+      </w:r>
+      <w:r>
+        <w:rPr>
+          <w:color w:val="080808"/>
+        </w:rPr>
+        <w:t>);</w:t>
+      </w:r>
+      <w:r>
+        <w:rPr>
+          <w:color w:val="080808"/>
+        </w:rPr>
+        <w:br/>
+        <w:t xml:space="preserve">        </w:t>
+      </w:r>
+      <w:r>
+        <w:rPr>
+          <w:color w:val="871094"/>
+          <w:lang w:val="en-US"/>
+        </w:rPr>
+        <w:t>WordCount</w:t>
+      </w:r>
+      <w:r>
+        <w:rPr>
+          <w:color w:val="871094"/>
+        </w:rPr>
+        <w:t xml:space="preserve"> </w:t>
+      </w:r>
+      <w:r>
+        <w:rPr>
+          <w:color w:val="080808"/>
+        </w:rPr>
+        <w:t xml:space="preserve">= </w:t>
+      </w:r>
+      <w:r>
+        <w:rPr>
+          <w:color w:val="871094"/>
+        </w:rPr>
+        <w:t>_</w:t>
+      </w:r>
+      <w:r>
+        <w:rPr>
+          <w:color w:val="871094"/>
+          <w:lang w:val="en-US"/>
+        </w:rPr>
+        <w:t>words</w:t>
+      </w:r>
+      <w:r>
+        <w:rPr>
+          <w:color w:val="080808"/>
+        </w:rPr>
+        <w:t>.</w:t>
+      </w:r>
+      <w:r>
+        <w:rPr>
+          <w:color w:val="871094"/>
+          <w:lang w:val="en-US"/>
+        </w:rPr>
+        <w:t>Count</w:t>
+      </w:r>
+      <w:r>
+        <w:rPr>
+          <w:color w:val="080808"/>
+        </w:rPr>
+        <w:t>;</w:t>
+      </w:r>
+      <w:r>
+        <w:rPr>
+          <w:color w:val="080808"/>
+        </w:rPr>
+        <w:br/>
+        <w:t xml:space="preserve">    }</w:t>
+      </w:r>
+      <w:r>
+        <w:rPr>
+          <w:color w:val="080808"/>
+        </w:rPr>
+        <w:br/>
+      </w:r>
+      <w:r>
+        <w:rPr>
+          <w:color w:val="080808"/>
+        </w:rPr>
+        <w:br/>
+        <w:t xml:space="preserve">    </w:t>
+      </w:r>
+      <w:r>
+        <w:rPr>
+          <w:color w:val="0033B3"/>
+          <w:lang w:val="en-US"/>
+        </w:rPr>
+        <w:t>public</w:t>
+      </w:r>
+      <w:r>
+        <w:rPr>
+          <w:color w:val="0033B3"/>
+        </w:rPr>
+        <w:t xml:space="preserve"> </w:t>
+      </w:r>
+      <w:r>
+        <w:rPr>
+          <w:color w:val="000000"/>
+          <w:lang w:val="en-US"/>
+        </w:rPr>
+        <w:t>WordDictionary</w:t>
+      </w:r>
+      <w:r>
+        <w:rPr>
+          <w:color w:val="080808"/>
+        </w:rPr>
+        <w:t>(</w:t>
+      </w:r>
+      <w:r>
+        <w:rPr>
+          <w:color w:val="0033B3"/>
+          <w:lang w:val="en-US"/>
+        </w:rPr>
+        <w:t>string</w:t>
+      </w:r>
+      <w:r>
+        <w:rPr>
+          <w:color w:val="0033B3"/>
+        </w:rPr>
+        <w:t xml:space="preserve"> </w:t>
+      </w:r>
+      <w:r>
+        <w:rPr>
+          <w:color w:val="000000"/>
+          <w:lang w:val="en-US"/>
+        </w:rPr>
+        <w:t>filename</w:t>
+      </w:r>
+      <w:r>
+        <w:rPr>
+          <w:color w:val="080808"/>
+        </w:rPr>
+        <w:t xml:space="preserve">) : </w:t>
+      </w:r>
+      <w:r>
+        <w:rPr>
+          <w:color w:val="000000"/>
+          <w:lang w:val="en-US"/>
+        </w:rPr>
+        <w:t>this</w:t>
+      </w:r>
+      <w:r>
+        <w:rPr>
+          <w:color w:val="080808"/>
+        </w:rPr>
+        <w:t>(</w:t>
+      </w:r>
+      <w:r>
+        <w:rPr>
+          <w:color w:val="000000"/>
+          <w:lang w:val="en-US"/>
+        </w:rPr>
+        <w:t>filename</w:t>
+      </w:r>
+      <w:r>
+        <w:rPr>
+          <w:color w:val="080808"/>
+        </w:rPr>
+        <w:t xml:space="preserve">, </w:t>
+      </w:r>
+      <w:r>
+        <w:rPr>
+          <w:color w:val="000000"/>
+          <w:lang w:val="en-US"/>
+        </w:rPr>
+        <w:t>Encoding</w:t>
+      </w:r>
+      <w:r>
+        <w:rPr>
+          <w:color w:val="080808"/>
+        </w:rPr>
+        <w:t>.</w:t>
+      </w:r>
+      <w:r>
+        <w:rPr>
+          <w:color w:val="871094"/>
+          <w:lang w:val="en-US"/>
+        </w:rPr>
+        <w:t>UTF</w:t>
+      </w:r>
+      <w:r>
+        <w:rPr>
+          <w:color w:val="871094"/>
+        </w:rPr>
+        <w:t>8</w:t>
+      </w:r>
+      <w:r>
+        <w:rPr>
+          <w:color w:val="080808"/>
+        </w:rPr>
+        <w:t>) { }</w:t>
+      </w:r>
+      <w:r>
+        <w:rPr>
+          <w:color w:val="080808"/>
+        </w:rPr>
+        <w:br/>
+        <w:t xml:space="preserve">    </w:t>
+      </w:r>
+      <w:r>
+        <w:rPr>
+          <w:color w:val="080808"/>
+        </w:rPr>
+        <w:br/>
+        <w:t xml:space="preserve">    </w:t>
+      </w:r>
+      <w:r>
+        <w:rPr>
+          <w:color w:val="0033B3"/>
+          <w:lang w:val="en-US"/>
+        </w:rPr>
+        <w:t>public</w:t>
+      </w:r>
+      <w:r>
+        <w:rPr>
+          <w:color w:val="0033B3"/>
+        </w:rPr>
+        <w:t xml:space="preserve"> </w:t>
+      </w:r>
+      <w:r>
+        <w:rPr>
+          <w:color w:val="000000"/>
+          <w:lang w:val="en-US"/>
+        </w:rPr>
+        <w:t>WordDictionary</w:t>
+      </w:r>
+      <w:r>
+        <w:rPr>
+          <w:color w:val="080808"/>
+        </w:rPr>
+        <w:t>()</w:t>
+      </w:r>
+      <w:r>
+        <w:rPr>
+          <w:color w:val="080808"/>
+        </w:rPr>
+        <w:br/>
+        <w:t xml:space="preserve">    {</w:t>
+      </w:r>
+      <w:r>
+        <w:rPr>
+          <w:color w:val="080808"/>
+        </w:rPr>
+        <w:br/>
+        <w:t xml:space="preserve">        </w:t>
+      </w:r>
+      <w:r>
+        <w:rPr>
+          <w:color w:val="871094"/>
+          <w:lang w:val="en-US"/>
+        </w:rPr>
+        <w:t>WordCount</w:t>
+      </w:r>
+      <w:r>
+        <w:rPr>
+          <w:color w:val="871094"/>
+        </w:rPr>
+        <w:t xml:space="preserve"> </w:t>
+      </w:r>
+      <w:r>
+        <w:rPr>
+          <w:color w:val="080808"/>
+        </w:rPr>
+        <w:t xml:space="preserve">= </w:t>
+      </w:r>
+      <w:r>
+        <w:rPr>
+          <w:color w:val="1750EB"/>
+        </w:rPr>
+        <w:t>0</w:t>
+      </w:r>
+      <w:r>
+        <w:rPr>
+          <w:color w:val="080808"/>
+        </w:rPr>
+        <w:t>;</w:t>
+      </w:r>
+      <w:r>
+        <w:rPr>
+          <w:color w:val="080808"/>
+        </w:rPr>
+        <w:br/>
+        <w:t xml:space="preserve">    }</w:t>
+      </w:r>
+      <w:r>
+        <w:rPr>
+          <w:color w:val="080808"/>
+        </w:rPr>
+        <w:br/>
+      </w:r>
+      <w:r>
+        <w:rPr>
+          <w:color w:val="080808"/>
+        </w:rPr>
+        <w:br/>
+        <w:t xml:space="preserve">    </w:t>
+      </w:r>
+      <w:r>
+        <w:rPr>
+          <w:color w:val="0033B3"/>
+          <w:lang w:val="en-US"/>
+        </w:rPr>
+        <w:t>private</w:t>
+      </w:r>
+      <w:r>
+        <w:rPr>
+          <w:color w:val="0033B3"/>
+        </w:rPr>
+        <w:t xml:space="preserve"> </w:t>
+      </w:r>
+      <w:r>
+        <w:rPr>
+          <w:color w:val="0033B3"/>
+          <w:lang w:val="en-US"/>
+        </w:rPr>
+        <w:t>void</w:t>
+      </w:r>
+      <w:r>
+        <w:rPr>
+          <w:color w:val="0033B3"/>
+        </w:rPr>
+        <w:t xml:space="preserve"> </w:t>
+      </w:r>
+      <w:r>
+        <w:rPr>
+          <w:color w:val="808080"/>
+          <w:lang w:val="en-US"/>
+        </w:rPr>
+        <w:t>OpenFile</w:t>
+      </w:r>
+      <w:r>
+        <w:rPr>
+          <w:color w:val="080808"/>
+        </w:rPr>
+        <w:t>()</w:t>
+      </w:r>
+      <w:r>
+        <w:rPr>
+          <w:color w:val="080808"/>
+        </w:rPr>
+        <w:br/>
+        <w:t xml:space="preserve">    {</w:t>
+      </w:r>
+      <w:r>
+        <w:rPr>
+          <w:color w:val="080808"/>
+        </w:rPr>
+        <w:br/>
+        <w:t xml:space="preserve">        </w:t>
+      </w:r>
+      <w:r>
+        <w:rPr>
+          <w:color w:val="00627A"/>
+          <w:lang w:val="en-US"/>
+        </w:rPr>
+        <w:t>OpenFile</w:t>
+      </w:r>
+      <w:r>
+        <w:rPr>
+          <w:color w:val="080808"/>
+        </w:rPr>
+        <w:t>(</w:t>
+      </w:r>
+      <w:r>
+        <w:rPr>
+          <w:color w:val="000000"/>
+          <w:lang w:val="en-US"/>
+        </w:rPr>
+        <w:t>Encoding</w:t>
+      </w:r>
+      <w:r>
+        <w:rPr>
+          <w:color w:val="080808"/>
+        </w:rPr>
+        <w:t>.</w:t>
+      </w:r>
+      <w:r>
+        <w:rPr>
+          <w:color w:val="871094"/>
+          <w:lang w:val="en-US"/>
+        </w:rPr>
+        <w:t>UTF</w:t>
+      </w:r>
+      <w:r>
+        <w:rPr>
+          <w:color w:val="871094"/>
+        </w:rPr>
+        <w:t>8</w:t>
+      </w:r>
+      <w:r>
+        <w:rPr>
+          <w:color w:val="080808"/>
+        </w:rPr>
+        <w:t>);</w:t>
+      </w:r>
+      <w:r>
+        <w:rPr>
+          <w:color w:val="080808"/>
+        </w:rPr>
+        <w:br/>
+        <w:t xml:space="preserve">    }</w:t>
+      </w:r>
+      <w:r>
+        <w:rPr>
+          <w:color w:val="080808"/>
+        </w:rPr>
+        <w:br/>
+        <w:t xml:space="preserve">    </w:t>
+      </w:r>
+      <w:r>
+        <w:rPr>
+          <w:color w:val="0033B3"/>
+          <w:lang w:val="en-US"/>
+        </w:rPr>
+        <w:t>private</w:t>
+      </w:r>
+      <w:r>
+        <w:rPr>
+          <w:color w:val="0033B3"/>
+        </w:rPr>
+        <w:t xml:space="preserve"> </w:t>
+      </w:r>
+      <w:r>
+        <w:rPr>
+          <w:color w:val="0033B3"/>
+          <w:lang w:val="en-US"/>
+        </w:rPr>
+        <w:t>void</w:t>
+      </w:r>
+      <w:r>
+        <w:rPr>
+          <w:color w:val="0033B3"/>
+        </w:rPr>
+        <w:t xml:space="preserve"> </w:t>
+      </w:r>
+      <w:r>
+        <w:rPr>
+          <w:color w:val="00627A"/>
+          <w:lang w:val="en-US"/>
+        </w:rPr>
+        <w:t>OpenFile</w:t>
+      </w:r>
+      <w:r>
+        <w:rPr>
+          <w:color w:val="080808"/>
+        </w:rPr>
+        <w:t>(</w:t>
+      </w:r>
+      <w:r>
+        <w:rPr>
+          <w:color w:val="000000"/>
+          <w:lang w:val="en-US"/>
+        </w:rPr>
+        <w:t>Encoding</w:t>
+      </w:r>
+      <w:r>
+        <w:rPr>
+          <w:color w:val="000000"/>
+        </w:rPr>
+        <w:t xml:space="preserve"> </w:t>
+      </w:r>
+      <w:r>
+        <w:rPr>
+          <w:color w:val="000000"/>
+          <w:lang w:val="en-US"/>
+        </w:rPr>
+        <w:t>encoding</w:t>
+      </w:r>
+      <w:r>
+        <w:rPr>
+          <w:color w:val="080808"/>
+        </w:rPr>
+        <w:t>)</w:t>
+      </w:r>
+      <w:r>
+        <w:rPr>
+          <w:color w:val="080808"/>
+        </w:rPr>
+        <w:br/>
+        <w:t xml:space="preserve">    {</w:t>
+      </w:r>
+      <w:r>
+        <w:rPr>
+          <w:color w:val="080808"/>
+        </w:rPr>
+        <w:br/>
+        <w:t xml:space="preserve">        </w:t>
+      </w:r>
+      <w:r>
+        <w:rPr>
+          <w:color w:val="0033B3"/>
+          <w:lang w:val="en-US"/>
+        </w:rPr>
+        <w:t>if</w:t>
+      </w:r>
+      <w:r>
+        <w:rPr>
+          <w:color w:val="0033B3"/>
+        </w:rPr>
+        <w:t xml:space="preserve"> </w:t>
+      </w:r>
+      <w:r>
+        <w:rPr>
+          <w:color w:val="080808"/>
+        </w:rPr>
+        <w:t>(!</w:t>
+      </w:r>
+      <w:r>
+        <w:rPr>
+          <w:color w:val="000000"/>
+          <w:lang w:val="en-US"/>
+        </w:rPr>
+        <w:t>File</w:t>
+      </w:r>
+      <w:r>
+        <w:rPr>
+          <w:color w:val="080808"/>
+        </w:rPr>
+        <w:t>.</w:t>
+      </w:r>
+      <w:r>
+        <w:rPr>
+          <w:i/>
+          <w:iCs/>
+          <w:color w:val="00627A"/>
+          <w:lang w:val="en-US"/>
+        </w:rPr>
+        <w:t>Exists</w:t>
+      </w:r>
+      <w:r>
+        <w:rPr>
+          <w:color w:val="080808"/>
+        </w:rPr>
+        <w:t>(</w:t>
+      </w:r>
+      <w:r>
+        <w:rPr>
+          <w:color w:val="871094"/>
+        </w:rPr>
+        <w:t>_</w:t>
+      </w:r>
+      <w:r>
+        <w:rPr>
+          <w:color w:val="871094"/>
+          <w:lang w:val="en-US"/>
+        </w:rPr>
+        <w:t>filename</w:t>
+      </w:r>
+      <w:r>
+        <w:rPr>
+          <w:color w:val="080808"/>
+        </w:rPr>
+        <w:t>))</w:t>
+      </w:r>
+      <w:r>
+        <w:rPr>
+          <w:color w:val="080808"/>
+        </w:rPr>
+        <w:br/>
+        <w:t xml:space="preserve">            </w:t>
+      </w:r>
+      <w:r>
+        <w:rPr>
+          <w:color w:val="0033B3"/>
+          <w:lang w:val="en-US"/>
+        </w:rPr>
+        <w:t>throw</w:t>
+      </w:r>
+      <w:r>
+        <w:rPr>
+          <w:color w:val="0033B3"/>
+        </w:rPr>
+        <w:t xml:space="preserve"> </w:t>
+      </w:r>
+      <w:r>
+        <w:rPr>
+          <w:color w:val="0033B3"/>
+          <w:lang w:val="en-US"/>
+        </w:rPr>
+        <w:t>new</w:t>
+      </w:r>
+      <w:r>
+        <w:rPr>
+          <w:color w:val="0033B3"/>
+        </w:rPr>
+        <w:t xml:space="preserve"> </w:t>
+      </w:r>
+      <w:r>
+        <w:rPr>
+          <w:color w:val="000000"/>
+          <w:lang w:val="en-US"/>
+        </w:rPr>
+        <w:t>FileNotFoundException</w:t>
+      </w:r>
+      <w:r>
+        <w:rPr>
+          <w:color w:val="080808"/>
+        </w:rPr>
+        <w:t>(</w:t>
+      </w:r>
+      <w:r>
+        <w:rPr>
+          <w:color w:val="067D17"/>
+        </w:rPr>
+        <w:t>$"</w:t>
+      </w:r>
+      <w:r>
+        <w:rPr>
+          <w:color w:val="067D17"/>
+        </w:rPr>
+        <w:t>Файл</w:t>
+      </w:r>
+      <w:r>
+        <w:rPr>
+          <w:color w:val="067D17"/>
+        </w:rPr>
+        <w:t xml:space="preserve"> </w:t>
+      </w:r>
+      <w:r>
+        <w:rPr>
+          <w:color w:val="067D17"/>
+        </w:rPr>
+        <w:t>по</w:t>
+      </w:r>
+      <w:r>
+        <w:rPr>
+          <w:color w:val="067D17"/>
+        </w:rPr>
+        <w:t xml:space="preserve"> </w:t>
+      </w:r>
+      <w:r>
+        <w:rPr>
+          <w:color w:val="067D17"/>
+        </w:rPr>
+        <w:t>пути</w:t>
+      </w:r>
+      <w:r>
+        <w:rPr>
+          <w:color w:val="067D17"/>
+        </w:rPr>
+        <w:t xml:space="preserve"> </w:t>
+      </w:r>
+      <w:r>
+        <w:rPr>
+          <w:color w:val="080808"/>
+        </w:rPr>
+        <w:t>{</w:t>
+      </w:r>
+      <w:r>
+        <w:rPr>
+          <w:color w:val="871094"/>
+        </w:rPr>
+        <w:t>_</w:t>
+      </w:r>
+      <w:r>
+        <w:rPr>
+          <w:color w:val="871094"/>
+          <w:lang w:val="en-US"/>
+        </w:rPr>
+        <w:t>filename</w:t>
+      </w:r>
+      <w:r>
+        <w:rPr>
+          <w:color w:val="080808"/>
+        </w:rPr>
+        <w:t>}</w:t>
+      </w:r>
+      <w:r>
+        <w:rPr>
+          <w:color w:val="067D17"/>
+        </w:rPr>
+        <w:t xml:space="preserve"> </w:t>
+      </w:r>
+      <w:r>
+        <w:rPr>
+          <w:color w:val="067D17"/>
+        </w:rPr>
+        <w:t>не</w:t>
+      </w:r>
+      <w:r>
+        <w:rPr>
+          <w:color w:val="067D17"/>
+        </w:rPr>
+        <w:t xml:space="preserve"> </w:t>
+      </w:r>
+      <w:r>
+        <w:rPr>
+          <w:color w:val="067D17"/>
+        </w:rPr>
+        <w:t>существует</w:t>
+      </w:r>
+      <w:r>
+        <w:rPr>
+          <w:color w:val="067D17"/>
+        </w:rPr>
+        <w:t>."</w:t>
+      </w:r>
+      <w:r>
+        <w:rPr>
+          <w:color w:val="080808"/>
+        </w:rPr>
+        <w:t>);</w:t>
+      </w:r>
+      <w:r>
+        <w:rPr>
+          <w:color w:val="080808"/>
+        </w:rPr>
+        <w:br/>
+        <w:t xml:space="preserve">        </w:t>
+      </w:r>
+      <w:r>
+        <w:rPr>
+          <w:color w:val="0033B3"/>
+          <w:lang w:val="en-US"/>
+        </w:rPr>
+        <w:t>foreach</w:t>
+      </w:r>
+      <w:r>
+        <w:rPr>
+          <w:color w:val="0033B3"/>
+        </w:rPr>
+        <w:t xml:space="preserve"> </w:t>
+      </w:r>
+      <w:r>
+        <w:rPr>
+          <w:color w:val="080808"/>
+        </w:rPr>
+        <w:t>(</w:t>
+      </w:r>
+      <w:r>
+        <w:rPr>
+          <w:color w:val="0033B3"/>
+          <w:lang w:val="en-US"/>
+        </w:rPr>
+        <w:t>var</w:t>
+      </w:r>
+      <w:r>
+        <w:rPr>
+          <w:color w:val="0033B3"/>
+        </w:rPr>
+        <w:t xml:space="preserve"> </w:t>
+      </w:r>
+      <w:r>
+        <w:rPr>
+          <w:color w:val="000000"/>
+          <w:lang w:val="en-US"/>
+        </w:rPr>
+        <w:t>line</w:t>
+      </w:r>
+      <w:r>
+        <w:rPr>
+          <w:color w:val="000000"/>
+        </w:rPr>
+        <w:t xml:space="preserve"> </w:t>
+      </w:r>
+      <w:r>
+        <w:rPr>
+          <w:color w:val="0033B3"/>
+          <w:lang w:val="en-US"/>
+        </w:rPr>
+        <w:t>in</w:t>
+      </w:r>
+      <w:r>
+        <w:rPr>
+          <w:color w:val="0033B3"/>
+        </w:rPr>
+        <w:t xml:space="preserve"> </w:t>
+      </w:r>
+      <w:r>
+        <w:rPr>
+          <w:color w:val="000000"/>
+          <w:lang w:val="en-US"/>
+        </w:rPr>
+        <w:t>File</w:t>
+      </w:r>
+      <w:r>
+        <w:rPr>
+          <w:color w:val="080808"/>
+        </w:rPr>
+        <w:t>.</w:t>
+      </w:r>
+      <w:r>
+        <w:rPr>
+          <w:i/>
+          <w:iCs/>
+          <w:color w:val="00627A"/>
+          <w:lang w:val="en-US"/>
+        </w:rPr>
+        <w:t>ReadLines</w:t>
+      </w:r>
+      <w:r>
+        <w:rPr>
+          <w:color w:val="080808"/>
+        </w:rPr>
+        <w:t>(</w:t>
+      </w:r>
+      <w:r>
+        <w:rPr>
+          <w:color w:val="871094"/>
+        </w:rPr>
+        <w:t>_</w:t>
+      </w:r>
+      <w:r>
+        <w:rPr>
+          <w:color w:val="871094"/>
+          <w:lang w:val="en-US"/>
+        </w:rPr>
+        <w:t>filename</w:t>
+      </w:r>
+      <w:r>
+        <w:rPr>
+          <w:color w:val="080808"/>
+        </w:rPr>
+        <w:t xml:space="preserve">, </w:t>
+      </w:r>
+      <w:r>
+        <w:rPr>
+          <w:color w:val="000000"/>
+          <w:lang w:val="en-US"/>
+        </w:rPr>
+        <w:t>encoding</w:t>
+      </w:r>
+      <w:r>
+        <w:rPr>
+          <w:color w:val="080808"/>
+        </w:rPr>
+        <w:t>))</w:t>
+      </w:r>
+      <w:r>
+        <w:rPr>
+          <w:color w:val="080808"/>
+        </w:rPr>
+        <w:br/>
+        <w:t xml:space="preserve">        {</w:t>
+      </w:r>
+      <w:r>
+        <w:rPr>
+          <w:color w:val="080808"/>
+        </w:rPr>
+        <w:br/>
+        <w:t xml:space="preserve">            </w:t>
+      </w:r>
+      <w:r>
+        <w:rPr>
+          <w:color w:val="871094"/>
+        </w:rPr>
+        <w:t>_</w:t>
+      </w:r>
+      <w:r>
+        <w:rPr>
+          <w:color w:val="871094"/>
+          <w:lang w:val="en-US"/>
+        </w:rPr>
+        <w:t>words</w:t>
+      </w:r>
+      <w:r>
+        <w:rPr>
+          <w:color w:val="080808"/>
+        </w:rPr>
+        <w:t>.</w:t>
+      </w:r>
+      <w:r>
+        <w:rPr>
+          <w:color w:val="00627A"/>
+          <w:lang w:val="en-US"/>
+        </w:rPr>
+        <w:t>Add</w:t>
+      </w:r>
+      <w:r>
+        <w:rPr>
+          <w:color w:val="080808"/>
+        </w:rPr>
+        <w:t>(</w:t>
+      </w:r>
+      <w:r>
+        <w:rPr>
+          <w:color w:val="000000"/>
+          <w:lang w:val="en-US"/>
+        </w:rPr>
+        <w:t>line</w:t>
+      </w:r>
+      <w:r>
+        <w:rPr>
+          <w:color w:val="080808"/>
+        </w:rPr>
+        <w:t>);</w:t>
+      </w:r>
+      <w:r>
+        <w:rPr>
+          <w:color w:val="080808"/>
+        </w:rPr>
+        <w:br/>
+        <w:t xml:space="preserve">        }</w:t>
+      </w:r>
+      <w:r>
+        <w:rPr>
+          <w:color w:val="080808"/>
+        </w:rPr>
+        <w:br/>
+        <w:t xml:space="preserve">    }</w:t>
+      </w:r>
+      <w:r>
+        <w:rPr>
+          <w:color w:val="080808"/>
+        </w:rPr>
+        <w:br/>
+      </w:r>
+      <w:r>
+        <w:rPr>
+          <w:color w:val="080808"/>
+        </w:rPr>
+        <w:br/>
+        <w:t xml:space="preserve">    </w:t>
       </w:r>
       <w:r>
         <w:rPr>
@@ -2719,28 +5939,668 @@
           <w:iCs/>
           <w:color w:val="8C8C8C"/>
         </w:rPr>
+        <w:t>/// &lt;summary&gt;</w:t>
+      </w:r>
+      <w:r>
+        <w:rPr>
+          <w:i/>
+          <w:iCs/>
+          <w:color w:val="8C8C8C"/>
+        </w:rPr>
+        <w:br/>
+        <w:t xml:space="preserve">    /// Используйте этот метод для добавления слова в словарь</w:t>
+      </w:r>
+      <w:r>
+        <w:rPr>
+          <w:i/>
+          <w:iCs/>
+          <w:color w:val="8C8C8C"/>
+        </w:rPr>
+        <w:br/>
+        <w:t xml:space="preserve">    /// &lt;/summary&gt;</w:t>
+      </w:r>
+      <w:r>
+        <w:rPr>
+          <w:i/>
+          <w:iCs/>
+          <w:color w:val="8C8C8C"/>
+        </w:rPr>
+        <w:br/>
+        <w:t xml:space="preserve">    /// &lt;param name="word"&gt;Слово, которое надо добавить&lt;/param&gt;</w:t>
+      </w:r>
+      <w:r>
+        <w:rPr>
+          <w:i/>
+          <w:iCs/>
+          <w:color w:val="8C8C8C"/>
+        </w:rPr>
+        <w:br/>
+        <w:t xml:space="preserve">    </w:t>
+      </w:r>
+      <w:r>
+        <w:rPr>
+          <w:color w:val="0033B3"/>
+        </w:rPr>
+        <w:t xml:space="preserve">public void </w:t>
+      </w:r>
+      <w:r>
+        <w:rPr>
+          <w:color w:val="00627A"/>
+        </w:rPr>
+        <w:t>AddWord</w:t>
+      </w:r>
+      <w:r>
+        <w:rPr>
+          <w:color w:val="080808"/>
+        </w:rPr>
+        <w:t>(</w:t>
+      </w:r>
+      <w:r>
+        <w:rPr>
+          <w:color w:val="0033B3"/>
+        </w:rPr>
+        <w:t xml:space="preserve">string </w:t>
+      </w:r>
+      <w:r>
+        <w:rPr>
+          <w:color w:val="000000"/>
+        </w:rPr>
+        <w:t>word</w:t>
+      </w:r>
+      <w:r>
+        <w:rPr>
+          <w:color w:val="080808"/>
+        </w:rPr>
+        <w:t>)</w:t>
+      </w:r>
+      <w:r>
+        <w:rPr>
+          <w:color w:val="080808"/>
+        </w:rPr>
+        <w:br/>
+        <w:t xml:space="preserve">    {</w:t>
+      </w:r>
+      <w:r>
+        <w:rPr>
+          <w:color w:val="080808"/>
+        </w:rPr>
+        <w:br/>
+        <w:t xml:space="preserve">        </w:t>
+      </w:r>
+      <w:r>
+        <w:rPr>
+          <w:color w:val="0033B3"/>
+        </w:rPr>
+        <w:t xml:space="preserve">if </w:t>
+      </w:r>
+      <w:r>
+        <w:rPr>
+          <w:color w:val="080808"/>
+        </w:rPr>
+        <w:t>(</w:t>
+      </w:r>
+      <w:r>
+        <w:rPr>
+          <w:color w:val="871094"/>
+        </w:rPr>
+        <w:t>_words</w:t>
+      </w:r>
+      <w:r>
+        <w:rPr>
+          <w:color w:val="080808"/>
+        </w:rPr>
+        <w:t>.</w:t>
+      </w:r>
+      <w:r>
+        <w:rPr>
+          <w:color w:val="00627A"/>
+        </w:rPr>
+        <w:t>Contains</w:t>
+      </w:r>
+      <w:r>
+        <w:rPr>
+          <w:color w:val="080808"/>
+        </w:rPr>
+        <w:t>(</w:t>
+      </w:r>
+      <w:r>
+        <w:rPr>
+          <w:color w:val="000000"/>
+        </w:rPr>
+        <w:t>word</w:t>
+      </w:r>
+      <w:r>
+        <w:rPr>
+          <w:color w:val="080808"/>
+        </w:rPr>
+        <w:t xml:space="preserve">)) </w:t>
+      </w:r>
+      <w:r>
+        <w:rPr>
+          <w:color w:val="0033B3"/>
+        </w:rPr>
+        <w:t>return</w:t>
+      </w:r>
+      <w:r>
+        <w:rPr>
+          <w:color w:val="080808"/>
+        </w:rPr>
+        <w:t>;</w:t>
+      </w:r>
+      <w:r>
+        <w:rPr>
+          <w:color w:val="080808"/>
+        </w:rPr>
+        <w:br/>
+        <w:t xml:space="preserve">        </w:t>
+      </w:r>
+      <w:r>
+        <w:rPr>
+          <w:color w:val="871094"/>
+        </w:rPr>
+        <w:t>_words</w:t>
+      </w:r>
+      <w:r>
+        <w:rPr>
+          <w:color w:val="080808"/>
+        </w:rPr>
+        <w:t>.</w:t>
+      </w:r>
+      <w:r>
+        <w:rPr>
+          <w:color w:val="00627A"/>
+        </w:rPr>
+        <w:t>Add</w:t>
+      </w:r>
+      <w:r>
+        <w:rPr>
+          <w:color w:val="080808"/>
+        </w:rPr>
+        <w:t>(</w:t>
+      </w:r>
+      <w:r>
+        <w:rPr>
+          <w:color w:val="000000"/>
+        </w:rPr>
+        <w:t>word</w:t>
+      </w:r>
+      <w:r>
+        <w:rPr>
+          <w:color w:val="080808"/>
+        </w:rPr>
+        <w:t>);</w:t>
+      </w:r>
+      <w:r>
+        <w:rPr>
+          <w:color w:val="080808"/>
+        </w:rPr>
+        <w:br/>
+        <w:t xml:space="preserve">        </w:t>
+      </w:r>
+      <w:r>
+        <w:rPr>
+          <w:color w:val="871094"/>
+        </w:rPr>
+        <w:t>WordCount</w:t>
+      </w:r>
+      <w:r>
+        <w:rPr>
+          <w:color w:val="080808"/>
+        </w:rPr>
+        <w:t>++;</w:t>
+      </w:r>
+      <w:r>
+        <w:rPr>
+          <w:color w:val="080808"/>
+        </w:rPr>
+        <w:br/>
+        <w:t xml:space="preserve">        </w:t>
+      </w:r>
+      <w:r>
+        <w:rPr>
+          <w:color w:val="871094"/>
+        </w:rPr>
+        <w:t>_words</w:t>
+      </w:r>
+      <w:r>
+        <w:rPr>
+          <w:color w:val="080808"/>
+        </w:rPr>
+        <w:t>.</w:t>
+      </w:r>
+      <w:r>
+        <w:rPr>
+          <w:color w:val="00627A"/>
+        </w:rPr>
+        <w:t>Sort</w:t>
+      </w:r>
+      <w:r>
+        <w:rPr>
+          <w:color w:val="080808"/>
+        </w:rPr>
+        <w:t>();</w:t>
+      </w:r>
+      <w:r>
+        <w:rPr>
+          <w:color w:val="080808"/>
+        </w:rPr>
+        <w:br/>
+        <w:t xml:space="preserve">    }</w:t>
+      </w:r>
+      <w:r>
+        <w:rPr>
+          <w:color w:val="080808"/>
+        </w:rPr>
+        <w:br/>
+      </w:r>
+      <w:r>
+        <w:rPr>
+          <w:color w:val="080808"/>
+        </w:rPr>
+        <w:br/>
+        <w:t xml:space="preserve">    </w:t>
+      </w:r>
+      <w:r>
+        <w:rPr>
+          <w:i/>
+          <w:iCs/>
+          <w:color w:val="8C8C8C"/>
+        </w:rPr>
+        <w:t>/// &lt;summary&gt;</w:t>
+      </w:r>
+      <w:r>
+        <w:rPr>
+          <w:i/>
+          <w:iCs/>
+          <w:color w:val="8C8C8C"/>
+        </w:rPr>
+        <w:br/>
+        <w:t xml:space="preserve">    /// Используйте этот метод для удаления слова из словаря</w:t>
+      </w:r>
+      <w:r>
+        <w:rPr>
+          <w:i/>
+          <w:iCs/>
+          <w:color w:val="8C8C8C"/>
+        </w:rPr>
+        <w:br/>
+        <w:t xml:space="preserve">    /// &lt;/summary&gt;</w:t>
+      </w:r>
+      <w:r>
+        <w:rPr>
+          <w:i/>
+          <w:iCs/>
+          <w:color w:val="8C8C8C"/>
+        </w:rPr>
+        <w:br/>
+        <w:t xml:space="preserve">    /// &lt;param name="word"&gt;Слово, которое необходимо удалить&lt;/param&gt;</w:t>
+      </w:r>
+      <w:r>
+        <w:rPr>
+          <w:i/>
+          <w:iCs/>
+          <w:color w:val="8C8C8C"/>
+        </w:rPr>
+        <w:br/>
+        <w:t xml:space="preserve">    </w:t>
+      </w:r>
+      <w:r>
+        <w:rPr>
+          <w:color w:val="0033B3"/>
+        </w:rPr>
+        <w:t xml:space="preserve">public void </w:t>
+      </w:r>
+      <w:r>
+        <w:rPr>
+          <w:color w:val="00627A"/>
+        </w:rPr>
+        <w:t>RemoveWord</w:t>
+      </w:r>
+      <w:r>
+        <w:rPr>
+          <w:color w:val="080808"/>
+        </w:rPr>
+        <w:t>(</w:t>
+      </w:r>
+      <w:r>
+        <w:rPr>
+          <w:color w:val="0033B3"/>
+        </w:rPr>
+        <w:t xml:space="preserve">string </w:t>
+      </w:r>
+      <w:r>
+        <w:rPr>
+          <w:color w:val="000000"/>
+        </w:rPr>
+        <w:t>word</w:t>
+      </w:r>
+      <w:r>
+        <w:rPr>
+          <w:color w:val="080808"/>
+        </w:rPr>
+        <w:t>)</w:t>
+      </w:r>
+      <w:r>
+        <w:rPr>
+          <w:color w:val="080808"/>
+        </w:rPr>
+        <w:br/>
+        <w:t xml:space="preserve">    {</w:t>
+      </w:r>
+      <w:r>
+        <w:rPr>
+          <w:color w:val="080808"/>
+        </w:rPr>
+        <w:br/>
+        <w:t xml:space="preserve">        </w:t>
+      </w:r>
+      <w:r>
+        <w:rPr>
+          <w:color w:val="0033B3"/>
+        </w:rPr>
+        <w:t xml:space="preserve">if </w:t>
+      </w:r>
+      <w:r>
+        <w:rPr>
+          <w:color w:val="080808"/>
+        </w:rPr>
+        <w:t>(!</w:t>
+      </w:r>
+      <w:r>
+        <w:rPr>
+          <w:color w:val="871094"/>
+        </w:rPr>
+        <w:t>_words</w:t>
+      </w:r>
+      <w:r>
+        <w:rPr>
+          <w:color w:val="080808"/>
+        </w:rPr>
+        <w:t>.</w:t>
+      </w:r>
+      <w:r>
+        <w:rPr>
+          <w:color w:val="00627A"/>
+        </w:rPr>
+        <w:t>Contains</w:t>
+      </w:r>
+      <w:r>
+        <w:rPr>
+          <w:color w:val="080808"/>
+        </w:rPr>
+        <w:t>(</w:t>
+      </w:r>
+      <w:r>
+        <w:rPr>
+          <w:color w:val="000000"/>
+        </w:rPr>
+        <w:t>word</w:t>
+      </w:r>
+      <w:r>
+        <w:rPr>
+          <w:color w:val="080808"/>
+        </w:rPr>
+        <w:t xml:space="preserve">)) </w:t>
+      </w:r>
+      <w:r>
+        <w:rPr>
+          <w:color w:val="0033B3"/>
+        </w:rPr>
+        <w:t>return</w:t>
+      </w:r>
+      <w:r>
+        <w:rPr>
+          <w:color w:val="080808"/>
+        </w:rPr>
+        <w:t>;</w:t>
+      </w:r>
+      <w:r>
+        <w:rPr>
+          <w:color w:val="080808"/>
+        </w:rPr>
+        <w:br/>
+        <w:t xml:space="preserve">        </w:t>
+      </w:r>
+      <w:r>
+        <w:rPr>
+          <w:color w:val="871094"/>
+        </w:rPr>
+        <w:t>_words</w:t>
+      </w:r>
+      <w:r>
+        <w:rPr>
+          <w:color w:val="080808"/>
+        </w:rPr>
+        <w:t>.</w:t>
+      </w:r>
+      <w:r>
+        <w:rPr>
+          <w:color w:val="00627A"/>
+        </w:rPr>
+        <w:t>Remove</w:t>
+      </w:r>
+      <w:r>
+        <w:rPr>
+          <w:color w:val="080808"/>
+        </w:rPr>
+        <w:t>(</w:t>
+      </w:r>
+      <w:r>
+        <w:rPr>
+          <w:color w:val="000000"/>
+        </w:rPr>
+        <w:t>word</w:t>
+      </w:r>
+      <w:r>
+        <w:rPr>
+          <w:color w:val="080808"/>
+        </w:rPr>
+        <w:t>);</w:t>
+      </w:r>
+      <w:r>
+        <w:rPr>
+          <w:color w:val="080808"/>
+        </w:rPr>
+        <w:br/>
+        <w:t xml:space="preserve">        </w:t>
+      </w:r>
+      <w:r>
+        <w:rPr>
+          <w:color w:val="871094"/>
+        </w:rPr>
+        <w:t>WordCount</w:t>
+      </w:r>
+      <w:r>
+        <w:rPr>
+          <w:color w:val="080808"/>
+        </w:rPr>
+        <w:t>--;</w:t>
+      </w:r>
+      <w:r>
+        <w:rPr>
+          <w:color w:val="080808"/>
+        </w:rPr>
+        <w:br/>
+        <w:t xml:space="preserve">        </w:t>
+      </w:r>
+      <w:r>
+        <w:rPr>
+          <w:color w:val="871094"/>
+        </w:rPr>
+        <w:t>_words</w:t>
+      </w:r>
+      <w:r>
+        <w:rPr>
+          <w:color w:val="080808"/>
+        </w:rPr>
+        <w:t>.</w:t>
+      </w:r>
+      <w:r>
+        <w:rPr>
+          <w:color w:val="00627A"/>
+        </w:rPr>
+        <w:t>Sort</w:t>
+      </w:r>
+      <w:r>
+        <w:rPr>
+          <w:color w:val="080808"/>
+        </w:rPr>
+        <w:t>();</w:t>
+      </w:r>
+      <w:r>
+        <w:rPr>
+          <w:color w:val="080808"/>
+        </w:rPr>
+        <w:br/>
+        <w:t xml:space="preserve">    }</w:t>
+      </w:r>
+      <w:r>
+        <w:rPr>
+          <w:color w:val="080808"/>
+        </w:rPr>
+        <w:br/>
+      </w:r>
+      <w:r>
+        <w:rPr>
+          <w:color w:val="080808"/>
+        </w:rPr>
+        <w:br/>
+        <w:t xml:space="preserve">    </w:t>
+      </w:r>
+      <w:r>
+        <w:rPr>
+          <w:i/>
+          <w:iCs/>
+          <w:color w:val="8C8C8C"/>
+        </w:rPr>
+        <w:t>/// &lt;summary&gt;</w:t>
+      </w:r>
+      <w:r>
+        <w:rPr>
+          <w:i/>
+          <w:iCs/>
+          <w:color w:val="8C8C8C"/>
+        </w:rPr>
+        <w:br/>
+      </w:r>
+      <w:r>
+        <w:rPr>
+          <w:i/>
+          <w:iCs/>
+          <w:color w:val="8C8C8C"/>
+        </w:rPr>
         <w:lastRenderedPageBreak/>
+        <w:t xml:space="preserve">    /// Используйте этот метод для проверки нахождения слова в словаре</w:t>
+      </w:r>
+      <w:r>
+        <w:rPr>
+          <w:i/>
+          <w:iCs/>
+          <w:color w:val="8C8C8C"/>
+        </w:rPr>
+        <w:br/>
+        <w:t xml:space="preserve">    /// &lt;/summary&gt;</w:t>
+      </w:r>
+      <w:r>
+        <w:rPr>
+          <w:i/>
+          <w:iCs/>
+          <w:color w:val="8C8C8C"/>
+        </w:rPr>
+        <w:br/>
+        <w:t xml:space="preserve">    /// &lt;param name="word"&gt;Слово для проверки&lt;/param&gt;</w:t>
+      </w:r>
+      <w:r>
+        <w:rPr>
+          <w:i/>
+          <w:iCs/>
+          <w:color w:val="8C8C8C"/>
+        </w:rPr>
+        <w:br/>
+        <w:t xml:space="preserve">    /// &lt;returns&gt;True - если слово найдено, False - если нет&lt;/returns&gt;</w:t>
+      </w:r>
+      <w:r>
+        <w:rPr>
+          <w:i/>
+          <w:iCs/>
+          <w:color w:val="8C8C8C"/>
+        </w:rPr>
+        <w:br/>
         <w:t xml:space="preserve">    </w:t>
       </w:r>
       <w:r>
         <w:rPr>
           <w:color w:val="0033B3"/>
-          <w:lang w:val="en-US"/>
-        </w:rPr>
-        <w:t>public</w:t>
+        </w:rPr>
+        <w:t xml:space="preserve">public bool </w:t>
+      </w:r>
+      <w:r>
+        <w:rPr>
+          <w:color w:val="00627A"/>
+        </w:rPr>
+        <w:t>HasWord</w:t>
+      </w:r>
+      <w:r>
+        <w:rPr>
+          <w:color w:val="080808"/>
+        </w:rPr>
+        <w:t>(</w:t>
       </w:r>
       <w:r>
         <w:rPr>
           <w:color w:val="0033B3"/>
         </w:rPr>
-        <w:t xml:space="preserve"> </w:t>
-      </w:r>
-      <w:r>
-        <w:rPr>
-          <w:color w:val="000000"/>
-          <w:lang w:val="en-US"/>
-        </w:rPr>
-        <w:t>WordDictionary</w:t>
+        <w:t xml:space="preserve">string </w:t>
+      </w:r>
+      <w:r>
+        <w:rPr>
+          <w:color w:val="000000"/>
+        </w:rPr>
+        <w:t>word</w:t>
+      </w:r>
+      <w:r>
+        <w:rPr>
+          <w:color w:val="080808"/>
+        </w:rPr>
+        <w:t>)</w:t>
+      </w:r>
+      <w:r>
+        <w:rPr>
+          <w:color w:val="080808"/>
+        </w:rPr>
+        <w:br/>
+        <w:t xml:space="preserve">    {</w:t>
+      </w:r>
+      <w:r>
+        <w:rPr>
+          <w:color w:val="080808"/>
+        </w:rPr>
+        <w:br/>
+        <w:t xml:space="preserve">        </w:t>
+      </w:r>
+      <w:r>
+        <w:rPr>
+          <w:color w:val="0033B3"/>
+        </w:rPr>
+        <w:t xml:space="preserve">return </w:t>
+      </w:r>
+      <w:r>
+        <w:rPr>
+          <w:color w:val="871094"/>
+        </w:rPr>
+        <w:t>_words</w:t>
+      </w:r>
+      <w:r>
+        <w:rPr>
+          <w:color w:val="080808"/>
+        </w:rPr>
+        <w:t>.</w:t>
+      </w:r>
+      <w:r>
+        <w:rPr>
+          <w:color w:val="00627A"/>
+        </w:rPr>
+        <w:t>Contains</w:t>
       </w:r>
       <w:r>
         <w:rPr>
@@ -2750,23 +6610,66 @@
       </w:r>
       <w:r>
         <w:rPr>
+          <w:color w:val="000000"/>
+        </w:rPr>
+        <w:t>word</w:t>
+      </w:r>
+      <w:r>
+        <w:rPr>
+          <w:color w:val="080808"/>
+        </w:rPr>
+        <w:t>);</w:t>
+      </w:r>
+      <w:r>
+        <w:rPr>
+          <w:color w:val="080808"/>
+        </w:rPr>
+        <w:br/>
+        <w:t xml:space="preserve">    }</w:t>
+      </w:r>
+      <w:r>
+        <w:rPr>
+          <w:color w:val="080808"/>
+        </w:rPr>
+        <w:br/>
+        <w:t xml:space="preserve">    </w:t>
+      </w:r>
+      <w:r>
+        <w:rPr>
+          <w:color w:val="080808"/>
+        </w:rPr>
+        <w:br/>
+        <w:t xml:space="preserve">    </w:t>
+      </w:r>
+      <w:r>
+        <w:rPr>
           <w:color w:val="0033B3"/>
-          <w:lang w:val="en-US"/>
-        </w:rPr>
-        <w:t>string</w:t>
+        </w:rPr>
+        <w:t xml:space="preserve">private int </w:t>
+      </w:r>
+      <w:r>
+        <w:rPr>
+          <w:color w:val="00627A"/>
+        </w:rPr>
+        <w:t>GetLevensteinDistance</w:t>
+      </w:r>
+      <w:r>
+        <w:rPr>
+          <w:color w:val="080808"/>
+        </w:rPr>
+        <w:t>(</w:t>
       </w:r>
       <w:r>
         <w:rPr>
           <w:color w:val="0033B3"/>
         </w:rPr>
-        <w:t xml:space="preserve"> </w:t>
-      </w:r>
-      <w:r>
-        <w:rPr>
-          <w:color w:val="000000"/>
-          <w:lang w:val="en-US"/>
-        </w:rPr>
-        <w:t>filename</w:t>
+        <w:t xml:space="preserve">string </w:t>
+      </w:r>
+      <w:r>
+        <w:rPr>
+          <w:color w:val="000000"/>
+        </w:rPr>
+        <w:t>word1</w:t>
       </w:r>
       <w:r>
         <w:rPr>
@@ -2776,23 +6679,15 @@
       </w:r>
       <w:r>
         <w:rPr>
-          <w:color w:val="000000"/>
-          <w:lang w:val="en-US"/>
-        </w:rPr>
-        <w:t>Encoding</w:t>
-      </w:r>
-      <w:r>
-        <w:rPr>
-          <w:color w:val="000000"/>
-        </w:rPr>
-        <w:t xml:space="preserve"> </w:t>
-      </w:r>
-      <w:r>
-        <w:rPr>
-          <w:color w:val="000000"/>
-          <w:lang w:val="en-US"/>
-        </w:rPr>
-        <w:t>encoding</w:t>
+          <w:color w:val="0033B3"/>
+        </w:rPr>
+        <w:t xml:space="preserve">string </w:t>
+      </w:r>
+      <w:r>
+        <w:rPr>
+          <w:color w:val="000000"/>
+        </w:rPr>
+        <w:t>word2</w:t>
       </w:r>
       <w:r>
         <w:rPr>
@@ -2816,22 +6711,15 @@
       </w:r>
       <w:r>
         <w:rPr>
-          <w:color w:val="871094"/>
-        </w:rPr>
-        <w:t>_</w:t>
-      </w:r>
-      <w:r>
-        <w:rPr>
-          <w:color w:val="871094"/>
-          <w:lang w:val="en-US"/>
-        </w:rPr>
-        <w:t>filename</w:t>
-      </w:r>
-      <w:r>
-        <w:rPr>
-          <w:color w:val="871094"/>
-        </w:rPr>
-        <w:t xml:space="preserve"> </w:t>
+          <w:color w:val="0033B3"/>
+        </w:rPr>
+        <w:t xml:space="preserve">var </w:t>
+      </w:r>
+      <w:r>
+        <w:rPr>
+          <w:color w:val="000000"/>
+        </w:rPr>
+        <w:t xml:space="preserve">dist </w:t>
       </w:r>
       <w:r>
         <w:rPr>
@@ -2842,558 +6730,8 @@
       <w:r>
         <w:rPr>
           <w:color w:val="000000"/>
-          <w:lang w:val="en-US"/>
-        </w:rPr>
-        <w:t>filename</w:t>
-      </w:r>
-      <w:r>
-        <w:rPr>
-          <w:color w:val="080808"/>
-        </w:rPr>
-        <w:t>;</w:t>
-      </w:r>
-      <w:r>
-        <w:rPr>
-          <w:color w:val="080808"/>
-        </w:rPr>
-        <w:br/>
-        <w:t xml:space="preserve">        </w:t>
-      </w:r>
-      <w:r>
-        <w:rPr>
-          <w:color w:val="00627A"/>
-          <w:lang w:val="en-US"/>
-        </w:rPr>
-        <w:t>OpenFile</w:t>
-      </w:r>
-      <w:r>
-        <w:rPr>
-          <w:color w:val="080808"/>
-        </w:rPr>
-        <w:t>(</w:t>
-      </w:r>
-      <w:r>
-        <w:rPr>
-          <w:color w:val="000000"/>
-          <w:lang w:val="en-US"/>
-        </w:rPr>
-        <w:t>encoding</w:t>
-      </w:r>
-      <w:r>
-        <w:rPr>
-          <w:color w:val="080808"/>
-        </w:rPr>
-        <w:t>);</w:t>
-      </w:r>
-      <w:r>
-        <w:rPr>
-          <w:color w:val="080808"/>
-        </w:rPr>
-        <w:br/>
-        <w:t xml:space="preserve">        </w:t>
-      </w:r>
-      <w:r>
-        <w:rPr>
-          <w:color w:val="871094"/>
-          <w:lang w:val="en-US"/>
-        </w:rPr>
-        <w:t>WordCount</w:t>
-      </w:r>
-      <w:r>
-        <w:rPr>
-          <w:color w:val="871094"/>
-        </w:rPr>
-        <w:t xml:space="preserve"> </w:t>
-      </w:r>
-      <w:r>
-        <w:rPr>
-          <w:color w:val="080808"/>
-        </w:rPr>
-        <w:t xml:space="preserve">= </w:t>
-      </w:r>
-      <w:r>
-        <w:rPr>
-          <w:color w:val="871094"/>
-        </w:rPr>
-        <w:t>_</w:t>
-      </w:r>
-      <w:r>
-        <w:rPr>
-          <w:color w:val="871094"/>
-          <w:lang w:val="en-US"/>
-        </w:rPr>
-        <w:t>words</w:t>
-      </w:r>
-      <w:r>
-        <w:rPr>
-          <w:color w:val="080808"/>
-        </w:rPr>
-        <w:t>.</w:t>
-      </w:r>
-      <w:r>
-        <w:rPr>
-          <w:color w:val="871094"/>
-          <w:lang w:val="en-US"/>
-        </w:rPr>
-        <w:t>Count</w:t>
-      </w:r>
-      <w:r>
-        <w:rPr>
-          <w:color w:val="080808"/>
-        </w:rPr>
-        <w:t>;</w:t>
-      </w:r>
-      <w:r>
-        <w:rPr>
-          <w:color w:val="080808"/>
-        </w:rPr>
-        <w:br/>
-        <w:t xml:space="preserve">    }</w:t>
-      </w:r>
-      <w:r>
-        <w:rPr>
-          <w:color w:val="080808"/>
-        </w:rPr>
-        <w:br/>
-      </w:r>
-      <w:r>
-        <w:rPr>
-          <w:color w:val="080808"/>
-        </w:rPr>
-        <w:br/>
-        <w:t xml:space="preserve">    </w:t>
-      </w:r>
-      <w:r>
-        <w:rPr>
-          <w:color w:val="0033B3"/>
-          <w:lang w:val="en-US"/>
-        </w:rPr>
-        <w:t>public</w:t>
-      </w:r>
-      <w:r>
-        <w:rPr>
-          <w:color w:val="0033B3"/>
-        </w:rPr>
-        <w:t xml:space="preserve"> </w:t>
-      </w:r>
-      <w:r>
-        <w:rPr>
-          <w:color w:val="000000"/>
-          <w:lang w:val="en-US"/>
-        </w:rPr>
-        <w:t>WordDictionary</w:t>
-      </w:r>
-      <w:r>
-        <w:rPr>
-          <w:color w:val="080808"/>
-        </w:rPr>
-        <w:t>(</w:t>
-      </w:r>
-      <w:r>
-        <w:rPr>
-          <w:color w:val="0033B3"/>
-          <w:lang w:val="en-US"/>
-        </w:rPr>
-        <w:t>string</w:t>
-      </w:r>
-      <w:r>
-        <w:rPr>
-          <w:color w:val="0033B3"/>
-        </w:rPr>
-        <w:t xml:space="preserve"> </w:t>
-      </w:r>
-      <w:r>
-        <w:rPr>
-          <w:color w:val="000000"/>
-          <w:lang w:val="en-US"/>
-        </w:rPr>
-        <w:t>filename</w:t>
-      </w:r>
-      <w:r>
-        <w:rPr>
-          <w:color w:val="080808"/>
-        </w:rPr>
-        <w:t xml:space="preserve">) : </w:t>
-      </w:r>
-      <w:r>
-        <w:rPr>
-          <w:color w:val="000000"/>
-          <w:lang w:val="en-US"/>
-        </w:rPr>
-        <w:t>this</w:t>
-      </w:r>
-      <w:r>
-        <w:rPr>
-          <w:color w:val="080808"/>
-        </w:rPr>
-        <w:t>(</w:t>
-      </w:r>
-      <w:r>
-        <w:rPr>
-          <w:color w:val="000000"/>
-          <w:lang w:val="en-US"/>
-        </w:rPr>
-        <w:t>filename</w:t>
-      </w:r>
-      <w:r>
-        <w:rPr>
-          <w:color w:val="080808"/>
-        </w:rPr>
-        <w:t xml:space="preserve">, </w:t>
-      </w:r>
-      <w:r>
-        <w:rPr>
-          <w:color w:val="000000"/>
-          <w:lang w:val="en-US"/>
-        </w:rPr>
-        <w:t>Encoding</w:t>
-      </w:r>
-      <w:r>
-        <w:rPr>
-          <w:color w:val="080808"/>
-        </w:rPr>
-        <w:t>.</w:t>
-      </w:r>
-      <w:r>
-        <w:rPr>
-          <w:color w:val="871094"/>
-          <w:lang w:val="en-US"/>
-        </w:rPr>
-        <w:t>UTF</w:t>
-      </w:r>
-      <w:r>
-        <w:rPr>
-          <w:color w:val="871094"/>
-        </w:rPr>
-        <w:t>8</w:t>
-      </w:r>
-      <w:r>
-        <w:rPr>
-          <w:color w:val="080808"/>
-        </w:rPr>
-        <w:t>) { }</w:t>
-      </w:r>
-      <w:r>
-        <w:rPr>
-          <w:color w:val="080808"/>
-        </w:rPr>
-        <w:br/>
-        <w:t xml:space="preserve">    </w:t>
-      </w:r>
-      <w:r>
-        <w:rPr>
-          <w:color w:val="080808"/>
-        </w:rPr>
-        <w:br/>
-        <w:t xml:space="preserve">    </w:t>
-      </w:r>
-      <w:r>
-        <w:rPr>
-          <w:color w:val="0033B3"/>
-          <w:lang w:val="en-US"/>
-        </w:rPr>
-        <w:t>public</w:t>
-      </w:r>
-      <w:r>
-        <w:rPr>
-          <w:color w:val="0033B3"/>
-        </w:rPr>
-        <w:t xml:space="preserve"> </w:t>
-      </w:r>
-      <w:r>
-        <w:rPr>
-          <w:color w:val="000000"/>
-          <w:lang w:val="en-US"/>
-        </w:rPr>
-        <w:t>WordDictionary</w:t>
-      </w:r>
-      <w:r>
-        <w:rPr>
-          <w:color w:val="080808"/>
-        </w:rPr>
-        <w:t>()</w:t>
-      </w:r>
-      <w:r>
-        <w:rPr>
-          <w:color w:val="080808"/>
-        </w:rPr>
-        <w:br/>
-        <w:t xml:space="preserve">    {</w:t>
-      </w:r>
-      <w:r>
-        <w:rPr>
-          <w:color w:val="080808"/>
-        </w:rPr>
-        <w:br/>
-        <w:t xml:space="preserve">        </w:t>
-      </w:r>
-      <w:r>
-        <w:rPr>
-          <w:color w:val="871094"/>
-          <w:lang w:val="en-US"/>
-        </w:rPr>
-        <w:t>WordCount</w:t>
-      </w:r>
-      <w:r>
-        <w:rPr>
-          <w:color w:val="871094"/>
-        </w:rPr>
-        <w:t xml:space="preserve"> </w:t>
-      </w:r>
-      <w:r>
-        <w:rPr>
-          <w:color w:val="080808"/>
-        </w:rPr>
-        <w:t xml:space="preserve">= </w:t>
-      </w:r>
-      <w:r>
-        <w:rPr>
-          <w:color w:val="1750EB"/>
-        </w:rPr>
-        <w:t>0</w:t>
-      </w:r>
-      <w:r>
-        <w:rPr>
-          <w:color w:val="080808"/>
-        </w:rPr>
-        <w:t>;</w:t>
-      </w:r>
-      <w:r>
-        <w:rPr>
-          <w:color w:val="080808"/>
-        </w:rPr>
-        <w:br/>
-        <w:t xml:space="preserve">    }</w:t>
-      </w:r>
-      <w:r>
-        <w:rPr>
-          <w:color w:val="080808"/>
-        </w:rPr>
-        <w:br/>
-      </w:r>
-      <w:r>
-        <w:rPr>
-          <w:color w:val="080808"/>
-        </w:rPr>
-        <w:br/>
-        <w:t xml:space="preserve">    </w:t>
-      </w:r>
-      <w:r>
-        <w:rPr>
-          <w:color w:val="0033B3"/>
-          <w:lang w:val="en-US"/>
-        </w:rPr>
-        <w:t>private</w:t>
-      </w:r>
-      <w:r>
-        <w:rPr>
-          <w:color w:val="0033B3"/>
-        </w:rPr>
-        <w:t xml:space="preserve"> </w:t>
-      </w:r>
-      <w:r>
-        <w:rPr>
-          <w:color w:val="0033B3"/>
-          <w:lang w:val="en-US"/>
-        </w:rPr>
-        <w:t>void</w:t>
-      </w:r>
-      <w:r>
-        <w:rPr>
-          <w:color w:val="0033B3"/>
-        </w:rPr>
-        <w:t xml:space="preserve"> </w:t>
-      </w:r>
-      <w:r>
-        <w:rPr>
-          <w:color w:val="808080"/>
-          <w:lang w:val="en-US"/>
-        </w:rPr>
-        <w:t>OpenFile</w:t>
-      </w:r>
-      <w:r>
-        <w:rPr>
-          <w:color w:val="080808"/>
-        </w:rPr>
-        <w:t>()</w:t>
-      </w:r>
-      <w:r>
-        <w:rPr>
-          <w:color w:val="080808"/>
-        </w:rPr>
-        <w:br/>
-        <w:t xml:space="preserve">    {</w:t>
-      </w:r>
-      <w:r>
-        <w:rPr>
-          <w:color w:val="080808"/>
-        </w:rPr>
-        <w:br/>
-        <w:t xml:space="preserve">        </w:t>
-      </w:r>
-      <w:r>
-        <w:rPr>
-          <w:color w:val="00627A"/>
-          <w:lang w:val="en-US"/>
-        </w:rPr>
-        <w:t>OpenFile</w:t>
-      </w:r>
-      <w:r>
-        <w:rPr>
-          <w:color w:val="080808"/>
-        </w:rPr>
-        <w:t>(</w:t>
-      </w:r>
-      <w:r>
-        <w:rPr>
-          <w:color w:val="000000"/>
-          <w:lang w:val="en-US"/>
-        </w:rPr>
-        <w:t>Encoding</w:t>
-      </w:r>
-      <w:r>
-        <w:rPr>
-          <w:color w:val="080808"/>
-        </w:rPr>
-        <w:t>.</w:t>
-      </w:r>
-      <w:r>
-        <w:rPr>
-          <w:color w:val="871094"/>
-          <w:lang w:val="en-US"/>
-        </w:rPr>
-        <w:t>UTF</w:t>
-      </w:r>
-      <w:r>
-        <w:rPr>
-          <w:color w:val="871094"/>
-        </w:rPr>
-        <w:t>8</w:t>
-      </w:r>
-      <w:r>
-        <w:rPr>
-          <w:color w:val="080808"/>
-        </w:rPr>
-        <w:t>);</w:t>
-      </w:r>
-      <w:r>
-        <w:rPr>
-          <w:color w:val="080808"/>
-        </w:rPr>
-        <w:br/>
-        <w:t xml:space="preserve">    }</w:t>
-      </w:r>
-      <w:r>
-        <w:rPr>
-          <w:color w:val="080808"/>
-        </w:rPr>
-        <w:br/>
-        <w:t xml:space="preserve">    </w:t>
-      </w:r>
-      <w:r>
-        <w:rPr>
-          <w:color w:val="0033B3"/>
-          <w:lang w:val="en-US"/>
-        </w:rPr>
-        <w:t>private</w:t>
-      </w:r>
-      <w:r>
-        <w:rPr>
-          <w:color w:val="0033B3"/>
-        </w:rPr>
-        <w:t xml:space="preserve"> </w:t>
-      </w:r>
-      <w:r>
-        <w:rPr>
-          <w:color w:val="0033B3"/>
-          <w:lang w:val="en-US"/>
-        </w:rPr>
-        <w:t>void</w:t>
-      </w:r>
-      <w:r>
-        <w:rPr>
-          <w:color w:val="0033B3"/>
-        </w:rPr>
-        <w:t xml:space="preserve"> </w:t>
-      </w:r>
-      <w:r>
-        <w:rPr>
-          <w:color w:val="00627A"/>
-          <w:lang w:val="en-US"/>
-        </w:rPr>
-        <w:t>OpenFile</w:t>
-      </w:r>
-      <w:r>
-        <w:rPr>
-          <w:color w:val="080808"/>
-        </w:rPr>
-        <w:t>(</w:t>
-      </w:r>
-      <w:r>
-        <w:rPr>
-          <w:color w:val="000000"/>
-          <w:lang w:val="en-US"/>
-        </w:rPr>
-        <w:t>Encoding</w:t>
-      </w:r>
-      <w:r>
-        <w:rPr>
-          <w:color w:val="000000"/>
-        </w:rPr>
-        <w:t xml:space="preserve"> </w:t>
-      </w:r>
-      <w:r>
-        <w:rPr>
-          <w:color w:val="000000"/>
-          <w:lang w:val="en-US"/>
-        </w:rPr>
-        <w:t>encoding</w:t>
-      </w:r>
-      <w:r>
-        <w:rPr>
-          <w:color w:val="080808"/>
-        </w:rPr>
-        <w:t>)</w:t>
-      </w:r>
-      <w:r>
-        <w:rPr>
-          <w:color w:val="080808"/>
-        </w:rPr>
-        <w:br/>
-        <w:t xml:space="preserve">    {</w:t>
-      </w:r>
-      <w:r>
-        <w:rPr>
-          <w:color w:val="080808"/>
-        </w:rPr>
-        <w:br/>
-        <w:t xml:space="preserve">        </w:t>
-      </w:r>
-      <w:r>
-        <w:rPr>
-          <w:color w:val="0033B3"/>
-          <w:lang w:val="en-US"/>
-        </w:rPr>
-        <w:t>if</w:t>
-      </w:r>
-      <w:r>
-        <w:rPr>
-          <w:color w:val="0033B3"/>
-        </w:rPr>
-        <w:t xml:space="preserve"> </w:t>
-      </w:r>
-      <w:r>
-        <w:rPr>
-          <w:color w:val="080808"/>
-        </w:rPr>
-        <w:t>(!</w:t>
-      </w:r>
-      <w:r>
-        <w:rPr>
-          <w:color w:val="000000"/>
-          <w:lang w:val="en-US"/>
-        </w:rPr>
-        <w:t>File</w:t>
+        </w:rPr>
+        <w:t>Math</w:t>
       </w:r>
       <w:r>
         <w:rPr>
@@ -3406,9 +6744,8 @@
           <w:i/>
           <w:iCs/>
           <w:color w:val="00627A"/>
-          <w:lang w:val="en-US"/>
-        </w:rPr>
-        <w:t>Exists</w:t>
+        </w:rPr>
+        <w:t>Abs</w:t>
       </w:r>
       <w:r>
         <w:rPr>
@@ -3418,243 +6755,180 @@
       </w:r>
       <w:r>
         <w:rPr>
+          <w:color w:val="000000"/>
+        </w:rPr>
+        <w:t>word1</w:t>
+      </w:r>
+      <w:r>
+        <w:rPr>
+          <w:color w:val="080808"/>
+        </w:rPr>
+        <w:t>.</w:t>
+      </w:r>
+      <w:r>
+        <w:rPr>
           <w:color w:val="871094"/>
         </w:rPr>
-        <w:t>_</w:t>
+        <w:t xml:space="preserve">Length </w:t>
+      </w:r>
+      <w:r>
+        <w:rPr>
+          <w:color w:val="080808"/>
+        </w:rPr>
+        <w:t xml:space="preserve">- </w:t>
+      </w:r>
+      <w:r>
+        <w:rPr>
+          <w:color w:val="000000"/>
+        </w:rPr>
+        <w:t>word2</w:t>
+      </w:r>
+      <w:r>
+        <w:rPr>
+          <w:color w:val="080808"/>
+        </w:rPr>
+        <w:t>.</w:t>
       </w:r>
       <w:r>
         <w:rPr>
           <w:color w:val="871094"/>
-          <w:lang w:val="en-US"/>
-        </w:rPr>
-        <w:t>filename</w:t>
-      </w:r>
-      <w:r>
-        <w:rPr>
-          <w:color w:val="080808"/>
-        </w:rPr>
-        <w:t>))</w:t>
-      </w:r>
-      <w:r>
-        <w:rPr>
-          <w:color w:val="080808"/>
-        </w:rPr>
-        <w:br/>
-        <w:t xml:space="preserve">            </w:t>
+        </w:rPr>
+        <w:t>Length</w:t>
+      </w:r>
+      <w:r>
+        <w:rPr>
+          <w:color w:val="080808"/>
+        </w:rPr>
+        <w:t>);</w:t>
+      </w:r>
+      <w:r>
+        <w:rPr>
+          <w:color w:val="080808"/>
+        </w:rPr>
+        <w:br/>
+        <w:t xml:space="preserve">        </w:t>
       </w:r>
       <w:r>
         <w:rPr>
           <w:color w:val="0033B3"/>
-          <w:lang w:val="en-US"/>
-        </w:rPr>
-        <w:t>throw</w:t>
+        </w:rPr>
+        <w:t xml:space="preserve">var </w:t>
+      </w:r>
+      <w:r>
+        <w:rPr>
+          <w:color w:val="000000"/>
+        </w:rPr>
+        <w:t xml:space="preserve">wordArr1 </w:t>
+      </w:r>
+      <w:r>
+        <w:rPr>
+          <w:color w:val="080808"/>
+        </w:rPr>
+        <w:t xml:space="preserve">= </w:t>
+      </w:r>
+      <w:r>
+        <w:rPr>
+          <w:color w:val="000000"/>
+        </w:rPr>
+        <w:t>word1</w:t>
+      </w:r>
+      <w:r>
+        <w:rPr>
+          <w:color w:val="080808"/>
+        </w:rPr>
+        <w:t>.</w:t>
+      </w:r>
+      <w:r>
+        <w:rPr>
+          <w:color w:val="00627A"/>
+        </w:rPr>
+        <w:t>ToCharArray</w:t>
+      </w:r>
+      <w:r>
+        <w:rPr>
+          <w:color w:val="080808"/>
+        </w:rPr>
+        <w:t>();</w:t>
+      </w:r>
+      <w:r>
+        <w:rPr>
+          <w:color w:val="080808"/>
+        </w:rPr>
+        <w:br/>
+        <w:t xml:space="preserve">        </w:t>
       </w:r>
       <w:r>
         <w:rPr>
           <w:color w:val="0033B3"/>
         </w:rPr>
-        <w:t xml:space="preserve"> </w:t>
+        <w:t xml:space="preserve">var </w:t>
+      </w:r>
+      <w:r>
+        <w:rPr>
+          <w:color w:val="000000"/>
+        </w:rPr>
+        <w:t xml:space="preserve">wordArr2 </w:t>
+      </w:r>
+      <w:r>
+        <w:rPr>
+          <w:color w:val="080808"/>
+        </w:rPr>
+        <w:t xml:space="preserve">= </w:t>
+      </w:r>
+      <w:r>
+        <w:rPr>
+          <w:color w:val="000000"/>
+        </w:rPr>
+        <w:t>word2</w:t>
+      </w:r>
+      <w:r>
+        <w:rPr>
+          <w:color w:val="080808"/>
+        </w:rPr>
+        <w:t>.</w:t>
+      </w:r>
+      <w:r>
+        <w:rPr>
+          <w:color w:val="00627A"/>
+        </w:rPr>
+        <w:t>ToCharArray</w:t>
+      </w:r>
+      <w:r>
+        <w:rPr>
+          <w:color w:val="080808"/>
+        </w:rPr>
+        <w:t>();</w:t>
+      </w:r>
+      <w:r>
+        <w:rPr>
+          <w:color w:val="080808"/>
+        </w:rPr>
+        <w:br/>
+        <w:t xml:space="preserve">        </w:t>
       </w:r>
       <w:r>
         <w:rPr>
           <w:color w:val="0033B3"/>
-          <w:lang w:val="en-US"/>
-        </w:rPr>
-        <w:t>new</w:t>
-      </w:r>
-      <w:r>
-        <w:rPr>
-          <w:color w:val="0033B3"/>
-        </w:rPr>
-        <w:t xml:space="preserve"> </w:t>
-      </w:r>
-      <w:r>
-        <w:rPr>
-          <w:color w:val="000000"/>
-          <w:lang w:val="en-US"/>
-        </w:rPr>
-        <w:t>FileNotFoundException</w:t>
-      </w:r>
-      <w:r>
-        <w:rPr>
-          <w:color w:val="080808"/>
-        </w:rPr>
-        <w:t>(</w:t>
-      </w:r>
-      <w:r>
-        <w:rPr>
-          <w:color w:val="067D17"/>
-        </w:rPr>
-        <w:t>$"</w:t>
-      </w:r>
-      <w:r>
-        <w:rPr>
-          <w:color w:val="067D17"/>
-        </w:rPr>
-        <w:t>Файл</w:t>
-      </w:r>
-      <w:r>
-        <w:rPr>
-          <w:color w:val="067D17"/>
-        </w:rPr>
-        <w:t xml:space="preserve"> </w:t>
-      </w:r>
-      <w:r>
-        <w:rPr>
-          <w:color w:val="067D17"/>
-        </w:rPr>
-        <w:t>по</w:t>
-      </w:r>
-      <w:r>
-        <w:rPr>
-          <w:color w:val="067D17"/>
-        </w:rPr>
-        <w:t xml:space="preserve"> </w:t>
-      </w:r>
-      <w:r>
-        <w:rPr>
-          <w:color w:val="067D17"/>
-        </w:rPr>
-        <w:t>пути</w:t>
-      </w:r>
-      <w:r>
-        <w:rPr>
-          <w:color w:val="067D17"/>
-        </w:rPr>
-        <w:t xml:space="preserve"> </w:t>
-      </w:r>
-      <w:r>
-        <w:rPr>
-          <w:color w:val="080808"/>
-        </w:rPr>
-        <w:t>{</w:t>
-      </w:r>
-      <w:r>
-        <w:rPr>
-          <w:color w:val="871094"/>
-        </w:rPr>
-        <w:t>_</w:t>
-      </w:r>
-      <w:r>
-        <w:rPr>
-          <w:color w:val="871094"/>
-          <w:lang w:val="en-US"/>
-        </w:rPr>
-        <w:t>filename</w:t>
-      </w:r>
-      <w:r>
-        <w:rPr>
-          <w:color w:val="080808"/>
-        </w:rPr>
-        <w:t>}</w:t>
-      </w:r>
-      <w:r>
-        <w:rPr>
-          <w:color w:val="067D17"/>
-        </w:rPr>
-        <w:t xml:space="preserve"> </w:t>
-      </w:r>
-      <w:r>
-        <w:rPr>
-          <w:color w:val="067D17"/>
-        </w:rPr>
-        <w:t>не</w:t>
-      </w:r>
-      <w:r>
-        <w:rPr>
-          <w:color w:val="067D17"/>
-        </w:rPr>
-        <w:t xml:space="preserve"> </w:t>
-      </w:r>
-      <w:r>
-        <w:rPr>
-          <w:color w:val="067D17"/>
-        </w:rPr>
-        <w:t>существует</w:t>
-      </w:r>
-      <w:r>
-        <w:rPr>
-          <w:color w:val="067D17"/>
-        </w:rPr>
-        <w:t>."</w:t>
-      </w:r>
-      <w:r>
-        <w:rPr>
-          <w:color w:val="080808"/>
-        </w:rPr>
-        <w:t>);</w:t>
-      </w:r>
-      <w:r>
-        <w:rPr>
-          <w:color w:val="080808"/>
-        </w:rPr>
-        <w:br/>
-        <w:t xml:space="preserve">        </w:t>
-      </w:r>
-      <w:r>
-        <w:rPr>
-          <w:color w:val="0033B3"/>
-          <w:lang w:val="en-US"/>
-        </w:rPr>
-        <w:t>foreach</w:t>
-      </w:r>
-      <w:r>
-        <w:rPr>
-          <w:color w:val="0033B3"/>
-        </w:rPr>
-        <w:t xml:space="preserve"> </w:t>
-      </w:r>
-      <w:r>
-        <w:rPr>
-          <w:color w:val="080808"/>
-        </w:rPr>
-        <w:t>(</w:t>
-      </w:r>
-      <w:r>
-        <w:rPr>
-          <w:color w:val="0033B3"/>
-          <w:lang w:val="en-US"/>
-        </w:rPr>
-        <w:t>var</w:t>
-      </w:r>
-      <w:r>
-        <w:rPr>
-          <w:color w:val="0033B3"/>
-        </w:rPr>
-        <w:t xml:space="preserve"> </w:t>
-      </w:r>
-      <w:r>
-        <w:rPr>
-          <w:color w:val="000000"/>
-          <w:lang w:val="en-US"/>
-        </w:rPr>
-        <w:t>line</w:t>
-      </w:r>
-      <w:r>
-        <w:rPr>
-          <w:color w:val="000000"/>
-        </w:rPr>
-        <w:t xml:space="preserve"> </w:t>
-      </w:r>
-      <w:r>
-        <w:rPr>
-          <w:color w:val="0033B3"/>
-          <w:lang w:val="en-US"/>
-        </w:rPr>
-        <w:t>in</w:t>
-      </w:r>
-      <w:r>
-        <w:rPr>
-          <w:color w:val="0033B3"/>
-        </w:rPr>
-        <w:t xml:space="preserve"> </w:t>
-      </w:r>
-      <w:r>
-        <w:rPr>
-          <w:color w:val="000000"/>
-          <w:lang w:val="en-US"/>
-        </w:rPr>
-        <w:t>File</w:t>
+        </w:rPr>
+        <w:t xml:space="preserve">var </w:t>
+      </w:r>
+      <w:r>
+        <w:rPr>
+          <w:color w:val="000000"/>
+        </w:rPr>
+        <w:t xml:space="preserve">wordProcess </w:t>
+      </w:r>
+      <w:r>
+        <w:rPr>
+          <w:color w:val="080808"/>
+        </w:rPr>
+        <w:t xml:space="preserve">= </w:t>
+      </w:r>
+      <w:r>
+        <w:rPr>
+          <w:color w:val="000000"/>
+        </w:rPr>
+        <w:t>Math</w:t>
       </w:r>
       <w:r>
         <w:rPr>
@@ -3667,9 +6941,8 @@
           <w:i/>
           <w:iCs/>
           <w:color w:val="00627A"/>
-          <w:lang w:val="en-US"/>
-        </w:rPr>
-        <w:t>ReadLines</w:t>
+        </w:rPr>
+        <w:t>Min</w:t>
       </w:r>
       <w:r>
         <w:rPr>
@@ -3679,35 +6952,136 @@
       </w:r>
       <w:r>
         <w:rPr>
+          <w:color w:val="000000"/>
+        </w:rPr>
+        <w:t>wordArr1</w:t>
+      </w:r>
+      <w:r>
+        <w:rPr>
+          <w:color w:val="080808"/>
+        </w:rPr>
+        <w:t>.</w:t>
+      </w:r>
+      <w:r>
+        <w:rPr>
           <w:color w:val="871094"/>
         </w:rPr>
-        <w:t>_</w:t>
+        <w:t>Length</w:t>
+      </w:r>
+      <w:r>
+        <w:rPr>
+          <w:color w:val="080808"/>
+        </w:rPr>
+        <w:t xml:space="preserve">, </w:t>
+      </w:r>
+      <w:r>
+        <w:rPr>
+          <w:color w:val="000000"/>
+        </w:rPr>
+        <w:t>wordArr2</w:t>
+      </w:r>
+      <w:r>
+        <w:rPr>
+          <w:color w:val="080808"/>
+        </w:rPr>
+        <w:t>.</w:t>
       </w:r>
       <w:r>
         <w:rPr>
           <w:color w:val="871094"/>
-          <w:lang w:val="en-US"/>
-        </w:rPr>
-        <w:t>filename</w:t>
-      </w:r>
-      <w:r>
-        <w:rPr>
-          <w:color w:val="080808"/>
-        </w:rPr>
-        <w:t xml:space="preserve">, </w:t>
-      </w:r>
-      <w:r>
-        <w:rPr>
-          <w:color w:val="000000"/>
-          <w:lang w:val="en-US"/>
-        </w:rPr>
-        <w:t>encoding</w:t>
-      </w:r>
-      <w:r>
-        <w:rPr>
-          <w:color w:val="080808"/>
-        </w:rPr>
-        <w:t>))</w:t>
+        </w:rPr>
+        <w:t>Length</w:t>
+      </w:r>
+      <w:r>
+        <w:rPr>
+          <w:color w:val="080808"/>
+        </w:rPr>
+        <w:t>);</w:t>
+      </w:r>
+      <w:r>
+        <w:rPr>
+          <w:color w:val="080808"/>
+        </w:rPr>
+        <w:br/>
+        <w:t xml:space="preserve">        </w:t>
+      </w:r>
+      <w:r>
+        <w:rPr>
+          <w:color w:val="0033B3"/>
+        </w:rPr>
+        <w:t xml:space="preserve">for </w:t>
+      </w:r>
+      <w:r>
+        <w:rPr>
+          <w:color w:val="080808"/>
+        </w:rPr>
+        <w:t>(</w:t>
+      </w:r>
+      <w:r>
+        <w:rPr>
+          <w:color w:val="0033B3"/>
+        </w:rPr>
+        <w:t xml:space="preserve">int </w:t>
+      </w:r>
+      <w:r>
+        <w:rPr>
+          <w:color w:val="000000"/>
+        </w:rPr>
+        <w:t xml:space="preserve">i </w:t>
+      </w:r>
+      <w:r>
+        <w:rPr>
+          <w:color w:val="080808"/>
+        </w:rPr>
+        <w:t xml:space="preserve">= </w:t>
+      </w:r>
+      <w:r>
+        <w:rPr>
+          <w:color w:val="1750EB"/>
+        </w:rPr>
+        <w:t>0</w:t>
+      </w:r>
+      <w:r>
+        <w:rPr>
+          <w:color w:val="080808"/>
+        </w:rPr>
+        <w:t xml:space="preserve">; </w:t>
+      </w:r>
+      <w:r>
+        <w:rPr>
+          <w:color w:val="000000"/>
+        </w:rPr>
+        <w:t xml:space="preserve">i </w:t>
+      </w:r>
+      <w:r>
+        <w:rPr>
+          <w:color w:val="080808"/>
+        </w:rPr>
+        <w:t xml:space="preserve">&lt; </w:t>
+      </w:r>
+      <w:r>
+        <w:rPr>
+          <w:color w:val="000000"/>
+        </w:rPr>
+        <w:t>wordProcess</w:t>
+      </w:r>
+      <w:r>
+        <w:rPr>
+          <w:color w:val="080808"/>
+        </w:rPr>
+        <w:t xml:space="preserve">; </w:t>
+      </w:r>
+      <w:r>
+        <w:rPr>
+          <w:color w:val="000000"/>
+        </w:rPr>
+        <w:t>i</w:t>
+      </w:r>
+      <w:r>
+        <w:rPr>
+          <w:color w:val="080808"/>
+        </w:rPr>
+        <w:t>++)</w:t>
       </w:r>
       <w:r>
         <w:rPr>
@@ -3725,29 +7099,9 @@
       </w:r>
       <w:r>
         <w:rPr>
-          <w:color w:val="871094"/>
-        </w:rPr>
-        <w:t>_</w:t>
-      </w:r>
-      <w:r>
-        <w:rPr>
-          <w:color w:val="871094"/>
-          <w:lang w:val="en-US"/>
-        </w:rPr>
-        <w:t>words</w:t>
-      </w:r>
-      <w:r>
-        <w:rPr>
-          <w:color w:val="080808"/>
-        </w:rPr>
-        <w:t>.</w:t>
-      </w:r>
-      <w:r>
-        <w:rPr>
-          <w:color w:val="00627A"/>
-          <w:lang w:val="en-US"/>
-        </w:rPr>
-        <w:t>Add</w:t>
+          <w:color w:val="0033B3"/>
+        </w:rPr>
+        <w:t xml:space="preserve">if </w:t>
       </w:r>
       <w:r>
         <w:rPr>
@@ -3758,15 +7112,69 @@
       <w:r>
         <w:rPr>
           <w:color w:val="000000"/>
-          <w:lang w:val="en-US"/>
-        </w:rPr>
-        <w:t>line</w:t>
-      </w:r>
-      <w:r>
-        <w:rPr>
-          <w:color w:val="080808"/>
-        </w:rPr>
-        <w:t>);</w:t>
+        </w:rPr>
+        <w:t>wordArr1</w:t>
+      </w:r>
+      <w:r>
+        <w:rPr>
+          <w:color w:val="080808"/>
+        </w:rPr>
+        <w:t>[</w:t>
+      </w:r>
+      <w:r>
+        <w:rPr>
+          <w:color w:val="000000"/>
+        </w:rPr>
+        <w:t>i</w:t>
+      </w:r>
+      <w:r>
+        <w:rPr>
+          <w:color w:val="080808"/>
+        </w:rPr>
+        <w:t xml:space="preserve">] != </w:t>
+      </w:r>
+      <w:r>
+        <w:rPr>
+          <w:color w:val="000000"/>
+        </w:rPr>
+        <w:t>wordArr2</w:t>
+      </w:r>
+      <w:r>
+        <w:rPr>
+          <w:color w:val="080808"/>
+        </w:rPr>
+        <w:t>[</w:t>
+      </w:r>
+      <w:r>
+        <w:rPr>
+          <w:color w:val="000000"/>
+        </w:rPr>
+        <w:t>i</w:t>
+      </w:r>
+      <w:r>
+        <w:rPr>
+          <w:color w:val="080808"/>
+        </w:rPr>
+        <w:t>])</w:t>
+      </w:r>
+      <w:r>
+        <w:rPr>
+          <w:color w:val="080808"/>
+        </w:rPr>
+        <w:br/>
+        <w:t xml:space="preserve">                </w:t>
+      </w:r>
+      <w:r>
+        <w:rPr>
+          <w:color w:val="000000"/>
+        </w:rPr>
+        <w:t>dist</w:t>
+      </w:r>
+      <w:r>
+        <w:rPr>
+          <w:color w:val="080808"/>
+        </w:rPr>
+        <w:t>++;</w:t>
       </w:r>
       <w:r>
         <w:rPr>
@@ -3774,6 +7182,37 @@
         </w:rPr>
         <w:br/>
         <w:t xml:space="preserve">        }</w:t>
+      </w:r>
+      <w:r>
+        <w:rPr>
+          <w:color w:val="080808"/>
+        </w:rPr>
+        <w:br/>
+      </w:r>
+      <w:r>
+        <w:rPr>
+          <w:color w:val="080808"/>
+        </w:rPr>
+        <w:br/>
+        <w:t xml:space="preserve">        </w:t>
+      </w:r>
+      <w:r>
+        <w:rPr>
+          <w:color w:val="0033B3"/>
+        </w:rPr>
+        <w:t xml:space="preserve">return </w:t>
+      </w:r>
+      <w:r>
+        <w:rPr>
+          <w:color w:val="000000"/>
+        </w:rPr>
+        <w:t>dist</w:t>
+      </w:r>
+      <w:r>
+        <w:rPr>
+          <w:color w:val="080808"/>
+        </w:rPr>
+        <w:t>;</w:t>
       </w:r>
       <w:r>
         <w:rPr>
@@ -3810,7 +7249,7 @@
           <w:color w:val="8C8C8C"/>
         </w:rPr>
         <w:br/>
-        <w:t xml:space="preserve">    /// Используйте этот метод для добавления слова в словарь</w:t>
+        <w:t xml:space="preserve">    /// Используйте этот метод для поиска всех слов с расстоянием Левенштейна не более maxDist для word1</w:t>
       </w:r>
       <w:r>
         <w:rPr>
@@ -3828,7 +7267,7 @@
           <w:color w:val="8C8C8C"/>
         </w:rPr>
         <w:br/>
-        <w:t xml:space="preserve">    /// &lt;param name="word"&gt;Слово, которое надо добавить&lt;/param&gt;</w:t>
+        <w:t xml:space="preserve">    /// &lt;param name="word1"&gt;Слово для определения расстояния&lt;/param&gt;</w:t>
       </w:r>
       <w:r>
         <w:rPr>
@@ -3837,230 +7276,7 @@
           <w:color w:val="8C8C8C"/>
         </w:rPr>
         <w:br/>
-        <w:t xml:space="preserve">    </w:t>
-      </w:r>
-      <w:r>
-        <w:rPr>
-          <w:color w:val="0033B3"/>
-        </w:rPr>
-        <w:t xml:space="preserve">public void </w:t>
-      </w:r>
-      <w:r>
-        <w:rPr>
-          <w:color w:val="00627A"/>
-        </w:rPr>
-        <w:t>AddWord</w:t>
-      </w:r>
-      <w:r>
-        <w:rPr>
-          <w:color w:val="080808"/>
-        </w:rPr>
-        <w:t>(</w:t>
-      </w:r>
-      <w:r>
-        <w:rPr>
-          <w:color w:val="0033B3"/>
-        </w:rPr>
-        <w:t xml:space="preserve">string </w:t>
-      </w:r>
-      <w:r>
-        <w:rPr>
-          <w:color w:val="000000"/>
-        </w:rPr>
-        <w:t>word</w:t>
-      </w:r>
-      <w:r>
-        <w:rPr>
-          <w:color w:val="080808"/>
-        </w:rPr>
-        <w:t>)</w:t>
-      </w:r>
-      <w:r>
-        <w:rPr>
-          <w:color w:val="080808"/>
-        </w:rPr>
-        <w:br/>
-        <w:t xml:space="preserve">    {</w:t>
-      </w:r>
-      <w:r>
-        <w:rPr>
-          <w:color w:val="080808"/>
-        </w:rPr>
-        <w:br/>
-        <w:t xml:space="preserve">        </w:t>
-      </w:r>
-      <w:r>
-        <w:rPr>
-          <w:color w:val="0033B3"/>
-        </w:rPr>
-        <w:t xml:space="preserve">if </w:t>
-      </w:r>
-      <w:r>
-        <w:rPr>
-          <w:color w:val="080808"/>
-        </w:rPr>
-        <w:t>(</w:t>
-      </w:r>
-      <w:r>
-        <w:rPr>
-          <w:color w:val="871094"/>
-        </w:rPr>
-        <w:t>_words</w:t>
-      </w:r>
-      <w:r>
-        <w:rPr>
-          <w:color w:val="080808"/>
-        </w:rPr>
-        <w:t>.</w:t>
-      </w:r>
-      <w:r>
-        <w:rPr>
-          <w:color w:val="00627A"/>
-        </w:rPr>
-        <w:t>Contains</w:t>
-      </w:r>
-      <w:r>
-        <w:rPr>
-          <w:color w:val="080808"/>
-        </w:rPr>
-        <w:t>(</w:t>
-      </w:r>
-      <w:r>
-        <w:rPr>
-          <w:color w:val="000000"/>
-        </w:rPr>
-        <w:t>word</w:t>
-      </w:r>
-      <w:r>
-        <w:rPr>
-          <w:color w:val="080808"/>
-        </w:rPr>
-        <w:t xml:space="preserve">)) </w:t>
-      </w:r>
-      <w:r>
-        <w:rPr>
-          <w:color w:val="0033B3"/>
-        </w:rPr>
-        <w:t>return</w:t>
-      </w:r>
-      <w:r>
-        <w:rPr>
-          <w:color w:val="080808"/>
-        </w:rPr>
-        <w:t>;</w:t>
-      </w:r>
-      <w:r>
-        <w:rPr>
-          <w:color w:val="080808"/>
-        </w:rPr>
-        <w:br/>
-        <w:t xml:space="preserve">        </w:t>
-      </w:r>
-      <w:r>
-        <w:rPr>
-          <w:color w:val="871094"/>
-        </w:rPr>
-        <w:t>_words</w:t>
-      </w:r>
-      <w:r>
-        <w:rPr>
-          <w:color w:val="080808"/>
-        </w:rPr>
-        <w:t>.</w:t>
-      </w:r>
-      <w:r>
-        <w:rPr>
-          <w:color w:val="00627A"/>
-        </w:rPr>
-        <w:t>Add</w:t>
-      </w:r>
-      <w:r>
-        <w:rPr>
-          <w:color w:val="080808"/>
-        </w:rPr>
-        <w:t>(</w:t>
-      </w:r>
-      <w:r>
-        <w:rPr>
-          <w:color w:val="000000"/>
-        </w:rPr>
-        <w:t>word</w:t>
-      </w:r>
-      <w:r>
-        <w:rPr>
-          <w:color w:val="080808"/>
-        </w:rPr>
-        <w:t>);</w:t>
-      </w:r>
-      <w:r>
-        <w:rPr>
-          <w:color w:val="080808"/>
-        </w:rPr>
-        <w:br/>
-        <w:t xml:space="preserve">        </w:t>
-      </w:r>
-      <w:r>
-        <w:rPr>
-          <w:color w:val="871094"/>
-        </w:rPr>
-        <w:t>WordCount</w:t>
-      </w:r>
-      <w:r>
-        <w:rPr>
-          <w:color w:val="080808"/>
-        </w:rPr>
-        <w:t>++;</w:t>
-      </w:r>
-      <w:r>
-        <w:rPr>
-          <w:color w:val="080808"/>
-        </w:rPr>
-        <w:br/>
-        <w:t xml:space="preserve">        </w:t>
-      </w:r>
-      <w:r>
-        <w:rPr>
-          <w:color w:val="871094"/>
-        </w:rPr>
-        <w:t>_words</w:t>
-      </w:r>
-      <w:r>
-        <w:rPr>
-          <w:color w:val="080808"/>
-        </w:rPr>
-        <w:t>.</w:t>
-      </w:r>
-      <w:r>
-        <w:rPr>
-          <w:color w:val="00627A"/>
-        </w:rPr>
-        <w:t>Sort</w:t>
-      </w:r>
-      <w:r>
-        <w:rPr>
-          <w:color w:val="080808"/>
-        </w:rPr>
-        <w:t>();</w:t>
-      </w:r>
-      <w:r>
-        <w:rPr>
-          <w:color w:val="080808"/>
-        </w:rPr>
-        <w:br/>
-        <w:t xml:space="preserve">    }</w:t>
-      </w:r>
-      <w:r>
-        <w:rPr>
-          <w:color w:val="080808"/>
-        </w:rPr>
-        <w:br/>
-      </w:r>
-      <w:r>
-        <w:rPr>
-          <w:color w:val="080808"/>
-        </w:rPr>
-        <w:br/>
-        <w:t xml:space="preserve">    </w:t>
+        <w:t xml:space="preserve">    /// &lt;param name="maxDist"&gt;Максимальное расстояние левенштейна&lt;/param&gt;</w:t>
       </w:r>
       <w:r>
         <w:rPr>
@@ -4068,7 +7284,8 @@
           <w:iCs/>
           <w:color w:val="8C8C8C"/>
         </w:rPr>
-        <w:t>/// &lt;summary&gt;</w:t>
+        <w:br/>
+        <w:t xml:space="preserve">    /// &lt;returns&gt;Список слов с расстоянием Левенштейна не более maxDist&lt;/returns&gt;</w:t>
       </w:r>
       <w:r>
         <w:rPr>
@@ -4077,7 +7294,420 @@
           <w:color w:val="8C8C8C"/>
         </w:rPr>
         <w:br/>
-        <w:t xml:space="preserve">    /// Используйте этот метод для удаления слова из словаря</w:t>
+        <w:t xml:space="preserve">    </w:t>
+      </w:r>
+      <w:r>
+        <w:rPr>
+          <w:color w:val="0033B3"/>
+        </w:rPr>
+        <w:t xml:space="preserve">public </w:t>
+      </w:r>
+      <w:r>
+        <w:rPr>
+          <w:color w:val="000000"/>
+        </w:rPr>
+        <w:t>List</w:t>
+      </w:r>
+      <w:r>
+        <w:rPr>
+          <w:color w:val="080808"/>
+        </w:rPr>
+        <w:t>&lt;</w:t>
+      </w:r>
+      <w:r>
+        <w:rPr>
+          <w:color w:val="0033B3"/>
+        </w:rPr>
+        <w:t>string</w:t>
+      </w:r>
+      <w:r>
+        <w:rPr>
+          <w:color w:val="080808"/>
+        </w:rPr>
+        <w:t xml:space="preserve">&gt; </w:t>
+      </w:r>
+      <w:r>
+        <w:rPr>
+          <w:color w:val="00627A"/>
+        </w:rPr>
+        <w:t>SearchLevensteinDistance</w:t>
+      </w:r>
+      <w:r>
+        <w:rPr>
+          <w:color w:val="080808"/>
+        </w:rPr>
+        <w:t>(</w:t>
+      </w:r>
+      <w:r>
+        <w:rPr>
+          <w:color w:val="0033B3"/>
+        </w:rPr>
+        <w:t xml:space="preserve">string </w:t>
+      </w:r>
+      <w:r>
+        <w:rPr>
+          <w:color w:val="000000"/>
+        </w:rPr>
+        <w:t>word1</w:t>
+      </w:r>
+      <w:r>
+        <w:rPr>
+          <w:color w:val="080808"/>
+        </w:rPr>
+        <w:t xml:space="preserve">, </w:t>
+      </w:r>
+      <w:r>
+        <w:rPr>
+          <w:color w:val="0033B3"/>
+        </w:rPr>
+        <w:t xml:space="preserve">int </w:t>
+      </w:r>
+      <w:r>
+        <w:rPr>
+          <w:color w:val="000000"/>
+        </w:rPr>
+        <w:t xml:space="preserve">maxDist </w:t>
+      </w:r>
+      <w:r>
+        <w:rPr>
+          <w:color w:val="080808"/>
+        </w:rPr>
+        <w:t xml:space="preserve">= </w:t>
+      </w:r>
+      <w:r>
+        <w:rPr>
+          <w:color w:val="1750EB"/>
+        </w:rPr>
+        <w:t>3</w:t>
+      </w:r>
+      <w:r>
+        <w:rPr>
+          <w:color w:val="080808"/>
+        </w:rPr>
+        <w:t>)</w:t>
+      </w:r>
+      <w:r>
+        <w:rPr>
+          <w:color w:val="080808"/>
+        </w:rPr>
+        <w:br/>
+        <w:t xml:space="preserve">    {</w:t>
+      </w:r>
+      <w:r>
+        <w:rPr>
+          <w:color w:val="080808"/>
+        </w:rPr>
+        <w:br/>
+        <w:t xml:space="preserve">        </w:t>
+      </w:r>
+      <w:r>
+        <w:rPr>
+          <w:color w:val="000000"/>
+        </w:rPr>
+        <w:t>List</w:t>
+      </w:r>
+      <w:r>
+        <w:rPr>
+          <w:color w:val="080808"/>
+        </w:rPr>
+        <w:t>&lt;</w:t>
+      </w:r>
+      <w:r>
+        <w:rPr>
+          <w:color w:val="0033B3"/>
+        </w:rPr>
+        <w:t>string</w:t>
+      </w:r>
+      <w:r>
+        <w:rPr>
+          <w:color w:val="080808"/>
+        </w:rPr>
+        <w:t xml:space="preserve">&gt; </w:t>
+      </w:r>
+      <w:r>
+        <w:rPr>
+          <w:color w:val="000000"/>
+        </w:rPr>
+        <w:t xml:space="preserve">result </w:t>
+      </w:r>
+      <w:r>
+        <w:rPr>
+          <w:color w:val="080808"/>
+        </w:rPr>
+        <w:t xml:space="preserve">= </w:t>
+      </w:r>
+      <w:r>
+        <w:rPr>
+          <w:color w:val="0033B3"/>
+        </w:rPr>
+        <w:t xml:space="preserve">new </w:t>
+      </w:r>
+      <w:r>
+        <w:rPr>
+          <w:color w:val="000000"/>
+        </w:rPr>
+        <w:t>List</w:t>
+      </w:r>
+      <w:r>
+        <w:rPr>
+          <w:color w:val="080808"/>
+        </w:rPr>
+        <w:t>&lt;</w:t>
+      </w:r>
+      <w:r>
+        <w:rPr>
+          <w:color w:val="0033B3"/>
+        </w:rPr>
+        <w:t>string</w:t>
+      </w:r>
+      <w:r>
+        <w:rPr>
+          <w:color w:val="080808"/>
+        </w:rPr>
+        <w:t>&gt;();</w:t>
+      </w:r>
+      <w:r>
+        <w:rPr>
+          <w:color w:val="080808"/>
+        </w:rPr>
+        <w:br/>
+        <w:t xml:space="preserve">        </w:t>
+      </w:r>
+      <w:r>
+        <w:rPr>
+          <w:color w:val="0033B3"/>
+        </w:rPr>
+        <w:t xml:space="preserve">foreach </w:t>
+      </w:r>
+      <w:r>
+        <w:rPr>
+          <w:color w:val="080808"/>
+        </w:rPr>
+        <w:t>(</w:t>
+      </w:r>
+      <w:r>
+        <w:rPr>
+          <w:color w:val="0033B3"/>
+        </w:rPr>
+        <w:t xml:space="preserve">var </w:t>
+      </w:r>
+      <w:r>
+        <w:rPr>
+          <w:color w:val="000000"/>
+        </w:rPr>
+        <w:t xml:space="preserve">word </w:t>
+      </w:r>
+      <w:r>
+        <w:rPr>
+          <w:color w:val="0033B3"/>
+        </w:rPr>
+        <w:t xml:space="preserve">in </w:t>
+      </w:r>
+      <w:r>
+        <w:rPr>
+          <w:color w:val="871094"/>
+        </w:rPr>
+        <w:t>_words</w:t>
+      </w:r>
+      <w:r>
+        <w:rPr>
+          <w:color w:val="080808"/>
+        </w:rPr>
+        <w:t>)</w:t>
+      </w:r>
+      <w:r>
+        <w:rPr>
+          <w:color w:val="080808"/>
+        </w:rPr>
+        <w:br/>
+        <w:t xml:space="preserve">        {</w:t>
+      </w:r>
+      <w:r>
+        <w:rPr>
+          <w:color w:val="080808"/>
+        </w:rPr>
+        <w:br/>
+        <w:t xml:space="preserve">            </w:t>
+      </w:r>
+      <w:r>
+        <w:rPr>
+          <w:color w:val="0033B3"/>
+        </w:rPr>
+        <w:t xml:space="preserve">if </w:t>
+      </w:r>
+      <w:r>
+        <w:rPr>
+          <w:color w:val="080808"/>
+        </w:rPr>
+        <w:t>(</w:t>
+      </w:r>
+      <w:r>
+        <w:rPr>
+          <w:color w:val="00627A"/>
+        </w:rPr>
+        <w:t>GetLevensteinDistance</w:t>
+      </w:r>
+      <w:r>
+        <w:rPr>
+          <w:color w:val="080808"/>
+        </w:rPr>
+        <w:t>(</w:t>
+      </w:r>
+      <w:r>
+        <w:rPr>
+          <w:color w:val="000000"/>
+        </w:rPr>
+        <w:t>word1</w:t>
+      </w:r>
+      <w:r>
+        <w:rPr>
+          <w:color w:val="080808"/>
+        </w:rPr>
+        <w:t xml:space="preserve">, </w:t>
+      </w:r>
+      <w:r>
+        <w:rPr>
+          <w:color w:val="000000"/>
+        </w:rPr>
+        <w:t>word</w:t>
+      </w:r>
+      <w:r>
+        <w:rPr>
+          <w:color w:val="080808"/>
+        </w:rPr>
+        <w:t xml:space="preserve">) &gt; </w:t>
+      </w:r>
+      <w:r>
+        <w:rPr>
+          <w:color w:val="000000"/>
+        </w:rPr>
+        <w:t>maxDist</w:t>
+      </w:r>
+      <w:r>
+        <w:rPr>
+          <w:color w:val="080808"/>
+        </w:rPr>
+        <w:t>)</w:t>
+      </w:r>
+      <w:r>
+        <w:rPr>
+          <w:color w:val="080808"/>
+        </w:rPr>
+        <w:br/>
+        <w:t xml:space="preserve">                </w:t>
+      </w:r>
+      <w:r>
+        <w:rPr>
+          <w:color w:val="0033B3"/>
+        </w:rPr>
+        <w:t>continue</w:t>
+      </w:r>
+      <w:r>
+        <w:rPr>
+          <w:color w:val="080808"/>
+        </w:rPr>
+        <w:t>;</w:t>
+      </w:r>
+      <w:r>
+        <w:rPr>
+          <w:color w:val="080808"/>
+        </w:rPr>
+        <w:br/>
+        <w:t xml:space="preserve">            </w:t>
+      </w:r>
+      <w:r>
+        <w:rPr>
+          <w:color w:val="000000"/>
+        </w:rPr>
+        <w:t>result</w:t>
+      </w:r>
+      <w:r>
+        <w:rPr>
+          <w:color w:val="080808"/>
+        </w:rPr>
+        <w:t>.</w:t>
+      </w:r>
+      <w:r>
+        <w:rPr>
+          <w:color w:val="00627A"/>
+        </w:rPr>
+        <w:t>Add</w:t>
+      </w:r>
+      <w:r>
+        <w:rPr>
+          <w:color w:val="080808"/>
+        </w:rPr>
+        <w:t>(</w:t>
+      </w:r>
+      <w:r>
+        <w:rPr>
+          <w:color w:val="000000"/>
+        </w:rPr>
+        <w:t>word</w:t>
+      </w:r>
+      <w:r>
+        <w:rPr>
+          <w:color w:val="080808"/>
+        </w:rPr>
+        <w:t>);</w:t>
+      </w:r>
+      <w:r>
+        <w:rPr>
+          <w:color w:val="080808"/>
+        </w:rPr>
+        <w:br/>
+        <w:t xml:space="preserve">        }</w:t>
+      </w:r>
+      <w:r>
+        <w:rPr>
+          <w:color w:val="080808"/>
+        </w:rPr>
+        <w:br/>
+      </w:r>
+      <w:r>
+        <w:rPr>
+          <w:color w:val="080808"/>
+        </w:rPr>
+        <w:br/>
+        <w:t xml:space="preserve">        </w:t>
+      </w:r>
+      <w:r>
+        <w:rPr>
+          <w:color w:val="0033B3"/>
+        </w:rPr>
+        <w:t xml:space="preserve">return </w:t>
+      </w:r>
+      <w:r>
+        <w:rPr>
+          <w:color w:val="000000"/>
+        </w:rPr>
+        <w:t>result</w:t>
+      </w:r>
+      <w:r>
+        <w:rPr>
+          <w:color w:val="080808"/>
+        </w:rPr>
+        <w:t>;</w:t>
+      </w:r>
+      <w:r>
+        <w:rPr>
+          <w:color w:val="080808"/>
+        </w:rPr>
+        <w:br/>
+        <w:t xml:space="preserve">    }</w:t>
+      </w:r>
+      <w:r>
+        <w:rPr>
+          <w:color w:val="080808"/>
+        </w:rPr>
+        <w:br/>
+      </w:r>
+      <w:r>
+        <w:rPr>
+          <w:color w:val="080808"/>
+        </w:rPr>
+        <w:br/>
+        <w:t xml:space="preserve">    </w:t>
       </w:r>
       <w:r>
         <w:rPr>
@@ -4085,8 +7715,7 @@
           <w:iCs/>
           <w:color w:val="8C8C8C"/>
         </w:rPr>
-        <w:br/>
-        <w:t xml:space="preserve">    /// &lt;/summary&gt;</w:t>
+        <w:t>/// &lt;summary&gt;</w:t>
       </w:r>
       <w:r>
         <w:rPr>
@@ -4095,7 +7724,7 @@
           <w:color w:val="8C8C8C"/>
         </w:rPr>
         <w:br/>
-        <w:t xml:space="preserve">    /// &lt;param name="word"&gt;Слово, которое необходимо удалить&lt;/param&gt;</w:t>
+        <w:t xml:space="preserve">    /// Используйте этот метод для поиска палиндромов в словаре</w:t>
       </w:r>
       <w:r>
         <w:rPr>
@@ -4104,230 +7733,7 @@
           <w:color w:val="8C8C8C"/>
         </w:rPr>
         <w:br/>
-        <w:t xml:space="preserve">    </w:t>
-      </w:r>
-      <w:r>
-        <w:rPr>
-          <w:color w:val="0033B3"/>
-        </w:rPr>
-        <w:t xml:space="preserve">public void </w:t>
-      </w:r>
-      <w:r>
-        <w:rPr>
-          <w:color w:val="00627A"/>
-        </w:rPr>
-        <w:t>RemoveWord</w:t>
-      </w:r>
-      <w:r>
-        <w:rPr>
-          <w:color w:val="080808"/>
-        </w:rPr>
-        <w:t>(</w:t>
-      </w:r>
-      <w:r>
-        <w:rPr>
-          <w:color w:val="0033B3"/>
-        </w:rPr>
-        <w:t xml:space="preserve">string </w:t>
-      </w:r>
-      <w:r>
-        <w:rPr>
-          <w:color w:val="000000"/>
-        </w:rPr>
-        <w:t>word</w:t>
-      </w:r>
-      <w:r>
-        <w:rPr>
-          <w:color w:val="080808"/>
-        </w:rPr>
-        <w:t>)</w:t>
-      </w:r>
-      <w:r>
-        <w:rPr>
-          <w:color w:val="080808"/>
-        </w:rPr>
-        <w:br/>
-        <w:t xml:space="preserve">    {</w:t>
-      </w:r>
-      <w:r>
-        <w:rPr>
-          <w:color w:val="080808"/>
-        </w:rPr>
-        <w:br/>
-        <w:t xml:space="preserve">        </w:t>
-      </w:r>
-      <w:r>
-        <w:rPr>
-          <w:color w:val="0033B3"/>
-        </w:rPr>
-        <w:t xml:space="preserve">if </w:t>
-      </w:r>
-      <w:r>
-        <w:rPr>
-          <w:color w:val="080808"/>
-        </w:rPr>
-        <w:t>(!</w:t>
-      </w:r>
-      <w:r>
-        <w:rPr>
-          <w:color w:val="871094"/>
-        </w:rPr>
-        <w:t>_words</w:t>
-      </w:r>
-      <w:r>
-        <w:rPr>
-          <w:color w:val="080808"/>
-        </w:rPr>
-        <w:t>.</w:t>
-      </w:r>
-      <w:r>
-        <w:rPr>
-          <w:color w:val="00627A"/>
-        </w:rPr>
-        <w:t>Contains</w:t>
-      </w:r>
-      <w:r>
-        <w:rPr>
-          <w:color w:val="080808"/>
-        </w:rPr>
-        <w:t>(</w:t>
-      </w:r>
-      <w:r>
-        <w:rPr>
-          <w:color w:val="000000"/>
-        </w:rPr>
-        <w:t>word</w:t>
-      </w:r>
-      <w:r>
-        <w:rPr>
-          <w:color w:val="080808"/>
-        </w:rPr>
-        <w:t xml:space="preserve">)) </w:t>
-      </w:r>
-      <w:r>
-        <w:rPr>
-          <w:color w:val="0033B3"/>
-        </w:rPr>
-        <w:t>return</w:t>
-      </w:r>
-      <w:r>
-        <w:rPr>
-          <w:color w:val="080808"/>
-        </w:rPr>
-        <w:t>;</w:t>
-      </w:r>
-      <w:r>
-        <w:rPr>
-          <w:color w:val="080808"/>
-        </w:rPr>
-        <w:br/>
-        <w:t xml:space="preserve">        </w:t>
-      </w:r>
-      <w:r>
-        <w:rPr>
-          <w:color w:val="871094"/>
-        </w:rPr>
-        <w:t>_words</w:t>
-      </w:r>
-      <w:r>
-        <w:rPr>
-          <w:color w:val="080808"/>
-        </w:rPr>
-        <w:t>.</w:t>
-      </w:r>
-      <w:r>
-        <w:rPr>
-          <w:color w:val="00627A"/>
-        </w:rPr>
-        <w:t>Remove</w:t>
-      </w:r>
-      <w:r>
-        <w:rPr>
-          <w:color w:val="080808"/>
-        </w:rPr>
-        <w:t>(</w:t>
-      </w:r>
-      <w:r>
-        <w:rPr>
-          <w:color w:val="000000"/>
-        </w:rPr>
-        <w:t>word</w:t>
-      </w:r>
-      <w:r>
-        <w:rPr>
-          <w:color w:val="080808"/>
-        </w:rPr>
-        <w:t>);</w:t>
-      </w:r>
-      <w:r>
-        <w:rPr>
-          <w:color w:val="080808"/>
-        </w:rPr>
-        <w:br/>
-        <w:t xml:space="preserve">        </w:t>
-      </w:r>
-      <w:r>
-        <w:rPr>
-          <w:color w:val="871094"/>
-        </w:rPr>
-        <w:t>WordCount</w:t>
-      </w:r>
-      <w:r>
-        <w:rPr>
-          <w:color w:val="080808"/>
-        </w:rPr>
-        <w:t>--;</w:t>
-      </w:r>
-      <w:r>
-        <w:rPr>
-          <w:color w:val="080808"/>
-        </w:rPr>
-        <w:br/>
-        <w:t xml:space="preserve">        </w:t>
-      </w:r>
-      <w:r>
-        <w:rPr>
-          <w:color w:val="871094"/>
-        </w:rPr>
-        <w:t>_words</w:t>
-      </w:r>
-      <w:r>
-        <w:rPr>
-          <w:color w:val="080808"/>
-        </w:rPr>
-        <w:t>.</w:t>
-      </w:r>
-      <w:r>
-        <w:rPr>
-          <w:color w:val="00627A"/>
-        </w:rPr>
-        <w:t>Sort</w:t>
-      </w:r>
-      <w:r>
-        <w:rPr>
-          <w:color w:val="080808"/>
-        </w:rPr>
-        <w:t>();</w:t>
-      </w:r>
-      <w:r>
-        <w:rPr>
-          <w:color w:val="080808"/>
-        </w:rPr>
-        <w:br/>
-        <w:t xml:space="preserve">    }</w:t>
-      </w:r>
-      <w:r>
-        <w:rPr>
-          <w:color w:val="080808"/>
-        </w:rPr>
-        <w:br/>
-      </w:r>
-      <w:r>
-        <w:rPr>
-          <w:color w:val="080808"/>
-        </w:rPr>
-        <w:br/>
-        <w:t xml:space="preserve">    </w:t>
+        <w:t xml:space="preserve">    /// &lt;/summary&gt;</w:t>
       </w:r>
       <w:r>
         <w:rPr>
@@ -4335,7 +7741,8 @@
           <w:iCs/>
           <w:color w:val="8C8C8C"/>
         </w:rPr>
-        <w:t>/// &lt;summary&gt;</w:t>
+        <w:br/>
+        <w:t xml:space="preserve">    /// &lt;returns&gt;Список палиндромов в словаре&lt;/returns&gt;</w:t>
       </w:r>
       <w:r>
         <w:rPr>
@@ -4344,7 +7751,675 @@
           <w:color w:val="8C8C8C"/>
         </w:rPr>
         <w:br/>
-        <w:t xml:space="preserve">    /// Используйте этот метод для проверки нахождения слова в словаре</w:t>
+        <w:t xml:space="preserve">    </w:t>
+      </w:r>
+      <w:r>
+        <w:rPr>
+          <w:color w:val="0033B3"/>
+        </w:rPr>
+        <w:t xml:space="preserve">public </w:t>
+      </w:r>
+      <w:r>
+        <w:rPr>
+          <w:color w:val="000000"/>
+        </w:rPr>
+        <w:t>List</w:t>
+      </w:r>
+      <w:r>
+        <w:rPr>
+          <w:color w:val="080808"/>
+        </w:rPr>
+        <w:t>&lt;</w:t>
+      </w:r>
+      <w:r>
+        <w:rPr>
+          <w:color w:val="0033B3"/>
+        </w:rPr>
+        <w:t>string</w:t>
+      </w:r>
+      <w:r>
+        <w:rPr>
+          <w:color w:val="080808"/>
+        </w:rPr>
+        <w:t xml:space="preserve">&gt; </w:t>
+      </w:r>
+      <w:r>
+        <w:rPr>
+          <w:color w:val="00627A"/>
+        </w:rPr>
+        <w:t>SearchPalindromes</w:t>
+      </w:r>
+      <w:r>
+        <w:rPr>
+          <w:color w:val="080808"/>
+        </w:rPr>
+        <w:t>()</w:t>
+      </w:r>
+      <w:r>
+        <w:rPr>
+          <w:color w:val="080808"/>
+        </w:rPr>
+        <w:br/>
+        <w:t xml:space="preserve">    {</w:t>
+      </w:r>
+      <w:r>
+        <w:rPr>
+          <w:color w:val="080808"/>
+        </w:rPr>
+        <w:br/>
+        <w:t xml:space="preserve">        </w:t>
+      </w:r>
+      <w:r>
+        <w:rPr>
+          <w:color w:val="0033B3"/>
+        </w:rPr>
+        <w:t xml:space="preserve">var </w:t>
+      </w:r>
+      <w:r>
+        <w:rPr>
+          <w:color w:val="000000"/>
+        </w:rPr>
+        <w:t xml:space="preserve">result </w:t>
+      </w:r>
+      <w:r>
+        <w:rPr>
+          <w:color w:val="080808"/>
+        </w:rPr>
+        <w:t xml:space="preserve">= </w:t>
+      </w:r>
+      <w:r>
+        <w:rPr>
+          <w:color w:val="0033B3"/>
+        </w:rPr>
+        <w:t xml:space="preserve">new </w:t>
+      </w:r>
+      <w:r>
+        <w:rPr>
+          <w:color w:val="000000"/>
+        </w:rPr>
+        <w:t>List</w:t>
+      </w:r>
+      <w:r>
+        <w:rPr>
+          <w:color w:val="080808"/>
+        </w:rPr>
+        <w:t>&lt;</w:t>
+      </w:r>
+      <w:r>
+        <w:rPr>
+          <w:color w:val="0033B3"/>
+        </w:rPr>
+        <w:t>string</w:t>
+      </w:r>
+      <w:r>
+        <w:rPr>
+          <w:color w:val="080808"/>
+        </w:rPr>
+        <w:t>&gt;();</w:t>
+      </w:r>
+      <w:r>
+        <w:rPr>
+          <w:color w:val="080808"/>
+        </w:rPr>
+        <w:br/>
+        <w:t xml:space="preserve">        </w:t>
+      </w:r>
+      <w:r>
+        <w:rPr>
+          <w:color w:val="0033B3"/>
+        </w:rPr>
+        <w:t xml:space="preserve">foreach </w:t>
+      </w:r>
+      <w:r>
+        <w:rPr>
+          <w:color w:val="080808"/>
+        </w:rPr>
+        <w:t>(</w:t>
+      </w:r>
+      <w:r>
+        <w:rPr>
+          <w:color w:val="0033B3"/>
+        </w:rPr>
+        <w:t xml:space="preserve">var </w:t>
+      </w:r>
+      <w:r>
+        <w:rPr>
+          <w:color w:val="000000"/>
+        </w:rPr>
+        <w:t xml:space="preserve">word </w:t>
+      </w:r>
+      <w:r>
+        <w:rPr>
+          <w:color w:val="0033B3"/>
+        </w:rPr>
+        <w:t xml:space="preserve">in </w:t>
+      </w:r>
+      <w:r>
+        <w:rPr>
+          <w:color w:val="871094"/>
+        </w:rPr>
+        <w:t>_words</w:t>
+      </w:r>
+      <w:r>
+        <w:rPr>
+          <w:color w:val="080808"/>
+        </w:rPr>
+        <w:t>)</w:t>
+      </w:r>
+      <w:r>
+        <w:rPr>
+          <w:color w:val="080808"/>
+        </w:rPr>
+        <w:br/>
+        <w:t xml:space="preserve">        {</w:t>
+      </w:r>
+      <w:r>
+        <w:rPr>
+          <w:color w:val="080808"/>
+        </w:rPr>
+        <w:br/>
+        <w:t xml:space="preserve">            </w:t>
+      </w:r>
+      <w:r>
+        <w:rPr>
+          <w:color w:val="0033B3"/>
+        </w:rPr>
+        <w:t xml:space="preserve">var </w:t>
+      </w:r>
+      <w:r>
+        <w:rPr>
+          <w:color w:val="000000"/>
+        </w:rPr>
+        <w:t xml:space="preserve">wordCharArray </w:t>
+      </w:r>
+      <w:r>
+        <w:rPr>
+          <w:color w:val="080808"/>
+        </w:rPr>
+        <w:t xml:space="preserve">= </w:t>
+      </w:r>
+      <w:r>
+        <w:rPr>
+          <w:color w:val="000000"/>
+        </w:rPr>
+        <w:t>word</w:t>
+      </w:r>
+      <w:r>
+        <w:rPr>
+          <w:color w:val="080808"/>
+        </w:rPr>
+        <w:t>.</w:t>
+      </w:r>
+      <w:r>
+        <w:rPr>
+          <w:color w:val="00627A"/>
+        </w:rPr>
+        <w:t>ToCharArray</w:t>
+      </w:r>
+      <w:r>
+        <w:rPr>
+          <w:color w:val="080808"/>
+        </w:rPr>
+        <w:t>();</w:t>
+      </w:r>
+      <w:r>
+        <w:rPr>
+          <w:color w:val="080808"/>
+        </w:rPr>
+        <w:br/>
+        <w:t xml:space="preserve">            </w:t>
+      </w:r>
+      <w:r>
+        <w:rPr>
+          <w:color w:val="0033B3"/>
+        </w:rPr>
+        <w:t xml:space="preserve">var </w:t>
+      </w:r>
+      <w:r>
+        <w:rPr>
+          <w:color w:val="000000"/>
+        </w:rPr>
+        <w:t xml:space="preserve">isPalindrome </w:t>
+      </w:r>
+      <w:r>
+        <w:rPr>
+          <w:color w:val="080808"/>
+        </w:rPr>
+        <w:t xml:space="preserve">= </w:t>
+      </w:r>
+      <w:r>
+        <w:rPr>
+          <w:color w:val="0033B3"/>
+        </w:rPr>
+        <w:t>true</w:t>
+      </w:r>
+      <w:r>
+        <w:rPr>
+          <w:color w:val="080808"/>
+        </w:rPr>
+        <w:t>;</w:t>
+      </w:r>
+      <w:r>
+        <w:rPr>
+          <w:color w:val="080808"/>
+        </w:rPr>
+        <w:br/>
+        <w:t xml:space="preserve">            </w:t>
+      </w:r>
+      <w:r>
+        <w:rPr>
+          <w:color w:val="0033B3"/>
+        </w:rPr>
+        <w:t xml:space="preserve">for </w:t>
+      </w:r>
+      <w:r>
+        <w:rPr>
+          <w:color w:val="080808"/>
+        </w:rPr>
+        <w:t>(</w:t>
+      </w:r>
+      <w:r>
+        <w:rPr>
+          <w:color w:val="0033B3"/>
+        </w:rPr>
+        <w:t xml:space="preserve">int </w:t>
+      </w:r>
+      <w:r>
+        <w:rPr>
+          <w:color w:val="000000"/>
+        </w:rPr>
+        <w:t xml:space="preserve">i </w:t>
+      </w:r>
+      <w:r>
+        <w:rPr>
+          <w:color w:val="080808"/>
+        </w:rPr>
+        <w:t xml:space="preserve">= </w:t>
+      </w:r>
+      <w:r>
+        <w:rPr>
+          <w:color w:val="1750EB"/>
+        </w:rPr>
+        <w:t>0</w:t>
+      </w:r>
+      <w:r>
+        <w:rPr>
+          <w:color w:val="080808"/>
+        </w:rPr>
+        <w:t xml:space="preserve">; </w:t>
+      </w:r>
+      <w:r>
+        <w:rPr>
+          <w:color w:val="000000"/>
+        </w:rPr>
+        <w:t xml:space="preserve">i </w:t>
+      </w:r>
+      <w:r>
+        <w:rPr>
+          <w:color w:val="080808"/>
+        </w:rPr>
+        <w:t xml:space="preserve">&lt; </w:t>
+      </w:r>
+      <w:r>
+        <w:rPr>
+          <w:color w:val="000000"/>
+        </w:rPr>
+        <w:t>wordCharArray</w:t>
+      </w:r>
+      <w:r>
+        <w:rPr>
+          <w:color w:val="080808"/>
+        </w:rPr>
+        <w:t>.</w:t>
+      </w:r>
+      <w:r>
+        <w:rPr>
+          <w:color w:val="871094"/>
+        </w:rPr>
+        <w:t xml:space="preserve">Length </w:t>
+      </w:r>
+      <w:r>
+        <w:rPr>
+          <w:color w:val="080808"/>
+        </w:rPr>
+        <w:t xml:space="preserve">/ </w:t>
+      </w:r>
+      <w:r>
+        <w:rPr>
+          <w:color w:val="1750EB"/>
+        </w:rPr>
+        <w:t>2</w:t>
+      </w:r>
+      <w:r>
+        <w:rPr>
+          <w:color w:val="080808"/>
+        </w:rPr>
+        <w:t xml:space="preserve">; </w:t>
+      </w:r>
+      <w:r>
+        <w:rPr>
+          <w:color w:val="000000"/>
+        </w:rPr>
+        <w:t>i</w:t>
+      </w:r>
+      <w:r>
+        <w:rPr>
+          <w:color w:val="080808"/>
+        </w:rPr>
+        <w:t>++)</w:t>
+      </w:r>
+      <w:r>
+        <w:rPr>
+          <w:color w:val="080808"/>
+        </w:rPr>
+        <w:br/>
+        <w:t xml:space="preserve">            {</w:t>
+      </w:r>
+      <w:r>
+        <w:rPr>
+          <w:color w:val="080808"/>
+        </w:rPr>
+        <w:br/>
+        <w:t xml:space="preserve">                </w:t>
+      </w:r>
+      <w:r>
+        <w:rPr>
+          <w:color w:val="0033B3"/>
+        </w:rPr>
+        <w:t xml:space="preserve">if </w:t>
+      </w:r>
+      <w:r>
+        <w:rPr>
+          <w:color w:val="080808"/>
+        </w:rPr>
+        <w:t>(</w:t>
+      </w:r>
+      <w:r>
+        <w:rPr>
+          <w:color w:val="000000"/>
+        </w:rPr>
+        <w:t>wordCharArray</w:t>
+      </w:r>
+      <w:r>
+        <w:rPr>
+          <w:color w:val="080808"/>
+        </w:rPr>
+        <w:t>[</w:t>
+      </w:r>
+      <w:r>
+        <w:rPr>
+          <w:color w:val="000000"/>
+        </w:rPr>
+        <w:t>i</w:t>
+      </w:r>
+      <w:r>
+        <w:rPr>
+          <w:color w:val="080808"/>
+        </w:rPr>
+        <w:t xml:space="preserve">] != </w:t>
+      </w:r>
+      <w:r>
+        <w:rPr>
+          <w:color w:val="000000"/>
+        </w:rPr>
+        <w:t>wordCharArray</w:t>
+      </w:r>
+      <w:r>
+        <w:rPr>
+          <w:color w:val="080808"/>
+        </w:rPr>
+        <w:t>[</w:t>
+      </w:r>
+      <w:r>
+        <w:rPr>
+          <w:color w:val="000000"/>
+        </w:rPr>
+        <w:t>wordCharArray</w:t>
+      </w:r>
+      <w:r>
+        <w:rPr>
+          <w:color w:val="080808"/>
+        </w:rPr>
+        <w:t>.</w:t>
+      </w:r>
+      <w:r>
+        <w:rPr>
+          <w:color w:val="871094"/>
+        </w:rPr>
+        <w:t xml:space="preserve">Length </w:t>
+      </w:r>
+      <w:r>
+        <w:rPr>
+          <w:color w:val="080808"/>
+        </w:rPr>
+        <w:t xml:space="preserve">- </w:t>
+      </w:r>
+      <w:r>
+        <w:rPr>
+          <w:color w:val="000000"/>
+        </w:rPr>
+        <w:t xml:space="preserve">i </w:t>
+      </w:r>
+      <w:r>
+        <w:rPr>
+          <w:color w:val="080808"/>
+        </w:rPr>
+        <w:t xml:space="preserve">- </w:t>
+      </w:r>
+      <w:r>
+        <w:rPr>
+          <w:color w:val="1750EB"/>
+        </w:rPr>
+        <w:t>1</w:t>
+      </w:r>
+      <w:r>
+        <w:rPr>
+          <w:color w:val="080808"/>
+        </w:rPr>
+        <w:t>])</w:t>
+      </w:r>
+      <w:r>
+        <w:rPr>
+          <w:color w:val="080808"/>
+        </w:rPr>
+        <w:br/>
+        <w:t xml:space="preserve">                {</w:t>
+      </w:r>
+      <w:r>
+        <w:rPr>
+          <w:color w:val="080808"/>
+        </w:rPr>
+        <w:br/>
+        <w:t xml:space="preserve">                    </w:t>
+      </w:r>
+      <w:r>
+        <w:rPr>
+          <w:color w:val="000000"/>
+        </w:rPr>
+        <w:t xml:space="preserve">isPalindrome </w:t>
+      </w:r>
+      <w:r>
+        <w:rPr>
+          <w:color w:val="080808"/>
+        </w:rPr>
+        <w:t xml:space="preserve">= </w:t>
+      </w:r>
+      <w:r>
+        <w:rPr>
+          <w:color w:val="0033B3"/>
+        </w:rPr>
+        <w:t>false</w:t>
+      </w:r>
+      <w:r>
+        <w:rPr>
+          <w:color w:val="080808"/>
+        </w:rPr>
+        <w:t>;</w:t>
+      </w:r>
+      <w:r>
+        <w:rPr>
+          <w:color w:val="080808"/>
+        </w:rPr>
+        <w:br/>
+        <w:t xml:space="preserve">                    </w:t>
+      </w:r>
+      <w:r>
+        <w:rPr>
+          <w:color w:val="0033B3"/>
+        </w:rPr>
+        <w:t>break</w:t>
+      </w:r>
+      <w:r>
+        <w:rPr>
+          <w:color w:val="080808"/>
+        </w:rPr>
+        <w:t>;</w:t>
+      </w:r>
+      <w:r>
+        <w:rPr>
+          <w:color w:val="080808"/>
+        </w:rPr>
+        <w:br/>
+        <w:t xml:space="preserve">                }</w:t>
+      </w:r>
+      <w:r>
+        <w:rPr>
+          <w:color w:val="080808"/>
+        </w:rPr>
+        <w:br/>
+        <w:t xml:space="preserve">            }</w:t>
+      </w:r>
+      <w:r>
+        <w:rPr>
+          <w:color w:val="080808"/>
+        </w:rPr>
+        <w:br/>
+      </w:r>
+      <w:r>
+        <w:rPr>
+          <w:color w:val="080808"/>
+        </w:rPr>
+        <w:lastRenderedPageBreak/>
+        <w:t xml:space="preserve">            </w:t>
+      </w:r>
+      <w:r>
+        <w:rPr>
+          <w:color w:val="0033B3"/>
+        </w:rPr>
+        <w:t xml:space="preserve">if </w:t>
+      </w:r>
+      <w:r>
+        <w:rPr>
+          <w:color w:val="080808"/>
+        </w:rPr>
+        <w:t>(</w:t>
+      </w:r>
+      <w:r>
+        <w:rPr>
+          <w:color w:val="000000"/>
+        </w:rPr>
+        <w:t>isPalindrome</w:t>
+      </w:r>
+      <w:r>
+        <w:rPr>
+          <w:color w:val="080808"/>
+        </w:rPr>
+        <w:t>)</w:t>
+      </w:r>
+      <w:r>
+        <w:rPr>
+          <w:color w:val="080808"/>
+        </w:rPr>
+        <w:br/>
+        <w:t xml:space="preserve">                </w:t>
+      </w:r>
+      <w:r>
+        <w:rPr>
+          <w:color w:val="000000"/>
+        </w:rPr>
+        <w:t>result</w:t>
+      </w:r>
+      <w:r>
+        <w:rPr>
+          <w:color w:val="080808"/>
+        </w:rPr>
+        <w:t>.</w:t>
+      </w:r>
+      <w:r>
+        <w:rPr>
+          <w:color w:val="00627A"/>
+        </w:rPr>
+        <w:t>Add</w:t>
+      </w:r>
+      <w:r>
+        <w:rPr>
+          <w:color w:val="080808"/>
+        </w:rPr>
+        <w:t>(</w:t>
+      </w:r>
+      <w:r>
+        <w:rPr>
+          <w:color w:val="000000"/>
+        </w:rPr>
+        <w:t>word</w:t>
+      </w:r>
+      <w:r>
+        <w:rPr>
+          <w:color w:val="080808"/>
+        </w:rPr>
+        <w:t>);</w:t>
+      </w:r>
+      <w:r>
+        <w:rPr>
+          <w:color w:val="080808"/>
+        </w:rPr>
+        <w:br/>
+        <w:t xml:space="preserve">        }</w:t>
+      </w:r>
+      <w:r>
+        <w:rPr>
+          <w:color w:val="080808"/>
+        </w:rPr>
+        <w:br/>
+        <w:t xml:space="preserve">        </w:t>
+      </w:r>
+      <w:r>
+        <w:rPr>
+          <w:color w:val="0033B3"/>
+        </w:rPr>
+        <w:t xml:space="preserve">return </w:t>
+      </w:r>
+      <w:r>
+        <w:rPr>
+          <w:color w:val="000000"/>
+        </w:rPr>
+        <w:t>result</w:t>
+      </w:r>
+      <w:r>
+        <w:rPr>
+          <w:color w:val="080808"/>
+        </w:rPr>
+        <w:t>;</w:t>
+      </w:r>
+      <w:r>
+        <w:rPr>
+          <w:color w:val="080808"/>
+        </w:rPr>
+        <w:br/>
+        <w:t xml:space="preserve">    }</w:t>
+      </w:r>
+      <w:r>
+        <w:rPr>
+          <w:color w:val="080808"/>
+        </w:rPr>
+        <w:br/>
+      </w:r>
+      <w:r>
+        <w:rPr>
+          <w:color w:val="080808"/>
+        </w:rPr>
+        <w:br/>
+        <w:t xml:space="preserve">    </w:t>
       </w:r>
       <w:r>
         <w:rPr>
@@ -4352,8 +8427,7 @@
           <w:iCs/>
           <w:color w:val="8C8C8C"/>
         </w:rPr>
-        <w:br/>
-        <w:t xml:space="preserve">    /// &lt;/summary&gt;</w:t>
+        <w:t>/// &lt;summary&gt;</w:t>
       </w:r>
       <w:r>
         <w:rPr>
@@ -4362,7 +8436,7 @@
           <w:color w:val="8C8C8C"/>
         </w:rPr>
         <w:br/>
-        <w:t xml:space="preserve">    /// &lt;param name="word"&gt;Слово для проверки&lt;/param&gt;</w:t>
+        <w:t xml:space="preserve">    /// Используйте этот метод для поиска валиндрома и вывода их в отдельный текстовый файл</w:t>
       </w:r>
       <w:r>
         <w:rPr>
@@ -4371,7 +8445,7 @@
           <w:color w:val="8C8C8C"/>
         </w:rPr>
         <w:br/>
-        <w:t xml:space="preserve">    /// &lt;returns&gt;True - если слово найдено, False - если нет&lt;/returns&gt;</w:t>
+        <w:t xml:space="preserve">    /// &lt;/summary&gt;</w:t>
       </w:r>
       <w:r>
         <w:rPr>
@@ -4380,1942 +8454,6 @@
           <w:color w:val="8C8C8C"/>
         </w:rPr>
         <w:br/>
-        <w:t xml:space="preserve">    </w:t>
-      </w:r>
-      <w:r>
-        <w:rPr>
-          <w:color w:val="0033B3"/>
-        </w:rPr>
-        <w:t xml:space="preserve">public bool </w:t>
-      </w:r>
-      <w:r>
-        <w:rPr>
-          <w:color w:val="00627A"/>
-        </w:rPr>
-        <w:t>HasWord</w:t>
-      </w:r>
-      <w:r>
-        <w:rPr>
-          <w:color w:val="080808"/>
-        </w:rPr>
-        <w:t>(</w:t>
-      </w:r>
-      <w:r>
-        <w:rPr>
-          <w:color w:val="0033B3"/>
-        </w:rPr>
-        <w:t xml:space="preserve">string </w:t>
-      </w:r>
-      <w:r>
-        <w:rPr>
-          <w:color w:val="000000"/>
-        </w:rPr>
-        <w:t>word</w:t>
-      </w:r>
-      <w:r>
-        <w:rPr>
-          <w:color w:val="080808"/>
-        </w:rPr>
-        <w:t>)</w:t>
-      </w:r>
-      <w:r>
-        <w:rPr>
-          <w:color w:val="080808"/>
-        </w:rPr>
-        <w:br/>
-        <w:t xml:space="preserve">    {</w:t>
-      </w:r>
-      <w:r>
-        <w:rPr>
-          <w:color w:val="080808"/>
-        </w:rPr>
-        <w:br/>
-        <w:t xml:space="preserve">        </w:t>
-      </w:r>
-      <w:r>
-        <w:rPr>
-          <w:color w:val="0033B3"/>
-        </w:rPr>
-        <w:t xml:space="preserve">return </w:t>
-      </w:r>
-      <w:r>
-        <w:rPr>
-          <w:color w:val="871094"/>
-        </w:rPr>
-        <w:t>_words</w:t>
-      </w:r>
-      <w:r>
-        <w:rPr>
-          <w:color w:val="080808"/>
-        </w:rPr>
-        <w:t>.</w:t>
-      </w:r>
-      <w:r>
-        <w:rPr>
-          <w:color w:val="00627A"/>
-        </w:rPr>
-        <w:t>Contains</w:t>
-      </w:r>
-      <w:r>
-        <w:rPr>
-          <w:color w:val="080808"/>
-        </w:rPr>
-        <w:t>(</w:t>
-      </w:r>
-      <w:r>
-        <w:rPr>
-          <w:color w:val="000000"/>
-        </w:rPr>
-        <w:t>word</w:t>
-      </w:r>
-      <w:r>
-        <w:rPr>
-          <w:color w:val="080808"/>
-        </w:rPr>
-        <w:t>);</w:t>
-      </w:r>
-      <w:r>
-        <w:rPr>
-          <w:color w:val="080808"/>
-        </w:rPr>
-        <w:br/>
-        <w:t xml:space="preserve">    }</w:t>
-      </w:r>
-      <w:r>
-        <w:rPr>
-          <w:color w:val="080808"/>
-        </w:rPr>
-        <w:br/>
-        <w:t xml:space="preserve">    </w:t>
-      </w:r>
-      <w:r>
-        <w:rPr>
-          <w:color w:val="080808"/>
-        </w:rPr>
-        <w:br/>
-        <w:t xml:space="preserve">    </w:t>
-      </w:r>
-      <w:r>
-        <w:rPr>
-          <w:color w:val="0033B3"/>
-        </w:rPr>
-        <w:t xml:space="preserve">private int </w:t>
-      </w:r>
-      <w:r>
-        <w:rPr>
-          <w:color w:val="00627A"/>
-        </w:rPr>
-        <w:t>GetLevensteinDistance</w:t>
-      </w:r>
-      <w:r>
-        <w:rPr>
-          <w:color w:val="080808"/>
-        </w:rPr>
-        <w:t>(</w:t>
-      </w:r>
-      <w:r>
-        <w:rPr>
-          <w:color w:val="0033B3"/>
-        </w:rPr>
-        <w:t xml:space="preserve">string </w:t>
-      </w:r>
-      <w:r>
-        <w:rPr>
-          <w:color w:val="000000"/>
-        </w:rPr>
-        <w:t>word1</w:t>
-      </w:r>
-      <w:r>
-        <w:rPr>
-          <w:color w:val="080808"/>
-        </w:rPr>
-        <w:t xml:space="preserve">, </w:t>
-      </w:r>
-      <w:r>
-        <w:rPr>
-          <w:color w:val="0033B3"/>
-        </w:rPr>
-        <w:t xml:space="preserve">string </w:t>
-      </w:r>
-      <w:r>
-        <w:rPr>
-          <w:color w:val="000000"/>
-        </w:rPr>
-        <w:t>word2</w:t>
-      </w:r>
-      <w:r>
-        <w:rPr>
-          <w:color w:val="080808"/>
-        </w:rPr>
-        <w:t>)</w:t>
-      </w:r>
-      <w:r>
-        <w:rPr>
-          <w:color w:val="080808"/>
-        </w:rPr>
-        <w:br/>
-      </w:r>
-      <w:r>
-        <w:rPr>
-          <w:color w:val="080808"/>
-        </w:rPr>
-        <w:lastRenderedPageBreak/>
-        <w:t xml:space="preserve">    {</w:t>
-      </w:r>
-      <w:r>
-        <w:rPr>
-          <w:color w:val="080808"/>
-        </w:rPr>
-        <w:br/>
-        <w:t xml:space="preserve">        </w:t>
-      </w:r>
-      <w:r>
-        <w:rPr>
-          <w:color w:val="0033B3"/>
-        </w:rPr>
-        <w:t xml:space="preserve">var </w:t>
-      </w:r>
-      <w:r>
-        <w:rPr>
-          <w:color w:val="000000"/>
-        </w:rPr>
-        <w:t xml:space="preserve">dist </w:t>
-      </w:r>
-      <w:r>
-        <w:rPr>
-          <w:color w:val="080808"/>
-        </w:rPr>
-        <w:t xml:space="preserve">= </w:t>
-      </w:r>
-      <w:r>
-        <w:rPr>
-          <w:color w:val="000000"/>
-        </w:rPr>
-        <w:t>Math</w:t>
-      </w:r>
-      <w:r>
-        <w:rPr>
-          <w:color w:val="080808"/>
-        </w:rPr>
-        <w:t>.</w:t>
-      </w:r>
-      <w:r>
-        <w:rPr>
-          <w:i/>
-          <w:iCs/>
-          <w:color w:val="00627A"/>
-        </w:rPr>
-        <w:t>Abs</w:t>
-      </w:r>
-      <w:r>
-        <w:rPr>
-          <w:color w:val="080808"/>
-        </w:rPr>
-        <w:t>(</w:t>
-      </w:r>
-      <w:r>
-        <w:rPr>
-          <w:color w:val="000000"/>
-        </w:rPr>
-        <w:t>word1</w:t>
-      </w:r>
-      <w:r>
-        <w:rPr>
-          <w:color w:val="080808"/>
-        </w:rPr>
-        <w:t>.</w:t>
-      </w:r>
-      <w:r>
-        <w:rPr>
-          <w:color w:val="871094"/>
-        </w:rPr>
-        <w:t xml:space="preserve">Length </w:t>
-      </w:r>
-      <w:r>
-        <w:rPr>
-          <w:color w:val="080808"/>
-        </w:rPr>
-        <w:t xml:space="preserve">- </w:t>
-      </w:r>
-      <w:r>
-        <w:rPr>
-          <w:color w:val="000000"/>
-        </w:rPr>
-        <w:t>word2</w:t>
-      </w:r>
-      <w:r>
-        <w:rPr>
-          <w:color w:val="080808"/>
-        </w:rPr>
-        <w:t>.</w:t>
-      </w:r>
-      <w:r>
-        <w:rPr>
-          <w:color w:val="871094"/>
-        </w:rPr>
-        <w:t>Length</w:t>
-      </w:r>
-      <w:r>
-        <w:rPr>
-          <w:color w:val="080808"/>
-        </w:rPr>
-        <w:t>);</w:t>
-      </w:r>
-      <w:r>
-        <w:rPr>
-          <w:color w:val="080808"/>
-        </w:rPr>
-        <w:br/>
-        <w:t xml:space="preserve">        </w:t>
-      </w:r>
-      <w:r>
-        <w:rPr>
-          <w:color w:val="0033B3"/>
-        </w:rPr>
-        <w:t xml:space="preserve">var </w:t>
-      </w:r>
-      <w:r>
-        <w:rPr>
-          <w:color w:val="000000"/>
-        </w:rPr>
-        <w:t xml:space="preserve">wordArr1 </w:t>
-      </w:r>
-      <w:r>
-        <w:rPr>
-          <w:color w:val="080808"/>
-        </w:rPr>
-        <w:t xml:space="preserve">= </w:t>
-      </w:r>
-      <w:r>
-        <w:rPr>
-          <w:color w:val="000000"/>
-        </w:rPr>
-        <w:t>word1</w:t>
-      </w:r>
-      <w:r>
-        <w:rPr>
-          <w:color w:val="080808"/>
-        </w:rPr>
-        <w:t>.</w:t>
-      </w:r>
-      <w:r>
-        <w:rPr>
-          <w:color w:val="00627A"/>
-        </w:rPr>
-        <w:t>ToCharArray</w:t>
-      </w:r>
-      <w:r>
-        <w:rPr>
-          <w:color w:val="080808"/>
-        </w:rPr>
-        <w:t>();</w:t>
-      </w:r>
-      <w:r>
-        <w:rPr>
-          <w:color w:val="080808"/>
-        </w:rPr>
-        <w:br/>
-        <w:t xml:space="preserve">        </w:t>
-      </w:r>
-      <w:r>
-        <w:rPr>
-          <w:color w:val="0033B3"/>
-        </w:rPr>
-        <w:t xml:space="preserve">var </w:t>
-      </w:r>
-      <w:r>
-        <w:rPr>
-          <w:color w:val="000000"/>
-        </w:rPr>
-        <w:t xml:space="preserve">wordArr2 </w:t>
-      </w:r>
-      <w:r>
-        <w:rPr>
-          <w:color w:val="080808"/>
-        </w:rPr>
-        <w:t xml:space="preserve">= </w:t>
-      </w:r>
-      <w:r>
-        <w:rPr>
-          <w:color w:val="000000"/>
-        </w:rPr>
-        <w:t>word2</w:t>
-      </w:r>
-      <w:r>
-        <w:rPr>
-          <w:color w:val="080808"/>
-        </w:rPr>
-        <w:t>.</w:t>
-      </w:r>
-      <w:r>
-        <w:rPr>
-          <w:color w:val="00627A"/>
-        </w:rPr>
-        <w:t>ToCharArray</w:t>
-      </w:r>
-      <w:r>
-        <w:rPr>
-          <w:color w:val="080808"/>
-        </w:rPr>
-        <w:t>();</w:t>
-      </w:r>
-      <w:r>
-        <w:rPr>
-          <w:color w:val="080808"/>
-        </w:rPr>
-        <w:br/>
-        <w:t xml:space="preserve">        </w:t>
-      </w:r>
-      <w:r>
-        <w:rPr>
-          <w:color w:val="0033B3"/>
-        </w:rPr>
-        <w:t xml:space="preserve">var </w:t>
-      </w:r>
-      <w:r>
-        <w:rPr>
-          <w:color w:val="000000"/>
-        </w:rPr>
-        <w:t xml:space="preserve">wordProcess </w:t>
-      </w:r>
-      <w:r>
-        <w:rPr>
-          <w:color w:val="080808"/>
-        </w:rPr>
-        <w:t xml:space="preserve">= </w:t>
-      </w:r>
-      <w:r>
-        <w:rPr>
-          <w:color w:val="000000"/>
-        </w:rPr>
-        <w:t>Math</w:t>
-      </w:r>
-      <w:r>
-        <w:rPr>
-          <w:color w:val="080808"/>
-        </w:rPr>
-        <w:t>.</w:t>
-      </w:r>
-      <w:r>
-        <w:rPr>
-          <w:i/>
-          <w:iCs/>
-          <w:color w:val="00627A"/>
-        </w:rPr>
-        <w:t>Min</w:t>
-      </w:r>
-      <w:r>
-        <w:rPr>
-          <w:color w:val="080808"/>
-        </w:rPr>
-        <w:t>(</w:t>
-      </w:r>
-      <w:r>
-        <w:rPr>
-          <w:color w:val="000000"/>
-        </w:rPr>
-        <w:t>wordArr1</w:t>
-      </w:r>
-      <w:r>
-        <w:rPr>
-          <w:color w:val="080808"/>
-        </w:rPr>
-        <w:t>.</w:t>
-      </w:r>
-      <w:r>
-        <w:rPr>
-          <w:color w:val="871094"/>
-        </w:rPr>
-        <w:t>Length</w:t>
-      </w:r>
-      <w:r>
-        <w:rPr>
-          <w:color w:val="080808"/>
-        </w:rPr>
-        <w:t xml:space="preserve">, </w:t>
-      </w:r>
-      <w:r>
-        <w:rPr>
-          <w:color w:val="000000"/>
-        </w:rPr>
-        <w:t>wordArr2</w:t>
-      </w:r>
-      <w:r>
-        <w:rPr>
-          <w:color w:val="080808"/>
-        </w:rPr>
-        <w:t>.</w:t>
-      </w:r>
-      <w:r>
-        <w:rPr>
-          <w:color w:val="871094"/>
-        </w:rPr>
-        <w:t>Length</w:t>
-      </w:r>
-      <w:r>
-        <w:rPr>
-          <w:color w:val="080808"/>
-        </w:rPr>
-        <w:t>);</w:t>
-      </w:r>
-      <w:r>
-        <w:rPr>
-          <w:color w:val="080808"/>
-        </w:rPr>
-        <w:br/>
-        <w:t xml:space="preserve">        </w:t>
-      </w:r>
-      <w:r>
-        <w:rPr>
-          <w:color w:val="0033B3"/>
-        </w:rPr>
-        <w:t xml:space="preserve">for </w:t>
-      </w:r>
-      <w:r>
-        <w:rPr>
-          <w:color w:val="080808"/>
-        </w:rPr>
-        <w:t>(</w:t>
-      </w:r>
-      <w:r>
-        <w:rPr>
-          <w:color w:val="0033B3"/>
-        </w:rPr>
-        <w:t xml:space="preserve">int </w:t>
-      </w:r>
-      <w:r>
-        <w:rPr>
-          <w:color w:val="000000"/>
-        </w:rPr>
-        <w:t xml:space="preserve">i </w:t>
-      </w:r>
-      <w:r>
-        <w:rPr>
-          <w:color w:val="080808"/>
-        </w:rPr>
-        <w:t xml:space="preserve">= </w:t>
-      </w:r>
-      <w:r>
-        <w:rPr>
-          <w:color w:val="1750EB"/>
-        </w:rPr>
-        <w:t>0</w:t>
-      </w:r>
-      <w:r>
-        <w:rPr>
-          <w:color w:val="080808"/>
-        </w:rPr>
-        <w:t xml:space="preserve">; </w:t>
-      </w:r>
-      <w:r>
-        <w:rPr>
-          <w:color w:val="000000"/>
-        </w:rPr>
-        <w:t xml:space="preserve">i </w:t>
-      </w:r>
-      <w:r>
-        <w:rPr>
-          <w:color w:val="080808"/>
-        </w:rPr>
-        <w:t xml:space="preserve">&lt; </w:t>
-      </w:r>
-      <w:r>
-        <w:rPr>
-          <w:color w:val="000000"/>
-        </w:rPr>
-        <w:t>wordProcess</w:t>
-      </w:r>
-      <w:r>
-        <w:rPr>
-          <w:color w:val="080808"/>
-        </w:rPr>
-        <w:t xml:space="preserve">; </w:t>
-      </w:r>
-      <w:r>
-        <w:rPr>
-          <w:color w:val="000000"/>
-        </w:rPr>
-        <w:t>i</w:t>
-      </w:r>
-      <w:r>
-        <w:rPr>
-          <w:color w:val="080808"/>
-        </w:rPr>
-        <w:t>++)</w:t>
-      </w:r>
-      <w:r>
-        <w:rPr>
-          <w:color w:val="080808"/>
-        </w:rPr>
-        <w:br/>
-        <w:t xml:space="preserve">        {</w:t>
-      </w:r>
-      <w:r>
-        <w:rPr>
-          <w:color w:val="080808"/>
-        </w:rPr>
-        <w:br/>
-        <w:t xml:space="preserve">            </w:t>
-      </w:r>
-      <w:r>
-        <w:rPr>
-          <w:color w:val="0033B3"/>
-        </w:rPr>
-        <w:t xml:space="preserve">if </w:t>
-      </w:r>
-      <w:r>
-        <w:rPr>
-          <w:color w:val="080808"/>
-        </w:rPr>
-        <w:t>(</w:t>
-      </w:r>
-      <w:r>
-        <w:rPr>
-          <w:color w:val="000000"/>
-        </w:rPr>
-        <w:t>wordArr1</w:t>
-      </w:r>
-      <w:r>
-        <w:rPr>
-          <w:color w:val="080808"/>
-        </w:rPr>
-        <w:t>[</w:t>
-      </w:r>
-      <w:r>
-        <w:rPr>
-          <w:color w:val="000000"/>
-        </w:rPr>
-        <w:t>i</w:t>
-      </w:r>
-      <w:r>
-        <w:rPr>
-          <w:color w:val="080808"/>
-        </w:rPr>
-        <w:t xml:space="preserve">] != </w:t>
-      </w:r>
-      <w:r>
-        <w:rPr>
-          <w:color w:val="000000"/>
-        </w:rPr>
-        <w:t>wordArr2</w:t>
-      </w:r>
-      <w:r>
-        <w:rPr>
-          <w:color w:val="080808"/>
-        </w:rPr>
-        <w:t>[</w:t>
-      </w:r>
-      <w:r>
-        <w:rPr>
-          <w:color w:val="000000"/>
-        </w:rPr>
-        <w:t>i</w:t>
-      </w:r>
-      <w:r>
-        <w:rPr>
-          <w:color w:val="080808"/>
-        </w:rPr>
-        <w:t>])</w:t>
-      </w:r>
-      <w:r>
-        <w:rPr>
-          <w:color w:val="080808"/>
-        </w:rPr>
-        <w:br/>
-        <w:t xml:space="preserve">                </w:t>
-      </w:r>
-      <w:r>
-        <w:rPr>
-          <w:color w:val="000000"/>
-        </w:rPr>
-        <w:t>dist</w:t>
-      </w:r>
-      <w:r>
-        <w:rPr>
-          <w:color w:val="080808"/>
-        </w:rPr>
-        <w:t>++;</w:t>
-      </w:r>
-      <w:r>
-        <w:rPr>
-          <w:color w:val="080808"/>
-        </w:rPr>
-        <w:br/>
-        <w:t xml:space="preserve">        }</w:t>
-      </w:r>
-      <w:r>
-        <w:rPr>
-          <w:color w:val="080808"/>
-        </w:rPr>
-        <w:br/>
-      </w:r>
-      <w:r>
-        <w:rPr>
-          <w:color w:val="080808"/>
-        </w:rPr>
-        <w:br/>
-        <w:t xml:space="preserve">        </w:t>
-      </w:r>
-      <w:r>
-        <w:rPr>
-          <w:color w:val="0033B3"/>
-        </w:rPr>
-        <w:t xml:space="preserve">return </w:t>
-      </w:r>
-      <w:r>
-        <w:rPr>
-          <w:color w:val="000000"/>
-        </w:rPr>
-        <w:t>dist</w:t>
-      </w:r>
-      <w:r>
-        <w:rPr>
-          <w:color w:val="080808"/>
-        </w:rPr>
-        <w:t>;</w:t>
-      </w:r>
-      <w:r>
-        <w:rPr>
-          <w:color w:val="080808"/>
-        </w:rPr>
-        <w:br/>
-        <w:t xml:space="preserve">    }</w:t>
-      </w:r>
-      <w:r>
-        <w:rPr>
-          <w:color w:val="080808"/>
-        </w:rPr>
-        <w:br/>
-      </w:r>
-      <w:r>
-        <w:rPr>
-          <w:color w:val="080808"/>
-        </w:rPr>
-        <w:br/>
-        <w:t xml:space="preserve">    </w:t>
-      </w:r>
-      <w:r>
-        <w:rPr>
-          <w:i/>
-          <w:iCs/>
-          <w:color w:val="8C8C8C"/>
-        </w:rPr>
-        <w:t>/// &lt;summary&gt;</w:t>
-      </w:r>
-      <w:r>
-        <w:rPr>
-          <w:i/>
-          <w:iCs/>
-          <w:color w:val="8C8C8C"/>
-        </w:rPr>
-        <w:br/>
-        <w:t xml:space="preserve">    /// Используйте этот метод для поиска всех слов с расстоянием Левенштейна не более maxDist для word1</w:t>
-      </w:r>
-      <w:r>
-        <w:rPr>
-          <w:i/>
-          <w:iCs/>
-          <w:color w:val="8C8C8C"/>
-        </w:rPr>
-        <w:br/>
-        <w:t xml:space="preserve">    /// &lt;/summary&gt;</w:t>
-      </w:r>
-      <w:r>
-        <w:rPr>
-          <w:i/>
-          <w:iCs/>
-          <w:color w:val="8C8C8C"/>
-        </w:rPr>
-        <w:br/>
-        <w:t xml:space="preserve">    /// &lt;param name="word1"&gt;Слово для определения расстояния&lt;/param&gt;</w:t>
-      </w:r>
-      <w:r>
-        <w:rPr>
-          <w:i/>
-          <w:iCs/>
-          <w:color w:val="8C8C8C"/>
-        </w:rPr>
-        <w:br/>
-        <w:t xml:space="preserve">    /// &lt;param name="maxDist"&gt;Максимальное расстояние левенштейна&lt;/param&gt;</w:t>
-      </w:r>
-      <w:r>
-        <w:rPr>
-          <w:i/>
-          <w:iCs/>
-          <w:color w:val="8C8C8C"/>
-        </w:rPr>
-        <w:br/>
-        <w:t xml:space="preserve">    /// &lt;returns&gt;Список слов с расстоянием Левенштейна не более maxDist&lt;/returns&gt;</w:t>
-      </w:r>
-      <w:r>
-        <w:rPr>
-          <w:i/>
-          <w:iCs/>
-          <w:color w:val="8C8C8C"/>
-        </w:rPr>
-        <w:br/>
-        <w:t xml:space="preserve">    </w:t>
-      </w:r>
-      <w:r>
-        <w:rPr>
-          <w:color w:val="0033B3"/>
-        </w:rPr>
-        <w:t xml:space="preserve">public </w:t>
-      </w:r>
-      <w:r>
-        <w:rPr>
-          <w:color w:val="000000"/>
-        </w:rPr>
-        <w:t>List</w:t>
-      </w:r>
-      <w:r>
-        <w:rPr>
-          <w:color w:val="080808"/>
-        </w:rPr>
-        <w:t>&lt;</w:t>
-      </w:r>
-      <w:r>
-        <w:rPr>
-          <w:color w:val="0033B3"/>
-        </w:rPr>
-        <w:t>string</w:t>
-      </w:r>
-      <w:r>
-        <w:rPr>
-          <w:color w:val="080808"/>
-        </w:rPr>
-        <w:t xml:space="preserve">&gt; </w:t>
-      </w:r>
-      <w:r>
-        <w:rPr>
-          <w:color w:val="00627A"/>
-        </w:rPr>
-        <w:t>SearchLevensteinDistance</w:t>
-      </w:r>
-      <w:r>
-        <w:rPr>
-          <w:color w:val="080808"/>
-        </w:rPr>
-        <w:t>(</w:t>
-      </w:r>
-      <w:r>
-        <w:rPr>
-          <w:color w:val="0033B3"/>
-        </w:rPr>
-        <w:t xml:space="preserve">string </w:t>
-      </w:r>
-      <w:r>
-        <w:rPr>
-          <w:color w:val="000000"/>
-        </w:rPr>
-        <w:t>word1</w:t>
-      </w:r>
-      <w:r>
-        <w:rPr>
-          <w:color w:val="080808"/>
-        </w:rPr>
-        <w:t xml:space="preserve">, </w:t>
-      </w:r>
-      <w:r>
-        <w:rPr>
-          <w:color w:val="0033B3"/>
-        </w:rPr>
-        <w:t xml:space="preserve">int </w:t>
-      </w:r>
-      <w:r>
-        <w:rPr>
-          <w:color w:val="000000"/>
-        </w:rPr>
-        <w:t xml:space="preserve">maxDist </w:t>
-      </w:r>
-      <w:r>
-        <w:rPr>
-          <w:color w:val="080808"/>
-        </w:rPr>
-        <w:t xml:space="preserve">= </w:t>
-      </w:r>
-      <w:r>
-        <w:rPr>
-          <w:color w:val="1750EB"/>
-        </w:rPr>
-        <w:t>3</w:t>
-      </w:r>
-      <w:r>
-        <w:rPr>
-          <w:color w:val="080808"/>
-        </w:rPr>
-        <w:t>)</w:t>
-      </w:r>
-      <w:r>
-        <w:rPr>
-          <w:color w:val="080808"/>
-        </w:rPr>
-        <w:br/>
-        <w:t xml:space="preserve">    {</w:t>
-      </w:r>
-      <w:r>
-        <w:rPr>
-          <w:color w:val="080808"/>
-        </w:rPr>
-        <w:br/>
-        <w:t xml:space="preserve">        </w:t>
-      </w:r>
-      <w:r>
-        <w:rPr>
-          <w:color w:val="000000"/>
-        </w:rPr>
-        <w:t>List</w:t>
-      </w:r>
-      <w:r>
-        <w:rPr>
-          <w:color w:val="080808"/>
-        </w:rPr>
-        <w:t>&lt;</w:t>
-      </w:r>
-      <w:r>
-        <w:rPr>
-          <w:color w:val="0033B3"/>
-        </w:rPr>
-        <w:t>string</w:t>
-      </w:r>
-      <w:r>
-        <w:rPr>
-          <w:color w:val="080808"/>
-        </w:rPr>
-        <w:t xml:space="preserve">&gt; </w:t>
-      </w:r>
-      <w:r>
-        <w:rPr>
-          <w:color w:val="000000"/>
-        </w:rPr>
-        <w:t xml:space="preserve">result </w:t>
-      </w:r>
-      <w:r>
-        <w:rPr>
-          <w:color w:val="080808"/>
-        </w:rPr>
-        <w:t xml:space="preserve">= </w:t>
-      </w:r>
-      <w:r>
-        <w:rPr>
-          <w:color w:val="0033B3"/>
-        </w:rPr>
-        <w:t xml:space="preserve">new </w:t>
-      </w:r>
-      <w:r>
-        <w:rPr>
-          <w:color w:val="000000"/>
-        </w:rPr>
-        <w:t>List</w:t>
-      </w:r>
-      <w:r>
-        <w:rPr>
-          <w:color w:val="080808"/>
-        </w:rPr>
-        <w:t>&lt;</w:t>
-      </w:r>
-      <w:r>
-        <w:rPr>
-          <w:color w:val="0033B3"/>
-        </w:rPr>
-        <w:t>string</w:t>
-      </w:r>
-      <w:r>
-        <w:rPr>
-          <w:color w:val="080808"/>
-        </w:rPr>
-        <w:t>&gt;();</w:t>
-      </w:r>
-      <w:r>
-        <w:rPr>
-          <w:color w:val="080808"/>
-        </w:rPr>
-        <w:br/>
-        <w:t xml:space="preserve">        </w:t>
-      </w:r>
-      <w:r>
-        <w:rPr>
-          <w:color w:val="0033B3"/>
-        </w:rPr>
-        <w:t xml:space="preserve">foreach </w:t>
-      </w:r>
-      <w:r>
-        <w:rPr>
-          <w:color w:val="080808"/>
-        </w:rPr>
-        <w:t>(</w:t>
-      </w:r>
-      <w:r>
-        <w:rPr>
-          <w:color w:val="0033B3"/>
-        </w:rPr>
-        <w:t xml:space="preserve">var </w:t>
-      </w:r>
-      <w:r>
-        <w:rPr>
-          <w:color w:val="000000"/>
-        </w:rPr>
-        <w:t xml:space="preserve">word </w:t>
-      </w:r>
-      <w:r>
-        <w:rPr>
-          <w:color w:val="0033B3"/>
-        </w:rPr>
-        <w:t xml:space="preserve">in </w:t>
-      </w:r>
-      <w:r>
-        <w:rPr>
-          <w:color w:val="871094"/>
-        </w:rPr>
-        <w:t>_words</w:t>
-      </w:r>
-      <w:r>
-        <w:rPr>
-          <w:color w:val="080808"/>
-        </w:rPr>
-        <w:t>)</w:t>
-      </w:r>
-      <w:r>
-        <w:rPr>
-          <w:color w:val="080808"/>
-        </w:rPr>
-        <w:br/>
-        <w:t xml:space="preserve">        {</w:t>
-      </w:r>
-      <w:r>
-        <w:rPr>
-          <w:color w:val="080808"/>
-        </w:rPr>
-        <w:br/>
-        <w:t xml:space="preserve">            </w:t>
-      </w:r>
-      <w:r>
-        <w:rPr>
-          <w:color w:val="0033B3"/>
-        </w:rPr>
-        <w:t xml:space="preserve">if </w:t>
-      </w:r>
-      <w:r>
-        <w:rPr>
-          <w:color w:val="080808"/>
-        </w:rPr>
-        <w:t>(</w:t>
-      </w:r>
-      <w:r>
-        <w:rPr>
-          <w:color w:val="00627A"/>
-        </w:rPr>
-        <w:t>GetLevensteinDistance</w:t>
-      </w:r>
-      <w:r>
-        <w:rPr>
-          <w:color w:val="080808"/>
-        </w:rPr>
-        <w:t>(</w:t>
-      </w:r>
-      <w:r>
-        <w:rPr>
-          <w:color w:val="000000"/>
-        </w:rPr>
-        <w:t>word1</w:t>
-      </w:r>
-      <w:r>
-        <w:rPr>
-          <w:color w:val="080808"/>
-        </w:rPr>
-        <w:t xml:space="preserve">, </w:t>
-      </w:r>
-      <w:r>
-        <w:rPr>
-          <w:color w:val="000000"/>
-        </w:rPr>
-        <w:t>word</w:t>
-      </w:r>
-      <w:r>
-        <w:rPr>
-          <w:color w:val="080808"/>
-        </w:rPr>
-        <w:t xml:space="preserve">) &gt; </w:t>
-      </w:r>
-      <w:r>
-        <w:rPr>
-          <w:color w:val="000000"/>
-        </w:rPr>
-        <w:t>maxDist</w:t>
-      </w:r>
-      <w:r>
-        <w:rPr>
-          <w:color w:val="080808"/>
-        </w:rPr>
-        <w:t>)</w:t>
-      </w:r>
-      <w:r>
-        <w:rPr>
-          <w:color w:val="080808"/>
-        </w:rPr>
-        <w:br/>
-        <w:t xml:space="preserve">                </w:t>
-      </w:r>
-      <w:r>
-        <w:rPr>
-          <w:color w:val="0033B3"/>
-        </w:rPr>
-        <w:t>continue</w:t>
-      </w:r>
-      <w:r>
-        <w:rPr>
-          <w:color w:val="080808"/>
-        </w:rPr>
-        <w:t>;</w:t>
-      </w:r>
-      <w:r>
-        <w:rPr>
-          <w:color w:val="080808"/>
-        </w:rPr>
-        <w:br/>
-        <w:t xml:space="preserve">            </w:t>
-      </w:r>
-      <w:r>
-        <w:rPr>
-          <w:color w:val="000000"/>
-        </w:rPr>
-        <w:t>result</w:t>
-      </w:r>
-      <w:r>
-        <w:rPr>
-          <w:color w:val="080808"/>
-        </w:rPr>
-        <w:t>.</w:t>
-      </w:r>
-      <w:r>
-        <w:rPr>
-          <w:color w:val="00627A"/>
-        </w:rPr>
-        <w:t>Add</w:t>
-      </w:r>
-      <w:r>
-        <w:rPr>
-          <w:color w:val="080808"/>
-        </w:rPr>
-        <w:t>(</w:t>
-      </w:r>
-      <w:r>
-        <w:rPr>
-          <w:color w:val="000000"/>
-        </w:rPr>
-        <w:t>word</w:t>
-      </w:r>
-      <w:r>
-        <w:rPr>
-          <w:color w:val="080808"/>
-        </w:rPr>
-        <w:t>);</w:t>
-      </w:r>
-      <w:r>
-        <w:rPr>
-          <w:color w:val="080808"/>
-        </w:rPr>
-        <w:br/>
-        <w:t xml:space="preserve">        }</w:t>
-      </w:r>
-      <w:r>
-        <w:rPr>
-          <w:color w:val="080808"/>
-        </w:rPr>
-        <w:br/>
-      </w:r>
-      <w:r>
-        <w:rPr>
-          <w:color w:val="080808"/>
-        </w:rPr>
-        <w:br/>
-        <w:t xml:space="preserve">        </w:t>
-      </w:r>
-      <w:r>
-        <w:rPr>
-          <w:color w:val="0033B3"/>
-        </w:rPr>
-        <w:t xml:space="preserve">return </w:t>
-      </w:r>
-      <w:r>
-        <w:rPr>
-          <w:color w:val="000000"/>
-        </w:rPr>
-        <w:t>result</w:t>
-      </w:r>
-      <w:r>
-        <w:rPr>
-          <w:color w:val="080808"/>
-        </w:rPr>
-        <w:t>;</w:t>
-      </w:r>
-      <w:r>
-        <w:rPr>
-          <w:color w:val="080808"/>
-        </w:rPr>
-        <w:br/>
-        <w:t xml:space="preserve">    }</w:t>
-      </w:r>
-      <w:r>
-        <w:rPr>
-          <w:color w:val="080808"/>
-        </w:rPr>
-        <w:br/>
-      </w:r>
-      <w:r>
-        <w:rPr>
-          <w:color w:val="080808"/>
-        </w:rPr>
-        <w:br/>
-        <w:t xml:space="preserve">    </w:t>
-      </w:r>
-      <w:r>
-        <w:rPr>
-          <w:i/>
-          <w:iCs/>
-          <w:color w:val="8C8C8C"/>
-        </w:rPr>
-        <w:t>/// &lt;summary&gt;</w:t>
-      </w:r>
-      <w:r>
-        <w:rPr>
-          <w:i/>
-          <w:iCs/>
-          <w:color w:val="8C8C8C"/>
-        </w:rPr>
-        <w:br/>
-        <w:t xml:space="preserve">    /// Используйте этот метод для поиска палиндромов в словаре</w:t>
-      </w:r>
-      <w:r>
-        <w:rPr>
-          <w:i/>
-          <w:iCs/>
-          <w:color w:val="8C8C8C"/>
-        </w:rPr>
-        <w:br/>
-        <w:t xml:space="preserve">    /// &lt;/summary&gt;</w:t>
-      </w:r>
-      <w:r>
-        <w:rPr>
-          <w:i/>
-          <w:iCs/>
-          <w:color w:val="8C8C8C"/>
-        </w:rPr>
-        <w:br/>
-        <w:t xml:space="preserve">    /// &lt;returns&gt;Список палиндромов в словаре&lt;/returns&gt;</w:t>
-      </w:r>
-      <w:r>
-        <w:rPr>
-          <w:i/>
-          <w:iCs/>
-          <w:color w:val="8C8C8C"/>
-        </w:rPr>
-        <w:br/>
-        <w:t xml:space="preserve">    </w:t>
-      </w:r>
-      <w:r>
-        <w:rPr>
-          <w:color w:val="0033B3"/>
-        </w:rPr>
-        <w:t xml:space="preserve">public </w:t>
-      </w:r>
-      <w:r>
-        <w:rPr>
-          <w:color w:val="000000"/>
-        </w:rPr>
-        <w:t>List</w:t>
-      </w:r>
-      <w:r>
-        <w:rPr>
-          <w:color w:val="080808"/>
-        </w:rPr>
-        <w:t>&lt;</w:t>
-      </w:r>
-      <w:r>
-        <w:rPr>
-          <w:color w:val="0033B3"/>
-        </w:rPr>
-        <w:t>string</w:t>
-      </w:r>
-      <w:r>
-        <w:rPr>
-          <w:color w:val="080808"/>
-        </w:rPr>
-        <w:t xml:space="preserve">&gt; </w:t>
-      </w:r>
-      <w:r>
-        <w:rPr>
-          <w:color w:val="00627A"/>
-        </w:rPr>
-        <w:t>SearchPalindromes</w:t>
-      </w:r>
-      <w:r>
-        <w:rPr>
-          <w:color w:val="080808"/>
-        </w:rPr>
-        <w:t>()</w:t>
-      </w:r>
-      <w:r>
-        <w:rPr>
-          <w:color w:val="080808"/>
-        </w:rPr>
-        <w:br/>
-        <w:t xml:space="preserve">    {</w:t>
-      </w:r>
-      <w:r>
-        <w:rPr>
-          <w:color w:val="080808"/>
-        </w:rPr>
-        <w:br/>
-        <w:t xml:space="preserve">        </w:t>
-      </w:r>
-      <w:r>
-        <w:rPr>
-          <w:color w:val="0033B3"/>
-        </w:rPr>
-        <w:t xml:space="preserve">var </w:t>
-      </w:r>
-      <w:r>
-        <w:rPr>
-          <w:color w:val="000000"/>
-        </w:rPr>
-        <w:t xml:space="preserve">result </w:t>
-      </w:r>
-      <w:r>
-        <w:rPr>
-          <w:color w:val="080808"/>
-        </w:rPr>
-        <w:t xml:space="preserve">= </w:t>
-      </w:r>
-      <w:r>
-        <w:rPr>
-          <w:color w:val="0033B3"/>
-        </w:rPr>
-        <w:t xml:space="preserve">new </w:t>
-      </w:r>
-      <w:r>
-        <w:rPr>
-          <w:color w:val="000000"/>
-        </w:rPr>
-        <w:t>List</w:t>
-      </w:r>
-      <w:r>
-        <w:rPr>
-          <w:color w:val="080808"/>
-        </w:rPr>
-        <w:t>&lt;</w:t>
-      </w:r>
-      <w:r>
-        <w:rPr>
-          <w:color w:val="0033B3"/>
-        </w:rPr>
-        <w:t>string</w:t>
-      </w:r>
-      <w:r>
-        <w:rPr>
-          <w:color w:val="080808"/>
-        </w:rPr>
-        <w:t>&gt;();</w:t>
-      </w:r>
-      <w:r>
-        <w:rPr>
-          <w:color w:val="080808"/>
-        </w:rPr>
-        <w:br/>
-        <w:t xml:space="preserve">        </w:t>
-      </w:r>
-      <w:r>
-        <w:rPr>
-          <w:color w:val="0033B3"/>
-        </w:rPr>
-        <w:t xml:space="preserve">foreach </w:t>
-      </w:r>
-      <w:r>
-        <w:rPr>
-          <w:color w:val="080808"/>
-        </w:rPr>
-        <w:t>(</w:t>
-      </w:r>
-      <w:r>
-        <w:rPr>
-          <w:color w:val="0033B3"/>
-        </w:rPr>
-        <w:t xml:space="preserve">var </w:t>
-      </w:r>
-      <w:r>
-        <w:rPr>
-          <w:color w:val="000000"/>
-        </w:rPr>
-        <w:t xml:space="preserve">word </w:t>
-      </w:r>
-      <w:r>
-        <w:rPr>
-          <w:color w:val="0033B3"/>
-        </w:rPr>
-        <w:t xml:space="preserve">in </w:t>
-      </w:r>
-      <w:r>
-        <w:rPr>
-          <w:color w:val="871094"/>
-        </w:rPr>
-        <w:t>_words</w:t>
-      </w:r>
-      <w:r>
-        <w:rPr>
-          <w:color w:val="080808"/>
-        </w:rPr>
-        <w:t>)</w:t>
-      </w:r>
-      <w:r>
-        <w:rPr>
-          <w:color w:val="080808"/>
-        </w:rPr>
-        <w:br/>
-        <w:t xml:space="preserve">        {</w:t>
-      </w:r>
-      <w:r>
-        <w:rPr>
-          <w:color w:val="080808"/>
-        </w:rPr>
-        <w:br/>
-        <w:t xml:space="preserve">            </w:t>
-      </w:r>
-      <w:r>
-        <w:rPr>
-          <w:color w:val="0033B3"/>
-        </w:rPr>
-        <w:t xml:space="preserve">var </w:t>
-      </w:r>
-      <w:r>
-        <w:rPr>
-          <w:color w:val="000000"/>
-        </w:rPr>
-        <w:t xml:space="preserve">wordCharArray </w:t>
-      </w:r>
-      <w:r>
-        <w:rPr>
-          <w:color w:val="080808"/>
-        </w:rPr>
-        <w:t xml:space="preserve">= </w:t>
-      </w:r>
-      <w:r>
-        <w:rPr>
-          <w:color w:val="000000"/>
-        </w:rPr>
-        <w:t>word</w:t>
-      </w:r>
-      <w:r>
-        <w:rPr>
-          <w:color w:val="080808"/>
-        </w:rPr>
-        <w:t>.</w:t>
-      </w:r>
-      <w:r>
-        <w:rPr>
-          <w:color w:val="00627A"/>
-        </w:rPr>
-        <w:t>ToCharArray</w:t>
-      </w:r>
-      <w:r>
-        <w:rPr>
-          <w:color w:val="080808"/>
-        </w:rPr>
-        <w:t>();</w:t>
-      </w:r>
-      <w:r>
-        <w:rPr>
-          <w:color w:val="080808"/>
-        </w:rPr>
-        <w:br/>
-        <w:t xml:space="preserve">            </w:t>
-      </w:r>
-      <w:r>
-        <w:rPr>
-          <w:color w:val="0033B3"/>
-        </w:rPr>
-        <w:t xml:space="preserve">var </w:t>
-      </w:r>
-      <w:r>
-        <w:rPr>
-          <w:color w:val="000000"/>
-        </w:rPr>
-        <w:t xml:space="preserve">isPalindrome </w:t>
-      </w:r>
-      <w:r>
-        <w:rPr>
-          <w:color w:val="080808"/>
-        </w:rPr>
-        <w:t xml:space="preserve">= </w:t>
-      </w:r>
-      <w:r>
-        <w:rPr>
-          <w:color w:val="0033B3"/>
-        </w:rPr>
-        <w:t>true</w:t>
-      </w:r>
-      <w:r>
-        <w:rPr>
-          <w:color w:val="080808"/>
-        </w:rPr>
-        <w:t>;</w:t>
-      </w:r>
-      <w:r>
-        <w:rPr>
-          <w:color w:val="080808"/>
-        </w:rPr>
-        <w:br/>
-        <w:t xml:space="preserve">            </w:t>
-      </w:r>
-      <w:r>
-        <w:rPr>
-          <w:color w:val="0033B3"/>
-        </w:rPr>
-        <w:t xml:space="preserve">for </w:t>
-      </w:r>
-      <w:r>
-        <w:rPr>
-          <w:color w:val="080808"/>
-        </w:rPr>
-        <w:t>(</w:t>
-      </w:r>
-      <w:r>
-        <w:rPr>
-          <w:color w:val="0033B3"/>
-        </w:rPr>
-        <w:t xml:space="preserve">int </w:t>
-      </w:r>
-      <w:r>
-        <w:rPr>
-          <w:color w:val="000000"/>
-        </w:rPr>
-        <w:t xml:space="preserve">i </w:t>
-      </w:r>
-      <w:r>
-        <w:rPr>
-          <w:color w:val="080808"/>
-        </w:rPr>
-        <w:t xml:space="preserve">= </w:t>
-      </w:r>
-      <w:r>
-        <w:rPr>
-          <w:color w:val="1750EB"/>
-        </w:rPr>
-        <w:t>0</w:t>
-      </w:r>
-      <w:r>
-        <w:rPr>
-          <w:color w:val="080808"/>
-        </w:rPr>
-        <w:t xml:space="preserve">; </w:t>
-      </w:r>
-      <w:r>
-        <w:rPr>
-          <w:color w:val="000000"/>
-        </w:rPr>
-        <w:t xml:space="preserve">i </w:t>
-      </w:r>
-      <w:r>
-        <w:rPr>
-          <w:color w:val="080808"/>
-        </w:rPr>
-        <w:t xml:space="preserve">&lt; </w:t>
-      </w:r>
-      <w:r>
-        <w:rPr>
-          <w:color w:val="000000"/>
-        </w:rPr>
-        <w:t>wordCharArray</w:t>
-      </w:r>
-      <w:r>
-        <w:rPr>
-          <w:color w:val="080808"/>
-        </w:rPr>
-        <w:t>.</w:t>
-      </w:r>
-      <w:r>
-        <w:rPr>
-          <w:color w:val="871094"/>
-        </w:rPr>
-        <w:t xml:space="preserve">Length </w:t>
-      </w:r>
-      <w:r>
-        <w:rPr>
-          <w:color w:val="080808"/>
-        </w:rPr>
-        <w:t xml:space="preserve">/ </w:t>
-      </w:r>
-      <w:r>
-        <w:rPr>
-          <w:color w:val="1750EB"/>
-        </w:rPr>
-        <w:t>2</w:t>
-      </w:r>
-      <w:r>
-        <w:rPr>
-          <w:color w:val="080808"/>
-        </w:rPr>
-        <w:t xml:space="preserve">; </w:t>
-      </w:r>
-      <w:r>
-        <w:rPr>
-          <w:color w:val="000000"/>
-        </w:rPr>
-        <w:t>i</w:t>
-      </w:r>
-      <w:r>
-        <w:rPr>
-          <w:color w:val="080808"/>
-        </w:rPr>
-        <w:t>++)</w:t>
-      </w:r>
-      <w:r>
-        <w:rPr>
-          <w:color w:val="080808"/>
-        </w:rPr>
-        <w:br/>
-        <w:t xml:space="preserve">            {</w:t>
-      </w:r>
-      <w:r>
-        <w:rPr>
-          <w:color w:val="080808"/>
-        </w:rPr>
-        <w:br/>
-        <w:t xml:space="preserve">                </w:t>
-      </w:r>
-      <w:r>
-        <w:rPr>
-          <w:color w:val="0033B3"/>
-        </w:rPr>
-        <w:t xml:space="preserve">if </w:t>
-      </w:r>
-      <w:r>
-        <w:rPr>
-          <w:color w:val="080808"/>
-        </w:rPr>
-        <w:t>(</w:t>
-      </w:r>
-      <w:r>
-        <w:rPr>
-          <w:color w:val="000000"/>
-        </w:rPr>
-        <w:t>wordCharArray</w:t>
-      </w:r>
-      <w:r>
-        <w:rPr>
-          <w:color w:val="080808"/>
-        </w:rPr>
-        <w:t>[</w:t>
-      </w:r>
-      <w:r>
-        <w:rPr>
-          <w:color w:val="000000"/>
-        </w:rPr>
-        <w:t>i</w:t>
-      </w:r>
-      <w:r>
-        <w:rPr>
-          <w:color w:val="080808"/>
-        </w:rPr>
-        <w:t xml:space="preserve">] != </w:t>
-      </w:r>
-      <w:r>
-        <w:rPr>
-          <w:color w:val="000000"/>
-        </w:rPr>
-        <w:t>wordCharArray</w:t>
-      </w:r>
-      <w:r>
-        <w:rPr>
-          <w:color w:val="080808"/>
-        </w:rPr>
-        <w:t>[</w:t>
-      </w:r>
-      <w:r>
-        <w:rPr>
-          <w:color w:val="000000"/>
-        </w:rPr>
-        <w:t>wordCharArray</w:t>
-      </w:r>
-      <w:r>
-        <w:rPr>
-          <w:color w:val="080808"/>
-        </w:rPr>
-        <w:t>.</w:t>
-      </w:r>
-      <w:r>
-        <w:rPr>
-          <w:color w:val="871094"/>
-        </w:rPr>
-        <w:t xml:space="preserve">Length </w:t>
-      </w:r>
-      <w:r>
-        <w:rPr>
-          <w:color w:val="080808"/>
-        </w:rPr>
-        <w:t xml:space="preserve">- </w:t>
-      </w:r>
-      <w:r>
-        <w:rPr>
-          <w:color w:val="000000"/>
-        </w:rPr>
-        <w:t xml:space="preserve">i </w:t>
-      </w:r>
-      <w:r>
-        <w:rPr>
-          <w:color w:val="080808"/>
-        </w:rPr>
-        <w:t xml:space="preserve">- </w:t>
-      </w:r>
-      <w:r>
-        <w:rPr>
-          <w:color w:val="1750EB"/>
-        </w:rPr>
-        <w:t>1</w:t>
-      </w:r>
-      <w:r>
-        <w:rPr>
-          <w:color w:val="080808"/>
-        </w:rPr>
-        <w:t>])</w:t>
-      </w:r>
-      <w:r>
-        <w:rPr>
-          <w:color w:val="080808"/>
-        </w:rPr>
-        <w:br/>
-        <w:t xml:space="preserve">                {</w:t>
-      </w:r>
-      <w:r>
-        <w:rPr>
-          <w:color w:val="080808"/>
-        </w:rPr>
-        <w:br/>
-        <w:t xml:space="preserve">                    </w:t>
-      </w:r>
-      <w:r>
-        <w:rPr>
-          <w:color w:val="000000"/>
-        </w:rPr>
-        <w:t xml:space="preserve">isPalindrome </w:t>
-      </w:r>
-      <w:r>
-        <w:rPr>
-          <w:color w:val="080808"/>
-        </w:rPr>
-        <w:t xml:space="preserve">= </w:t>
-      </w:r>
-      <w:r>
-        <w:rPr>
-          <w:color w:val="0033B3"/>
-        </w:rPr>
-        <w:t>false</w:t>
-      </w:r>
-      <w:r>
-        <w:rPr>
-          <w:color w:val="080808"/>
-        </w:rPr>
-        <w:t>;</w:t>
-      </w:r>
-      <w:r>
-        <w:rPr>
-          <w:color w:val="080808"/>
-        </w:rPr>
-        <w:br/>
-        <w:t xml:space="preserve">                    </w:t>
-      </w:r>
-      <w:r>
-        <w:rPr>
-          <w:color w:val="0033B3"/>
-        </w:rPr>
-        <w:t>break</w:t>
-      </w:r>
-      <w:r>
-        <w:rPr>
-          <w:color w:val="080808"/>
-        </w:rPr>
-        <w:t>;</w:t>
-      </w:r>
-      <w:r>
-        <w:rPr>
-          <w:color w:val="080808"/>
-        </w:rPr>
-        <w:br/>
-        <w:t xml:space="preserve">                }</w:t>
-      </w:r>
-      <w:r>
-        <w:rPr>
-          <w:color w:val="080808"/>
-        </w:rPr>
-        <w:br/>
-        <w:t xml:space="preserve">            }</w:t>
-      </w:r>
-      <w:r>
-        <w:rPr>
-          <w:color w:val="080808"/>
-        </w:rPr>
-        <w:br/>
-        <w:t xml:space="preserve">            </w:t>
-      </w:r>
-      <w:r>
-        <w:rPr>
-          <w:color w:val="0033B3"/>
-        </w:rPr>
-        <w:t xml:space="preserve">if </w:t>
-      </w:r>
-      <w:r>
-        <w:rPr>
-          <w:color w:val="080808"/>
-        </w:rPr>
-        <w:t>(</w:t>
-      </w:r>
-      <w:r>
-        <w:rPr>
-          <w:color w:val="000000"/>
-        </w:rPr>
-        <w:t>isPalindrome</w:t>
-      </w:r>
-      <w:r>
-        <w:rPr>
-          <w:color w:val="080808"/>
-        </w:rPr>
-        <w:t>)</w:t>
-      </w:r>
-      <w:r>
-        <w:rPr>
-          <w:color w:val="080808"/>
-        </w:rPr>
-        <w:br/>
-        <w:t xml:space="preserve">                </w:t>
-      </w:r>
-      <w:r>
-        <w:rPr>
-          <w:color w:val="000000"/>
-        </w:rPr>
-        <w:t>result</w:t>
-      </w:r>
-      <w:r>
-        <w:rPr>
-          <w:color w:val="080808"/>
-        </w:rPr>
-        <w:t>.</w:t>
-      </w:r>
-      <w:r>
-        <w:rPr>
-          <w:color w:val="00627A"/>
-        </w:rPr>
-        <w:t>Add</w:t>
-      </w:r>
-      <w:r>
-        <w:rPr>
-          <w:color w:val="080808"/>
-        </w:rPr>
-        <w:t>(</w:t>
-      </w:r>
-      <w:r>
-        <w:rPr>
-          <w:color w:val="000000"/>
-        </w:rPr>
-        <w:t>word</w:t>
-      </w:r>
-      <w:r>
-        <w:rPr>
-          <w:color w:val="080808"/>
-        </w:rPr>
-        <w:t>);</w:t>
-      </w:r>
-      <w:r>
-        <w:rPr>
-          <w:color w:val="080808"/>
-        </w:rPr>
-        <w:br/>
-        <w:t xml:space="preserve">        }</w:t>
-      </w:r>
-      <w:r>
-        <w:rPr>
-          <w:color w:val="080808"/>
-        </w:rPr>
-        <w:br/>
-        <w:t xml:space="preserve">        </w:t>
-      </w:r>
-      <w:r>
-        <w:rPr>
-          <w:color w:val="0033B3"/>
-        </w:rPr>
-        <w:t xml:space="preserve">return </w:t>
-      </w:r>
-      <w:r>
-        <w:rPr>
-          <w:color w:val="000000"/>
-        </w:rPr>
-        <w:t>result</w:t>
-      </w:r>
-      <w:r>
-        <w:rPr>
-          <w:color w:val="080808"/>
-        </w:rPr>
-        <w:t>;</w:t>
-      </w:r>
-      <w:r>
-        <w:rPr>
-          <w:color w:val="080808"/>
-        </w:rPr>
-        <w:br/>
-        <w:t xml:space="preserve">    }</w:t>
-      </w:r>
-      <w:r>
-        <w:rPr>
-          <w:color w:val="080808"/>
-        </w:rPr>
-        <w:br/>
-      </w:r>
-      <w:r>
-        <w:rPr>
-          <w:color w:val="080808"/>
-        </w:rPr>
-        <w:br/>
-        <w:t xml:space="preserve">    </w:t>
-      </w:r>
-      <w:r>
-        <w:rPr>
-          <w:i/>
-          <w:iCs/>
-          <w:color w:val="8C8C8C"/>
-        </w:rPr>
-        <w:t>/// &lt;summary&gt;</w:t>
-      </w:r>
-      <w:r>
-        <w:rPr>
-          <w:i/>
-          <w:iCs/>
-          <w:color w:val="8C8C8C"/>
-        </w:rPr>
-        <w:br/>
-        <w:t xml:space="preserve">    /// Используйте этот метод для поиска валиндрома и вывода их в отдельный текстовый файл</w:t>
-      </w:r>
-      <w:r>
-        <w:rPr>
-          <w:i/>
-          <w:iCs/>
-          <w:color w:val="8C8C8C"/>
-        </w:rPr>
-        <w:br/>
-        <w:t xml:space="preserve">    /// &lt;/summary&gt;</w:t>
-      </w:r>
-      <w:r>
-        <w:rPr>
-          <w:i/>
-          <w:iCs/>
-          <w:color w:val="8C8C8C"/>
-        </w:rPr>
-        <w:br/>
-      </w:r>
-      <w:r>
-        <w:rPr>
-          <w:i/>
-          <w:iCs/>
-          <w:color w:val="8C8C8C"/>
-        </w:rPr>
-        <w:lastRenderedPageBreak/>
         <w:t xml:space="preserve">    /// &lt;param name="fileName"&gt;Путь к файлу. Если</w:t>
       </w:r>
       <w:r>
